--- a/resultados/Relatório.docx
+++ b/resultados/Relatório.docx
@@ -22354,14 +22354,12 @@
         </w:rPr>
         <w:t>, e nos permit</w:t>
       </w:r>
-      <w:proofErr w:type="spellStart"/>
       <w:r>
         <w:rPr>
           <w:rFonts w:ascii="Times New Roman" w:eastAsiaTheme="minorEastAsia" w:hAnsi="Times New Roman" w:cs="Times New Roman"/>
         </w:rPr>
         <w:t>iu</w:t>
       </w:r>
-      <w:proofErr w:type="spellEnd"/>
       <w:r>
         <w:rPr>
           <w:rFonts w:ascii="Times New Roman" w:eastAsiaTheme="minorEastAsia" w:hAnsi="Times New Roman" w:cs="Times New Roman"/>
@@ -22891,10 +22889,2745 @@
     <w:p>
       <w:pPr>
         <w:spacing w:line="360" w:lineRule="auto"/>
-        <w:ind w:left="567"/>
         <w:jc w:val="both"/>
         <w:rPr>
           <w:rFonts w:ascii="Times New Roman" w:eastAsiaTheme="minorEastAsia" w:hAnsi="Times New Roman" w:cs="Times New Roman"/>
+        </w:rPr>
+      </w:pPr>
+    </w:p>
+    <w:p>
+      <w:pPr>
+        <w:pStyle w:val="PargrafodaLista"/>
+        <w:numPr>
+          <w:ilvl w:val="0"/>
+          <w:numId w:val="4"/>
+        </w:numPr>
+        <w:spacing w:line="360" w:lineRule="auto"/>
+        <w:ind w:left="709"/>
+        <w:jc w:val="both"/>
+        <w:rPr>
+          <w:rFonts w:ascii="Times New Roman" w:eastAsiaTheme="minorEastAsia" w:hAnsi="Times New Roman" w:cs="Times New Roman"/>
+          <w:b/>
+          <w:bCs/>
+        </w:rPr>
+      </w:pPr>
+      <w:r>
+        <w:rPr>
+          <w:rFonts w:ascii="Times New Roman" w:eastAsiaTheme="minorEastAsia" w:hAnsi="Times New Roman" w:cs="Times New Roman"/>
+          <w:b/>
+          <w:bCs/>
+        </w:rPr>
+        <w:t>Estimação do Modelo Estrutu</w:t>
+      </w:r>
+      <w:r>
+        <w:rPr>
+          <w:rFonts w:ascii="Times New Roman" w:eastAsiaTheme="minorEastAsia" w:hAnsi="Times New Roman" w:cs="Times New Roman"/>
+          <w:b/>
+          <w:bCs/>
+        </w:rPr>
+        <w:t>r</w:t>
+      </w:r>
+      <w:r>
+        <w:rPr>
+          <w:rFonts w:ascii="Times New Roman" w:eastAsiaTheme="minorEastAsia" w:hAnsi="Times New Roman" w:cs="Times New Roman"/>
+          <w:b/>
+          <w:bCs/>
+        </w:rPr>
+        <w:t>al DMP</w:t>
+      </w:r>
+    </w:p>
+    <w:p>
+      <w:pPr>
+        <w:spacing w:line="360" w:lineRule="auto"/>
+        <w:ind w:left="349" w:firstLine="359"/>
+        <w:jc w:val="both"/>
+        <w:rPr>
+          <w:rFonts w:ascii="Times New Roman" w:eastAsiaTheme="minorEastAsia" w:hAnsi="Times New Roman" w:cs="Times New Roman"/>
+        </w:rPr>
+      </w:pPr>
+      <w:r>
+        <w:rPr>
+          <w:rFonts w:ascii="Times New Roman" w:eastAsiaTheme="minorEastAsia" w:hAnsi="Times New Roman" w:cs="Times New Roman"/>
+        </w:rPr>
+        <w:t xml:space="preserve">Em seguida, partimos para a análise da estrutura de mercado de trabalho baseada no modelo </w:t>
+      </w:r>
+      <w:r>
+        <w:rPr>
+          <w:rFonts w:ascii="Times New Roman" w:eastAsiaTheme="minorEastAsia" w:hAnsi="Times New Roman" w:cs="Times New Roman"/>
+        </w:rPr>
+        <w:t xml:space="preserve">Search e </w:t>
+      </w:r>
+      <w:proofErr w:type="spellStart"/>
+      <w:r>
+        <w:rPr>
+          <w:rFonts w:ascii="Times New Roman" w:eastAsiaTheme="minorEastAsia" w:hAnsi="Times New Roman" w:cs="Times New Roman"/>
+        </w:rPr>
+        <w:t>Ma</w:t>
+      </w:r>
+      <w:r>
+        <w:rPr>
+          <w:rFonts w:ascii="Times New Roman" w:eastAsiaTheme="minorEastAsia" w:hAnsi="Times New Roman" w:cs="Times New Roman"/>
+        </w:rPr>
+        <w:t>tching</w:t>
+      </w:r>
+      <w:proofErr w:type="spellEnd"/>
+      <w:r>
+        <w:rPr>
+          <w:rFonts w:ascii="Times New Roman" w:eastAsiaTheme="minorEastAsia" w:hAnsi="Times New Roman" w:cs="Times New Roman"/>
+        </w:rPr>
+        <w:t xml:space="preserve"> desenvolvido por Diamond (1982), Mortensen (1982) e </w:t>
+      </w:r>
+      <w:proofErr w:type="spellStart"/>
+      <w:r>
+        <w:rPr>
+          <w:rFonts w:ascii="Times New Roman" w:eastAsiaTheme="minorEastAsia" w:hAnsi="Times New Roman" w:cs="Times New Roman"/>
+        </w:rPr>
+        <w:t>Pissarides</w:t>
+      </w:r>
+      <w:proofErr w:type="spellEnd"/>
+      <w:r>
+        <w:rPr>
+          <w:rFonts w:ascii="Times New Roman" w:eastAsiaTheme="minorEastAsia" w:hAnsi="Times New Roman" w:cs="Times New Roman"/>
+        </w:rPr>
+        <w:t xml:space="preserve"> (1985, 2000), </w:t>
+      </w:r>
+      <w:r>
+        <w:rPr>
+          <w:rFonts w:ascii="Times New Roman" w:eastAsiaTheme="minorEastAsia" w:hAnsi="Times New Roman" w:cs="Times New Roman"/>
+        </w:rPr>
+        <w:t xml:space="preserve">conhecido como modelo DMP. Esta abordagem amplamente utilizada no estudo de ficções do mercado de trabalho, nos permitiu formalizar o processo de busca de emprego </w:t>
+      </w:r>
+      <w:r>
+        <w:rPr>
+          <w:rFonts w:ascii="Times New Roman" w:eastAsiaTheme="minorEastAsia" w:hAnsi="Times New Roman" w:cs="Times New Roman"/>
+        </w:rPr>
+        <w:t>e geração de vínculos de trabalho como resultado da interação entre oferta e demanda como informação imperfeita e custo de transação.</w:t>
+      </w:r>
+    </w:p>
+    <w:p>
+      <w:pPr>
+        <w:spacing w:line="360" w:lineRule="auto"/>
+        <w:ind w:left="349" w:firstLine="359"/>
+        <w:jc w:val="both"/>
+        <w:rPr>
+          <w:rFonts w:ascii="Times New Roman" w:eastAsiaTheme="minorEastAsia" w:hAnsi="Times New Roman" w:cs="Times New Roman"/>
+        </w:rPr>
+      </w:pPr>
+      <w:r>
+        <w:rPr>
+          <w:rFonts w:ascii="Times New Roman" w:eastAsiaTheme="minorEastAsia" w:hAnsi="Times New Roman" w:cs="Times New Roman"/>
+        </w:rPr>
+        <w:t xml:space="preserve">Nesse modelo, trabalhadores e empresas não se encontram instantaneamente, mas o emparelhamento ocorre via uma função de </w:t>
+      </w:r>
+      <w:proofErr w:type="spellStart"/>
+      <w:r>
+        <w:rPr>
+          <w:rFonts w:ascii="Times New Roman" w:eastAsiaTheme="minorEastAsia" w:hAnsi="Times New Roman" w:cs="Times New Roman"/>
+        </w:rPr>
+        <w:t>matching</w:t>
+      </w:r>
+      <w:proofErr w:type="spellEnd"/>
+      <w:r>
+        <w:rPr>
+          <w:rFonts w:ascii="Times New Roman" w:eastAsiaTheme="minorEastAsia" w:hAnsi="Times New Roman" w:cs="Times New Roman"/>
+        </w:rPr>
+        <w:t xml:space="preserve">, que depende do número de desempregados </w:t>
+      </w:r>
+      <w:r>
+        <w:rPr>
+          <w:rFonts w:ascii="Times New Roman" w:eastAsiaTheme="minorEastAsia" w:hAnsi="Times New Roman" w:cs="Times New Roman"/>
+          <w:i/>
+          <w:iCs/>
+        </w:rPr>
+        <w:t>U</w:t>
+      </w:r>
+      <w:r>
+        <w:rPr>
+          <w:rFonts w:ascii="Times New Roman" w:eastAsiaTheme="minorEastAsia" w:hAnsi="Times New Roman" w:cs="Times New Roman"/>
+        </w:rPr>
+        <w:t xml:space="preserve"> e do número de vagas abertas </w:t>
+      </w:r>
+      <w:r>
+        <w:rPr>
+          <w:rFonts w:ascii="Times New Roman" w:eastAsiaTheme="minorEastAsia" w:hAnsi="Times New Roman" w:cs="Times New Roman"/>
+          <w:i/>
+          <w:iCs/>
+        </w:rPr>
+        <w:t>V</w:t>
+      </w:r>
+      <w:r>
+        <w:rPr>
+          <w:rFonts w:ascii="Times New Roman" w:eastAsiaTheme="minorEastAsia" w:hAnsi="Times New Roman" w:cs="Times New Roman"/>
+        </w:rPr>
+        <w:t>. A criação de vínculos depende, portanto, da eficiência desse mecanismo, que é afetado por diversos fatores institucionais e estruturais.</w:t>
+      </w:r>
+    </w:p>
+    <w:p>
+      <w:pPr>
+        <w:spacing w:line="360" w:lineRule="auto"/>
+        <w:ind w:left="349" w:firstLine="359"/>
+        <w:jc w:val="both"/>
+        <w:rPr>
+          <w:rFonts w:ascii="Times New Roman" w:eastAsiaTheme="minorEastAsia" w:hAnsi="Times New Roman" w:cs="Times New Roman"/>
+        </w:rPr>
+      </w:pPr>
+      <w:r>
+        <w:rPr>
+          <w:rFonts w:ascii="Times New Roman" w:eastAsiaTheme="minorEastAsia" w:hAnsi="Times New Roman" w:cs="Times New Roman"/>
+        </w:rPr>
+        <w:t xml:space="preserve">Adotamos aqui uma versão estacionária do modelo, ou seja, supomos que o mercado opera em equilíbrio de longo prazo, com taxas contantes de desemprego ,separação, contratação e </w:t>
+      </w:r>
+      <w:proofErr w:type="spellStart"/>
+      <w:r>
+        <w:rPr>
+          <w:rFonts w:ascii="Times New Roman" w:eastAsiaTheme="minorEastAsia" w:hAnsi="Times New Roman" w:cs="Times New Roman"/>
+        </w:rPr>
+        <w:t>tightness</w:t>
+      </w:r>
+      <w:proofErr w:type="spellEnd"/>
+      <w:r>
+        <w:rPr>
+          <w:rFonts w:ascii="Times New Roman" w:eastAsiaTheme="minorEastAsia" w:hAnsi="Times New Roman" w:cs="Times New Roman"/>
+        </w:rPr>
+        <w:t>.</w:t>
+      </w:r>
+      <w:r>
+        <w:rPr>
+          <w:rFonts w:ascii="Times New Roman" w:eastAsiaTheme="minorEastAsia" w:hAnsi="Times New Roman" w:cs="Times New Roman"/>
+        </w:rPr>
+        <w:t xml:space="preserve"> Uma modelagem simples, direta e alinhada com o tipo de dados transversais disponíveis,</w:t>
+      </w:r>
+      <w:r>
+        <w:rPr>
+          <w:rFonts w:ascii="Times New Roman" w:eastAsiaTheme="minorEastAsia" w:hAnsi="Times New Roman" w:cs="Times New Roman"/>
+        </w:rPr>
+        <w:t xml:space="preserve"> que pode ser resolvida algebricamente com poucas equações, </w:t>
+      </w:r>
+      <w:r>
+        <w:rPr>
+          <w:rFonts w:ascii="Times New Roman" w:eastAsiaTheme="minorEastAsia" w:hAnsi="Times New Roman" w:cs="Times New Roman"/>
+        </w:rPr>
+        <w:lastRenderedPageBreak/>
+        <w:t>permitindo a fácil calibração e interpretação dos mecanismos estruturais,</w:t>
+      </w:r>
+      <w:r>
+        <w:rPr>
+          <w:rFonts w:ascii="Times New Roman" w:eastAsiaTheme="minorEastAsia" w:hAnsi="Times New Roman" w:cs="Times New Roman"/>
+        </w:rPr>
+        <w:t xml:space="preserve"> como comparações de eficiência relativa e de cenários contrafactuais.</w:t>
+      </w:r>
+    </w:p>
+    <w:p>
+      <w:pPr>
+        <w:spacing w:line="360" w:lineRule="auto"/>
+        <w:ind w:left="349" w:firstLine="359"/>
+        <w:jc w:val="both"/>
+        <w:rPr>
+          <w:rFonts w:ascii="Times New Roman" w:eastAsiaTheme="minorEastAsia" w:hAnsi="Times New Roman" w:cs="Times New Roman"/>
+          <w:b/>
+          <w:bCs/>
+        </w:rPr>
+      </w:pPr>
+      <w:r>
+        <w:rPr>
+          <w:rFonts w:ascii="Times New Roman" w:eastAsiaTheme="minorEastAsia" w:hAnsi="Times New Roman" w:cs="Times New Roman"/>
+        </w:rPr>
+        <w:t>As equações fundamentais do equilíbrio estacionário do modelo DMP são:</w:t>
+      </w:r>
+    </w:p>
+    <w:p>
+      <w:pPr>
+        <w:pStyle w:val="PargrafodaLista"/>
+        <w:numPr>
+          <w:ilvl w:val="0"/>
+          <w:numId w:val="8"/>
+        </w:numPr>
+        <w:spacing w:line="360" w:lineRule="auto"/>
+        <w:jc w:val="both"/>
+        <w:rPr>
+          <w:rFonts w:ascii="Times New Roman" w:eastAsiaTheme="minorEastAsia" w:hAnsi="Times New Roman" w:cs="Times New Roman"/>
+        </w:rPr>
+      </w:pPr>
+      <w:r>
+        <w:rPr>
+          <w:rFonts w:ascii="Times New Roman" w:eastAsiaTheme="minorEastAsia" w:hAnsi="Times New Roman" w:cs="Times New Roman"/>
+        </w:rPr>
+        <w:t>Equação do desemprego:</w:t>
+      </w:r>
+    </w:p>
+    <w:p>
+      <w:pPr>
+        <w:pStyle w:val="PargrafodaLista"/>
+        <w:spacing w:line="360" w:lineRule="auto"/>
+        <w:ind w:left="1068"/>
+        <w:jc w:val="both"/>
+        <w:rPr>
+          <w:rFonts w:ascii="Times New Roman" w:eastAsiaTheme="minorEastAsia" w:hAnsi="Times New Roman" w:cs="Times New Roman"/>
+        </w:rPr>
+      </w:pPr>
+      <m:oMathPara>
+        <m:oMath>
+          <m:r>
+            <w:rPr>
+              <w:rFonts w:ascii="Cambria Math" w:eastAsiaTheme="minorEastAsia" w:hAnsi="Cambria Math" w:cs="Times New Roman"/>
+            </w:rPr>
+            <m:t>u=</m:t>
+          </m:r>
+          <m:f>
+            <m:fPr>
+              <m:ctrlPr>
+                <w:rPr>
+                  <w:rFonts w:ascii="Cambria Math" w:eastAsiaTheme="minorEastAsia" w:hAnsi="Cambria Math" w:cs="Times New Roman"/>
+                </w:rPr>
+              </m:ctrlPr>
+            </m:fPr>
+            <m:num>
+              <m:r>
+                <w:rPr>
+                  <w:rFonts w:ascii="Cambria Math" w:eastAsiaTheme="minorEastAsia" w:hAnsi="Cambria Math" w:cs="Times New Roman"/>
+                </w:rPr>
+                <m:t>s</m:t>
+              </m:r>
+              <m:ctrlPr>
+                <w:rPr>
+                  <w:rFonts w:ascii="Cambria Math" w:eastAsiaTheme="minorEastAsia" w:hAnsi="Cambria Math" w:cs="Times New Roman"/>
+                  <w:i/>
+                </w:rPr>
+              </m:ctrlPr>
+            </m:num>
+            <m:den>
+              <m:r>
+                <w:rPr>
+                  <w:rFonts w:ascii="Cambria Math" w:eastAsiaTheme="minorEastAsia" w:hAnsi="Cambria Math" w:cs="Times New Roman"/>
+                </w:rPr>
+                <m:t>s+f</m:t>
+              </m:r>
+              <m:d>
+                <m:dPr>
+                  <m:ctrlPr>
+                    <w:rPr>
+                      <w:rFonts w:ascii="Cambria Math" w:eastAsiaTheme="minorEastAsia" w:hAnsi="Cambria Math" w:cs="Times New Roman"/>
+                      <w:i/>
+                    </w:rPr>
+                  </m:ctrlPr>
+                </m:dPr>
+                <m:e>
+                  <m:r>
+                    <m:rPr>
+                      <m:sty m:val="p"/>
+                    </m:rPr>
+                    <w:rPr>
+                      <w:rFonts w:ascii="Cambria Math" w:eastAsiaTheme="minorEastAsia" w:hAnsi="Cambria Math" w:cs="Times New Roman"/>
+                    </w:rPr>
+                    <m:t>θ</m:t>
+                  </m:r>
+                </m:e>
+              </m:d>
+              <m:ctrlPr>
+                <w:rPr>
+                  <w:rFonts w:ascii="Cambria Math" w:eastAsiaTheme="minorEastAsia" w:hAnsi="Cambria Math" w:cs="Times New Roman"/>
+                  <w:i/>
+                </w:rPr>
+              </m:ctrlPr>
+            </m:den>
+          </m:f>
+        </m:oMath>
+      </m:oMathPara>
+    </w:p>
+    <w:p>
+      <w:pPr>
+        <w:pStyle w:val="PargrafodaLista"/>
+        <w:spacing w:line="360" w:lineRule="auto"/>
+        <w:ind w:left="1068"/>
+        <w:jc w:val="both"/>
+        <w:rPr>
+          <w:rFonts w:ascii="Times New Roman" w:eastAsiaTheme="minorEastAsia" w:hAnsi="Times New Roman" w:cs="Times New Roman"/>
+        </w:rPr>
+      </w:pPr>
+      <w:r>
+        <w:rPr>
+          <w:rFonts w:ascii="Times New Roman" w:eastAsiaTheme="minorEastAsia" w:hAnsi="Times New Roman" w:cs="Times New Roman"/>
+        </w:rPr>
+        <w:t>Onde:</w:t>
+      </w:r>
+    </w:p>
+    <w:p>
+      <w:pPr>
+        <w:pStyle w:val="PargrafodaLista"/>
+        <w:numPr>
+          <w:ilvl w:val="0"/>
+          <w:numId w:val="6"/>
+        </w:numPr>
+        <w:spacing w:line="360" w:lineRule="auto"/>
+        <w:ind w:left="1560"/>
+        <w:jc w:val="both"/>
+        <w:rPr>
+          <w:rFonts w:ascii="Times New Roman" w:eastAsiaTheme="minorEastAsia" w:hAnsi="Times New Roman" w:cs="Times New Roman"/>
+        </w:rPr>
+      </w:pPr>
+      <m:oMath>
+        <m:r>
+          <w:rPr>
+            <w:rFonts w:ascii="Cambria Math" w:eastAsiaTheme="minorEastAsia" w:hAnsi="Cambria Math" w:cs="Times New Roman"/>
+          </w:rPr>
+          <m:t>u</m:t>
+        </m:r>
+      </m:oMath>
+      <w:r>
+        <w:rPr>
+          <w:rFonts w:ascii="Times New Roman" w:eastAsiaTheme="minorEastAsia" w:hAnsi="Times New Roman" w:cs="Times New Roman"/>
+        </w:rPr>
+        <w:t>: taxa de desemprego</w:t>
+      </w:r>
+    </w:p>
+    <w:p>
+      <w:pPr>
+        <w:pStyle w:val="PargrafodaLista"/>
+        <w:numPr>
+          <w:ilvl w:val="0"/>
+          <w:numId w:val="6"/>
+        </w:numPr>
+        <w:spacing w:line="360" w:lineRule="auto"/>
+        <w:ind w:left="1560"/>
+        <w:jc w:val="both"/>
+        <w:rPr>
+          <w:rFonts w:ascii="Times New Roman" w:eastAsiaTheme="minorEastAsia" w:hAnsi="Times New Roman" w:cs="Times New Roman"/>
+        </w:rPr>
+      </w:pPr>
+      <m:oMath>
+        <m:r>
+          <w:rPr>
+            <w:rFonts w:ascii="Cambria Math" w:eastAsiaTheme="minorEastAsia" w:hAnsi="Cambria Math" w:cs="Times New Roman"/>
+          </w:rPr>
+          <m:t>s</m:t>
+        </m:r>
+      </m:oMath>
+      <w:r>
+        <w:rPr>
+          <w:rFonts w:ascii="Times New Roman" w:eastAsiaTheme="minorEastAsia" w:hAnsi="Times New Roman" w:cs="Times New Roman"/>
+        </w:rPr>
+        <w:t>: taxa de separação de vínculos</w:t>
+      </w:r>
+    </w:p>
+    <w:p>
+      <w:pPr>
+        <w:pStyle w:val="PargrafodaLista"/>
+        <w:numPr>
+          <w:ilvl w:val="0"/>
+          <w:numId w:val="6"/>
+        </w:numPr>
+        <w:spacing w:line="360" w:lineRule="auto"/>
+        <w:ind w:left="1560"/>
+        <w:jc w:val="both"/>
+        <w:rPr>
+          <w:rFonts w:ascii="Times New Roman" w:eastAsiaTheme="minorEastAsia" w:hAnsi="Times New Roman" w:cs="Times New Roman"/>
+        </w:rPr>
+      </w:pPr>
+      <m:oMath>
+        <m:r>
+          <w:rPr>
+            <w:rFonts w:ascii="Cambria Math" w:eastAsiaTheme="minorEastAsia" w:hAnsi="Cambria Math" w:cs="Times New Roman"/>
+          </w:rPr>
+          <m:t>f</m:t>
+        </m:r>
+        <m:d>
+          <m:dPr>
+            <m:ctrlPr>
+              <w:rPr>
+                <w:rFonts w:ascii="Cambria Math" w:eastAsiaTheme="minorEastAsia" w:hAnsi="Cambria Math" w:cs="Times New Roman"/>
+                <w:i/>
+              </w:rPr>
+            </m:ctrlPr>
+          </m:dPr>
+          <m:e>
+            <m:r>
+              <m:rPr>
+                <m:sty m:val="p"/>
+              </m:rPr>
+              <w:rPr>
+                <w:rFonts w:ascii="Cambria Math" w:eastAsiaTheme="minorEastAsia" w:hAnsi="Cambria Math" w:cs="Times New Roman"/>
+              </w:rPr>
+              <m:t>θ</m:t>
+            </m:r>
+          </m:e>
+        </m:d>
+      </m:oMath>
+      <w:r>
+        <w:rPr>
+          <w:rFonts w:ascii="Times New Roman" w:eastAsiaTheme="minorEastAsia" w:hAnsi="Times New Roman" w:cs="Times New Roman"/>
+        </w:rPr>
+        <w:t xml:space="preserve">: taxa de encontro, função crescente de </w:t>
+      </w:r>
+      <w:proofErr w:type="spellStart"/>
+      <w:r>
+        <w:rPr>
+          <w:rFonts w:ascii="Times New Roman" w:eastAsiaTheme="minorEastAsia" w:hAnsi="Times New Roman" w:cs="Times New Roman"/>
+        </w:rPr>
+        <w:t>tightness</w:t>
+      </w:r>
+      <w:proofErr w:type="spellEnd"/>
+    </w:p>
+    <w:p>
+      <w:pPr>
+        <w:pStyle w:val="PargrafodaLista"/>
+        <w:numPr>
+          <w:ilvl w:val="0"/>
+          <w:numId w:val="8"/>
+        </w:numPr>
+        <w:spacing w:line="360" w:lineRule="auto"/>
+        <w:jc w:val="both"/>
+        <w:rPr>
+          <w:rFonts w:ascii="Times New Roman" w:eastAsiaTheme="minorEastAsia" w:hAnsi="Times New Roman" w:cs="Times New Roman"/>
+        </w:rPr>
+      </w:pPr>
+      <w:r>
+        <w:rPr>
+          <w:rFonts w:ascii="Times New Roman" w:eastAsiaTheme="minorEastAsia" w:hAnsi="Times New Roman" w:cs="Times New Roman"/>
+        </w:rPr>
+        <w:t xml:space="preserve">Função de </w:t>
+      </w:r>
+      <w:proofErr w:type="spellStart"/>
+      <w:r>
+        <w:rPr>
+          <w:rFonts w:ascii="Times New Roman" w:eastAsiaTheme="minorEastAsia" w:hAnsi="Times New Roman" w:cs="Times New Roman"/>
+        </w:rPr>
+        <w:t>matching</w:t>
+      </w:r>
+      <w:proofErr w:type="spellEnd"/>
+      <w:r>
+        <w:rPr>
+          <w:rFonts w:ascii="Times New Roman" w:eastAsiaTheme="minorEastAsia" w:hAnsi="Times New Roman" w:cs="Times New Roman"/>
+        </w:rPr>
+        <w:t>:</w:t>
+      </w:r>
+    </w:p>
+    <w:p>
+      <w:pPr>
+        <w:pStyle w:val="PargrafodaLista"/>
+        <w:spacing w:line="360" w:lineRule="auto"/>
+        <w:ind w:left="1068"/>
+        <w:jc w:val="both"/>
+        <w:rPr>
+          <w:rFonts w:ascii="Times New Roman" w:eastAsiaTheme="minorEastAsia" w:hAnsi="Times New Roman" w:cs="Times New Roman"/>
+        </w:rPr>
+      </w:pPr>
+      <m:oMathPara>
+        <m:oMath>
+          <m:r>
+            <w:rPr>
+              <w:rFonts w:ascii="Cambria Math" w:eastAsiaTheme="minorEastAsia" w:hAnsi="Cambria Math" w:cs="Times New Roman"/>
+            </w:rPr>
+            <m:t>M=m</m:t>
+          </m:r>
+          <m:r>
+            <m:rPr>
+              <m:sty m:val="p"/>
+            </m:rPr>
+            <w:rPr>
+              <w:rFonts w:ascii="Cambria Math" w:eastAsiaTheme="minorEastAsia" w:hAnsi="Cambria Math" w:cs="Times New Roman"/>
+            </w:rPr>
+            <m:t>⋅</m:t>
+          </m:r>
+          <m:sSup>
+            <m:sSupPr>
+              <m:ctrlPr>
+                <w:rPr>
+                  <w:rFonts w:ascii="Cambria Math" w:eastAsiaTheme="minorEastAsia" w:hAnsi="Cambria Math" w:cs="Times New Roman"/>
+                  <w:i/>
+                </w:rPr>
+              </m:ctrlPr>
+            </m:sSupPr>
+            <m:e>
+              <m:r>
+                <w:rPr>
+                  <w:rFonts w:ascii="Cambria Math" w:eastAsiaTheme="minorEastAsia" w:hAnsi="Cambria Math" w:cs="Times New Roman"/>
+                </w:rPr>
+                <m:t>U</m:t>
+              </m:r>
+              <m:ctrlPr>
+                <w:rPr>
+                  <w:rFonts w:ascii="Cambria Math" w:eastAsiaTheme="minorEastAsia" w:hAnsi="Cambria Math" w:cs="Times New Roman"/>
+                </w:rPr>
+              </m:ctrlPr>
+            </m:e>
+            <m:sup>
+              <m:r>
+                <m:rPr>
+                  <m:sty m:val="p"/>
+                </m:rPr>
+                <w:rPr>
+                  <w:rFonts w:ascii="Cambria Math" w:eastAsiaTheme="minorEastAsia" w:hAnsi="Cambria Math" w:cs="Times New Roman"/>
+                </w:rPr>
+                <m:t>α</m:t>
+              </m:r>
+            </m:sup>
+          </m:sSup>
+          <m:r>
+            <m:rPr>
+              <m:sty m:val="p"/>
+            </m:rPr>
+            <w:rPr>
+              <w:rFonts w:ascii="Cambria Math" w:eastAsiaTheme="minorEastAsia" w:hAnsi="Cambria Math" w:cs="Times New Roman"/>
+            </w:rPr>
+            <m:t>⋅</m:t>
+          </m:r>
+          <m:sSup>
+            <m:sSupPr>
+              <m:ctrlPr>
+                <w:rPr>
+                  <w:rFonts w:ascii="Cambria Math" w:eastAsiaTheme="minorEastAsia" w:hAnsi="Cambria Math" w:cs="Times New Roman"/>
+                  <w:i/>
+                </w:rPr>
+              </m:ctrlPr>
+            </m:sSupPr>
+            <m:e>
+              <m:r>
+                <w:rPr>
+                  <w:rFonts w:ascii="Cambria Math" w:eastAsiaTheme="minorEastAsia" w:hAnsi="Cambria Math" w:cs="Times New Roman"/>
+                </w:rPr>
+                <m:t>V</m:t>
+              </m:r>
+              <m:ctrlPr>
+                <w:rPr>
+                  <w:rFonts w:ascii="Cambria Math" w:eastAsiaTheme="minorEastAsia" w:hAnsi="Cambria Math" w:cs="Times New Roman"/>
+                </w:rPr>
+              </m:ctrlPr>
+            </m:e>
+            <m:sup>
+              <m:r>
+                <w:rPr>
+                  <w:rFonts w:ascii="Cambria Math" w:eastAsiaTheme="minorEastAsia" w:hAnsi="Cambria Math" w:cs="Times New Roman"/>
+                </w:rPr>
+                <m:t>1-</m:t>
+              </m:r>
+              <m:r>
+                <m:rPr>
+                  <m:sty m:val="p"/>
+                </m:rPr>
+                <w:rPr>
+                  <w:rFonts w:ascii="Cambria Math" w:eastAsiaTheme="minorEastAsia" w:hAnsi="Cambria Math" w:cs="Times New Roman"/>
+                </w:rPr>
+                <m:t>α</m:t>
+              </m:r>
+            </m:sup>
+          </m:sSup>
+          <m:r>
+            <m:rPr>
+              <m:sty m:val="p"/>
+            </m:rPr>
+            <w:rPr>
+              <w:rFonts w:ascii="Cambria Math" w:eastAsiaTheme="minorEastAsia" w:hAnsi="Cambria Math" w:cs="Times New Roman"/>
+            </w:rPr>
+            <m:t>→</m:t>
+          </m:r>
+          <m:r>
+            <w:rPr>
+              <w:rFonts w:ascii="Cambria Math" w:eastAsiaTheme="minorEastAsia" w:hAnsi="Cambria Math" w:cs="Times New Roman"/>
+            </w:rPr>
+            <m:t>f</m:t>
+          </m:r>
+          <m:d>
+            <m:dPr>
+              <m:ctrlPr>
+                <w:rPr>
+                  <w:rFonts w:ascii="Cambria Math" w:eastAsiaTheme="minorEastAsia" w:hAnsi="Cambria Math" w:cs="Times New Roman"/>
+                  <w:i/>
+                </w:rPr>
+              </m:ctrlPr>
+            </m:dPr>
+            <m:e>
+              <m:r>
+                <m:rPr>
+                  <m:sty m:val="p"/>
+                </m:rPr>
+                <w:rPr>
+                  <w:rFonts w:ascii="Cambria Math" w:eastAsiaTheme="minorEastAsia" w:hAnsi="Cambria Math" w:cs="Times New Roman"/>
+                </w:rPr>
+                <m:t>θ</m:t>
+              </m:r>
+            </m:e>
+          </m:d>
+          <m:r>
+            <w:rPr>
+              <w:rFonts w:ascii="Cambria Math" w:eastAsiaTheme="minorEastAsia" w:hAnsi="Cambria Math" w:cs="Times New Roman"/>
+            </w:rPr>
+            <m:t>=m</m:t>
+          </m:r>
+          <m:r>
+            <m:rPr>
+              <m:sty m:val="p"/>
+            </m:rPr>
+            <w:rPr>
+              <w:rFonts w:ascii="Cambria Math" w:eastAsiaTheme="minorEastAsia" w:hAnsi="Cambria Math" w:cs="Times New Roman"/>
+            </w:rPr>
+            <m:t>⋅</m:t>
+          </m:r>
+          <m:sSup>
+            <m:sSupPr>
+              <m:ctrlPr>
+                <w:rPr>
+                  <w:rFonts w:ascii="Cambria Math" w:eastAsiaTheme="minorEastAsia" w:hAnsi="Cambria Math" w:cs="Times New Roman"/>
+                  <w:i/>
+                </w:rPr>
+              </m:ctrlPr>
+            </m:sSupPr>
+            <m:e>
+              <m:r>
+                <m:rPr>
+                  <m:sty m:val="p"/>
+                </m:rPr>
+                <w:rPr>
+                  <w:rFonts w:ascii="Cambria Math" w:eastAsiaTheme="minorEastAsia" w:hAnsi="Cambria Math" w:cs="Times New Roman"/>
+                </w:rPr>
+                <m:t>θ</m:t>
+              </m:r>
+              <m:ctrlPr>
+                <w:rPr>
+                  <w:rFonts w:ascii="Cambria Math" w:eastAsiaTheme="minorEastAsia" w:hAnsi="Cambria Math" w:cs="Times New Roman"/>
+                </w:rPr>
+              </m:ctrlPr>
+            </m:e>
+            <m:sup>
+              <m:r>
+                <w:rPr>
+                  <w:rFonts w:ascii="Cambria Math" w:eastAsiaTheme="minorEastAsia" w:hAnsi="Cambria Math" w:cs="Times New Roman"/>
+                </w:rPr>
+                <m:t>1-</m:t>
+              </m:r>
+              <m:r>
+                <m:rPr>
+                  <m:sty m:val="p"/>
+                </m:rPr>
+                <w:rPr>
+                  <w:rFonts w:ascii="Cambria Math" w:eastAsiaTheme="minorEastAsia" w:hAnsi="Cambria Math" w:cs="Times New Roman"/>
+                </w:rPr>
+                <m:t>α</m:t>
+              </m:r>
+            </m:sup>
+          </m:sSup>
+        </m:oMath>
+      </m:oMathPara>
+    </w:p>
+    <w:p>
+      <w:pPr>
+        <w:pStyle w:val="PargrafodaLista"/>
+        <w:spacing w:line="360" w:lineRule="auto"/>
+        <w:ind w:left="1068"/>
+        <w:jc w:val="both"/>
+        <w:rPr>
+          <w:rFonts w:ascii="Times New Roman" w:eastAsiaTheme="minorEastAsia" w:hAnsi="Times New Roman" w:cs="Times New Roman"/>
+        </w:rPr>
+      </w:pPr>
+      <w:r>
+        <w:rPr>
+          <w:rFonts w:ascii="Times New Roman" w:eastAsiaTheme="minorEastAsia" w:hAnsi="Times New Roman" w:cs="Times New Roman"/>
+        </w:rPr>
+        <w:t>Com:</w:t>
+      </w:r>
+    </w:p>
+    <w:p>
+      <w:pPr>
+        <w:pStyle w:val="PargrafodaLista"/>
+        <w:numPr>
+          <w:ilvl w:val="0"/>
+          <w:numId w:val="6"/>
+        </w:numPr>
+        <w:spacing w:line="360" w:lineRule="auto"/>
+        <w:ind w:left="1560" w:hanging="426"/>
+        <w:jc w:val="both"/>
+        <w:rPr>
+          <w:rFonts w:ascii="Times New Roman" w:eastAsiaTheme="minorEastAsia" w:hAnsi="Times New Roman" w:cs="Times New Roman"/>
+        </w:rPr>
+      </w:pPr>
+      <m:oMath>
+        <m:r>
+          <m:rPr>
+            <m:sty m:val="p"/>
+          </m:rPr>
+          <w:rPr>
+            <w:rFonts w:ascii="Cambria Math" w:eastAsiaTheme="minorEastAsia" w:hAnsi="Cambria Math" w:cs="Times New Roman"/>
+          </w:rPr>
+          <m:t>θ</m:t>
+        </m:r>
+        <m:r>
+          <w:rPr>
+            <w:rFonts w:ascii="Cambria Math" w:eastAsiaTheme="minorEastAsia" w:hAnsi="Cambria Math" w:cs="Times New Roman"/>
+          </w:rPr>
+          <m:t>=</m:t>
+        </m:r>
+        <m:f>
+          <m:fPr>
+            <m:ctrlPr>
+              <w:rPr>
+                <w:rFonts w:ascii="Cambria Math" w:eastAsiaTheme="minorEastAsia" w:hAnsi="Cambria Math" w:cs="Times New Roman"/>
+              </w:rPr>
+            </m:ctrlPr>
+          </m:fPr>
+          <m:num>
+            <m:r>
+              <w:rPr>
+                <w:rFonts w:ascii="Cambria Math" w:eastAsiaTheme="minorEastAsia" w:hAnsi="Cambria Math" w:cs="Times New Roman"/>
+              </w:rPr>
+              <m:t>V</m:t>
+            </m:r>
+            <m:ctrlPr>
+              <w:rPr>
+                <w:rFonts w:ascii="Cambria Math" w:eastAsiaTheme="minorEastAsia" w:hAnsi="Cambria Math" w:cs="Times New Roman"/>
+                <w:i/>
+              </w:rPr>
+            </m:ctrlPr>
+          </m:num>
+          <m:den>
+            <m:r>
+              <w:rPr>
+                <w:rFonts w:ascii="Cambria Math" w:eastAsiaTheme="minorEastAsia" w:hAnsi="Cambria Math" w:cs="Times New Roman"/>
+              </w:rPr>
+              <m:t>U</m:t>
+            </m:r>
+            <m:ctrlPr>
+              <w:rPr>
+                <w:rFonts w:ascii="Cambria Math" w:eastAsiaTheme="minorEastAsia" w:hAnsi="Cambria Math" w:cs="Times New Roman"/>
+                <w:i/>
+              </w:rPr>
+            </m:ctrlPr>
+          </m:den>
+        </m:f>
+      </m:oMath>
+      <w:r>
+        <w:rPr>
+          <w:rFonts w:ascii="Times New Roman" w:eastAsiaTheme="minorEastAsia" w:hAnsi="Times New Roman" w:cs="Times New Roman"/>
+        </w:rPr>
+        <w:t>: tightness do m</w:t>
+      </w:r>
+      <w:proofErr w:type="spellStart"/>
+      <w:r>
+        <w:rPr>
+          <w:rFonts w:ascii="Times New Roman" w:eastAsiaTheme="minorEastAsia" w:hAnsi="Times New Roman" w:cs="Times New Roman"/>
+        </w:rPr>
+        <w:t>ercado</w:t>
+      </w:r>
+      <w:proofErr w:type="spellEnd"/>
+    </w:p>
+    <w:p>
+      <w:pPr>
+        <w:pStyle w:val="PargrafodaLista"/>
+        <w:numPr>
+          <w:ilvl w:val="0"/>
+          <w:numId w:val="6"/>
+        </w:numPr>
+        <w:spacing w:line="360" w:lineRule="auto"/>
+        <w:ind w:left="1560" w:hanging="426"/>
+        <w:jc w:val="both"/>
+        <w:rPr>
+          <w:rFonts w:ascii="Times New Roman" w:eastAsiaTheme="minorEastAsia" w:hAnsi="Times New Roman" w:cs="Times New Roman"/>
+        </w:rPr>
+      </w:pPr>
+      <m:oMath>
+        <m:r>
+          <m:rPr>
+            <m:sty m:val="p"/>
+          </m:rPr>
+          <w:rPr>
+            <w:rFonts w:ascii="Cambria Math" w:eastAsiaTheme="minorEastAsia" w:hAnsi="Cambria Math" w:cs="Times New Roman"/>
+          </w:rPr>
+          <m:t>α</m:t>
+        </m:r>
+      </m:oMath>
+      <w:r>
+        <w:rPr>
+          <w:rFonts w:ascii="Times New Roman" w:eastAsiaTheme="minorEastAsia" w:hAnsi="Times New Roman" w:cs="Times New Roman"/>
+        </w:rPr>
+        <w:t xml:space="preserve">: elasticidade da função de </w:t>
+      </w:r>
+      <w:proofErr w:type="spellStart"/>
+      <w:r>
+        <w:rPr>
+          <w:rFonts w:ascii="Times New Roman" w:eastAsiaTheme="minorEastAsia" w:hAnsi="Times New Roman" w:cs="Times New Roman"/>
+        </w:rPr>
+        <w:t>matching</w:t>
+      </w:r>
+      <w:proofErr w:type="spellEnd"/>
+      <w:r>
+        <w:rPr>
+          <w:rFonts w:ascii="Times New Roman" w:eastAsiaTheme="minorEastAsia" w:hAnsi="Times New Roman" w:cs="Times New Roman"/>
+        </w:rPr>
+        <w:t xml:space="preserve"> em relação aos desempregados</w:t>
+      </w:r>
+    </w:p>
+    <w:p>
+      <w:pPr>
+        <w:pStyle w:val="PargrafodaLista"/>
+        <w:numPr>
+          <w:ilvl w:val="0"/>
+          <w:numId w:val="8"/>
+        </w:numPr>
+        <w:spacing w:line="360" w:lineRule="auto"/>
+        <w:jc w:val="both"/>
+        <w:rPr>
+          <w:rFonts w:ascii="Times New Roman" w:eastAsiaTheme="minorEastAsia" w:hAnsi="Times New Roman" w:cs="Times New Roman"/>
+        </w:rPr>
+      </w:pPr>
+      <w:r>
+        <w:rPr>
+          <w:rFonts w:ascii="Times New Roman" w:eastAsiaTheme="minorEastAsia" w:hAnsi="Times New Roman" w:cs="Times New Roman"/>
+        </w:rPr>
+        <w:t>Condição de entrada livre (</w:t>
+      </w:r>
+      <w:proofErr w:type="spellStart"/>
+      <w:r>
+        <w:rPr>
+          <w:rFonts w:ascii="Times New Roman" w:eastAsiaTheme="minorEastAsia" w:hAnsi="Times New Roman" w:cs="Times New Roman"/>
+        </w:rPr>
+        <w:t>free</w:t>
+      </w:r>
+      <w:proofErr w:type="spellEnd"/>
+      <w:r>
+        <w:rPr>
+          <w:rFonts w:ascii="Times New Roman" w:eastAsiaTheme="minorEastAsia" w:hAnsi="Times New Roman" w:cs="Times New Roman"/>
+        </w:rPr>
+        <w:t xml:space="preserve"> </w:t>
+      </w:r>
+      <w:proofErr w:type="spellStart"/>
+      <w:r>
+        <w:rPr>
+          <w:rFonts w:ascii="Times New Roman" w:eastAsiaTheme="minorEastAsia" w:hAnsi="Times New Roman" w:cs="Times New Roman"/>
+        </w:rPr>
+        <w:t>entry</w:t>
+      </w:r>
+      <w:proofErr w:type="spellEnd"/>
+      <w:r>
+        <w:rPr>
+          <w:rFonts w:ascii="Times New Roman" w:eastAsiaTheme="minorEastAsia" w:hAnsi="Times New Roman" w:cs="Times New Roman"/>
+        </w:rPr>
+        <w:t>):</w:t>
+      </w:r>
+    </w:p>
+    <w:p>
+      <w:pPr>
+        <w:pStyle w:val="PargrafodaLista"/>
+        <w:spacing w:line="360" w:lineRule="auto"/>
+        <w:ind w:left="1068"/>
+        <w:jc w:val="both"/>
+        <w:rPr>
+          <w:rFonts w:ascii="Times New Roman" w:eastAsiaTheme="minorEastAsia" w:hAnsi="Times New Roman" w:cs="Times New Roman"/>
+        </w:rPr>
+      </w:pPr>
+      <m:oMathPara>
+        <m:oMath>
+          <m:r>
+            <w:rPr>
+              <w:rFonts w:ascii="Cambria Math" w:eastAsiaTheme="minorEastAsia" w:hAnsi="Cambria Math" w:cs="Times New Roman"/>
+            </w:rPr>
+            <m:t>c=q</m:t>
+          </m:r>
+          <m:d>
+            <m:dPr>
+              <m:ctrlPr>
+                <w:rPr>
+                  <w:rFonts w:ascii="Cambria Math" w:eastAsiaTheme="minorEastAsia" w:hAnsi="Cambria Math" w:cs="Times New Roman"/>
+                  <w:i/>
+                </w:rPr>
+              </m:ctrlPr>
+            </m:dPr>
+            <m:e>
+              <m:r>
+                <m:rPr>
+                  <m:sty m:val="p"/>
+                </m:rPr>
+                <w:rPr>
+                  <w:rFonts w:ascii="Cambria Math" w:eastAsiaTheme="minorEastAsia" w:hAnsi="Cambria Math" w:cs="Times New Roman"/>
+                </w:rPr>
+                <m:t>θ</m:t>
+              </m:r>
+            </m:e>
+          </m:d>
+          <m:r>
+            <m:rPr>
+              <m:sty m:val="p"/>
+            </m:rPr>
+            <w:rPr>
+              <w:rFonts w:ascii="Cambria Math" w:eastAsiaTheme="minorEastAsia" w:hAnsi="Cambria Math" w:cs="Times New Roman"/>
+            </w:rPr>
+            <m:t>⋅</m:t>
+          </m:r>
+          <m:sSub>
+            <m:sSubPr>
+              <m:ctrlPr>
+                <w:rPr>
+                  <w:rFonts w:ascii="Cambria Math" w:eastAsiaTheme="minorEastAsia" w:hAnsi="Cambria Math" w:cs="Times New Roman"/>
+                  <w:i/>
+                </w:rPr>
+              </m:ctrlPr>
+            </m:sSubPr>
+            <m:e>
+              <m:r>
+                <w:rPr>
+                  <w:rFonts w:ascii="Cambria Math" w:eastAsiaTheme="minorEastAsia" w:hAnsi="Cambria Math" w:cs="Times New Roman"/>
+                </w:rPr>
+                <m:t>J</m:t>
+              </m:r>
+              <m:ctrlPr>
+                <w:rPr>
+                  <w:rFonts w:ascii="Cambria Math" w:eastAsiaTheme="minorEastAsia" w:hAnsi="Cambria Math" w:cs="Times New Roman"/>
+                </w:rPr>
+              </m:ctrlPr>
+            </m:e>
+            <m:sub>
+              <m:r>
+                <w:rPr>
+                  <w:rFonts w:ascii="Cambria Math" w:eastAsiaTheme="minorEastAsia" w:hAnsi="Cambria Math" w:cs="Times New Roman"/>
+                </w:rPr>
+                <m:t>E</m:t>
+              </m:r>
+            </m:sub>
+          </m:sSub>
+        </m:oMath>
+      </m:oMathPara>
+    </w:p>
+    <w:p>
+      <w:pPr>
+        <w:pStyle w:val="PargrafodaLista"/>
+        <w:spacing w:line="360" w:lineRule="auto"/>
+        <w:ind w:left="1068"/>
+        <w:jc w:val="both"/>
+        <w:rPr>
+          <w:rFonts w:ascii="Times New Roman" w:eastAsiaTheme="minorEastAsia" w:hAnsi="Times New Roman" w:cs="Times New Roman"/>
+        </w:rPr>
+      </w:pPr>
+      <w:r>
+        <w:rPr>
+          <w:rFonts w:ascii="Times New Roman" w:eastAsiaTheme="minorEastAsia" w:hAnsi="Times New Roman" w:cs="Times New Roman"/>
+        </w:rPr>
+        <w:t>Onde:</w:t>
+      </w:r>
+    </w:p>
+    <w:p>
+      <w:pPr>
+        <w:pStyle w:val="PargrafodaLista"/>
+        <w:numPr>
+          <w:ilvl w:val="0"/>
+          <w:numId w:val="6"/>
+        </w:numPr>
+        <w:spacing w:line="360" w:lineRule="auto"/>
+        <w:ind w:left="1560" w:hanging="426"/>
+        <w:jc w:val="both"/>
+        <w:rPr>
+          <w:rFonts w:ascii="Times New Roman" w:eastAsiaTheme="minorEastAsia" w:hAnsi="Times New Roman" w:cs="Times New Roman"/>
+        </w:rPr>
+      </w:pPr>
+      <m:oMath>
+        <m:r>
+          <w:rPr>
+            <w:rFonts w:ascii="Cambria Math" w:eastAsiaTheme="minorEastAsia" w:hAnsi="Cambria Math" w:cs="Times New Roman"/>
+          </w:rPr>
+          <m:t>c</m:t>
+        </m:r>
+      </m:oMath>
+      <w:r>
+        <w:rPr>
+          <w:rFonts w:ascii="Times New Roman" w:eastAsiaTheme="minorEastAsia" w:hAnsi="Times New Roman" w:cs="Times New Roman"/>
+        </w:rPr>
+        <w:t>: custo de manter uma vaga aberta</w:t>
+      </w:r>
+    </w:p>
+    <w:p>
+      <w:pPr>
+        <w:pStyle w:val="PargrafodaLista"/>
+        <w:numPr>
+          <w:ilvl w:val="0"/>
+          <w:numId w:val="6"/>
+        </w:numPr>
+        <w:spacing w:line="360" w:lineRule="auto"/>
+        <w:ind w:left="1560" w:hanging="426"/>
+        <w:jc w:val="both"/>
+        <w:rPr>
+          <w:rFonts w:ascii="Times New Roman" w:eastAsiaTheme="minorEastAsia" w:hAnsi="Times New Roman" w:cs="Times New Roman"/>
+        </w:rPr>
+      </w:pPr>
+      <m:oMath>
+        <m:r>
+          <w:rPr>
+            <w:rFonts w:ascii="Cambria Math" w:eastAsiaTheme="minorEastAsia" w:hAnsi="Cambria Math" w:cs="Times New Roman"/>
+          </w:rPr>
+          <m:t>q</m:t>
+        </m:r>
+        <m:d>
+          <m:dPr>
+            <m:ctrlPr>
+              <w:rPr>
+                <w:rFonts w:ascii="Cambria Math" w:eastAsiaTheme="minorEastAsia" w:hAnsi="Cambria Math" w:cs="Times New Roman"/>
+                <w:i/>
+              </w:rPr>
+            </m:ctrlPr>
+          </m:dPr>
+          <m:e>
+            <m:r>
+              <m:rPr>
+                <m:sty m:val="p"/>
+              </m:rPr>
+              <w:rPr>
+                <w:rFonts w:ascii="Cambria Math" w:eastAsiaTheme="minorEastAsia" w:hAnsi="Cambria Math" w:cs="Times New Roman"/>
+              </w:rPr>
+              <m:t>θ</m:t>
+            </m:r>
+          </m:e>
+        </m:d>
+        <m:r>
+          <w:rPr>
+            <w:rFonts w:ascii="Cambria Math" w:eastAsiaTheme="minorEastAsia" w:hAnsi="Cambria Math" w:cs="Times New Roman"/>
+          </w:rPr>
+          <m:t>=</m:t>
+        </m:r>
+        <m:f>
+          <m:fPr>
+            <m:ctrlPr>
+              <w:rPr>
+                <w:rFonts w:ascii="Cambria Math" w:eastAsiaTheme="minorEastAsia" w:hAnsi="Cambria Math" w:cs="Times New Roman"/>
+              </w:rPr>
+            </m:ctrlPr>
+          </m:fPr>
+          <m:num>
+            <m:r>
+              <w:rPr>
+                <w:rFonts w:ascii="Cambria Math" w:eastAsiaTheme="minorEastAsia" w:hAnsi="Cambria Math" w:cs="Times New Roman"/>
+              </w:rPr>
+              <m:t>f</m:t>
+            </m:r>
+            <m:d>
+              <m:dPr>
+                <m:ctrlPr>
+                  <w:rPr>
+                    <w:rFonts w:ascii="Cambria Math" w:eastAsiaTheme="minorEastAsia" w:hAnsi="Cambria Math" w:cs="Times New Roman"/>
+                    <w:i/>
+                  </w:rPr>
+                </m:ctrlPr>
+              </m:dPr>
+              <m:e>
+                <m:r>
+                  <m:rPr>
+                    <m:sty m:val="p"/>
+                  </m:rPr>
+                  <w:rPr>
+                    <w:rFonts w:ascii="Cambria Math" w:eastAsiaTheme="minorEastAsia" w:hAnsi="Cambria Math" w:cs="Times New Roman"/>
+                  </w:rPr>
+                  <m:t>θ</m:t>
+                </m:r>
+              </m:e>
+            </m:d>
+            <m:ctrlPr>
+              <w:rPr>
+                <w:rFonts w:ascii="Cambria Math" w:eastAsiaTheme="minorEastAsia" w:hAnsi="Cambria Math" w:cs="Times New Roman"/>
+                <w:i/>
+              </w:rPr>
+            </m:ctrlPr>
+          </m:num>
+          <m:den>
+            <m:r>
+              <m:rPr>
+                <m:sty m:val="p"/>
+              </m:rPr>
+              <w:rPr>
+                <w:rFonts w:ascii="Cambria Math" w:eastAsiaTheme="minorEastAsia" w:hAnsi="Cambria Math" w:cs="Times New Roman"/>
+              </w:rPr>
+              <m:t>θ</m:t>
+            </m:r>
+            <m:ctrlPr>
+              <w:rPr>
+                <w:rFonts w:ascii="Cambria Math" w:eastAsiaTheme="minorEastAsia" w:hAnsi="Cambria Math" w:cs="Times New Roman"/>
+                <w:i/>
+              </w:rPr>
+            </m:ctrlPr>
+          </m:den>
+        </m:f>
+      </m:oMath>
+      <w:r>
+        <w:rPr>
+          <w:rFonts w:ascii="Times New Roman" w:eastAsiaTheme="minorEastAsia" w:hAnsi="Times New Roman" w:cs="Times New Roman"/>
+        </w:rPr>
+        <w:t>: taxa de preenchimento de vagas</w:t>
+      </w:r>
+    </w:p>
+    <w:p>
+      <w:pPr>
+        <w:pStyle w:val="PargrafodaLista"/>
+        <w:numPr>
+          <w:ilvl w:val="0"/>
+          <w:numId w:val="6"/>
+        </w:numPr>
+        <w:spacing w:line="360" w:lineRule="auto"/>
+        <w:ind w:left="1560" w:hanging="426"/>
+        <w:jc w:val="both"/>
+        <w:rPr>
+          <w:rFonts w:ascii="Times New Roman" w:eastAsiaTheme="minorEastAsia" w:hAnsi="Times New Roman" w:cs="Times New Roman"/>
+        </w:rPr>
+      </w:pPr>
+      <m:oMath>
+        <m:sSub>
+          <m:sSubPr>
+            <m:ctrlPr>
+              <w:rPr>
+                <w:rFonts w:ascii="Cambria Math" w:eastAsiaTheme="minorEastAsia" w:hAnsi="Cambria Math" w:cs="Times New Roman"/>
+                <w:i/>
+              </w:rPr>
+            </m:ctrlPr>
+          </m:sSubPr>
+          <m:e>
+            <m:r>
+              <w:rPr>
+                <w:rFonts w:ascii="Cambria Math" w:eastAsiaTheme="minorEastAsia" w:hAnsi="Cambria Math" w:cs="Times New Roman"/>
+              </w:rPr>
+              <m:t>J</m:t>
+            </m:r>
+          </m:e>
+          <m:sub>
+            <m:r>
+              <w:rPr>
+                <w:rFonts w:ascii="Cambria Math" w:eastAsiaTheme="minorEastAsia" w:hAnsi="Cambria Math" w:cs="Times New Roman"/>
+              </w:rPr>
+              <m:t>E</m:t>
+            </m:r>
+          </m:sub>
+        </m:sSub>
+      </m:oMath>
+      <w:r>
+        <w:rPr>
+          <w:rFonts w:ascii="Times New Roman" w:eastAsiaTheme="minorEastAsia" w:hAnsi="Times New Roman" w:cs="Times New Roman"/>
+        </w:rPr>
+        <w:t>: valor presente da vaga preenchida para a firma</w:t>
+      </w:r>
+    </w:p>
+    <w:p>
+      <w:pPr>
+        <w:pStyle w:val="PargrafodaLista"/>
+        <w:numPr>
+          <w:ilvl w:val="0"/>
+          <w:numId w:val="8"/>
+        </w:numPr>
+        <w:spacing w:line="360" w:lineRule="auto"/>
+        <w:jc w:val="both"/>
+        <w:rPr>
+          <w:rFonts w:ascii="Times New Roman" w:eastAsiaTheme="minorEastAsia" w:hAnsi="Times New Roman" w:cs="Times New Roman"/>
+        </w:rPr>
+      </w:pPr>
+      <w:r>
+        <w:rPr>
+          <w:rFonts w:ascii="Times New Roman" w:eastAsiaTheme="minorEastAsia" w:hAnsi="Times New Roman" w:cs="Times New Roman"/>
+        </w:rPr>
+        <w:t>Valor de uma vaga preenchida:</w:t>
+      </w:r>
+    </w:p>
+    <w:p>
+      <w:pPr>
+        <w:pStyle w:val="PargrafodaLista"/>
+        <w:spacing w:line="360" w:lineRule="auto"/>
+        <w:ind w:left="1068"/>
+        <w:jc w:val="both"/>
+        <w:rPr>
+          <w:rFonts w:ascii="Times New Roman" w:eastAsiaTheme="minorEastAsia" w:hAnsi="Times New Roman" w:cs="Times New Roman"/>
+        </w:rPr>
+      </w:pPr>
+      <m:oMathPara>
+        <m:oMath>
+          <m:sSub>
+            <m:sSubPr>
+              <m:ctrlPr>
+                <w:rPr>
+                  <w:rFonts w:ascii="Cambria Math" w:eastAsiaTheme="minorEastAsia" w:hAnsi="Cambria Math" w:cs="Times New Roman"/>
+                  <w:i/>
+                </w:rPr>
+              </m:ctrlPr>
+            </m:sSubPr>
+            <m:e>
+              <m:r>
+                <w:rPr>
+                  <w:rFonts w:ascii="Cambria Math" w:eastAsiaTheme="minorEastAsia" w:hAnsi="Cambria Math" w:cs="Times New Roman"/>
+                </w:rPr>
+                <m:t>J</m:t>
+              </m:r>
+            </m:e>
+            <m:sub>
+              <m:r>
+                <w:rPr>
+                  <w:rFonts w:ascii="Cambria Math" w:eastAsiaTheme="minorEastAsia" w:hAnsi="Cambria Math" w:cs="Times New Roman"/>
+                </w:rPr>
+                <m:t>E</m:t>
+              </m:r>
+            </m:sub>
+          </m:sSub>
+          <m:r>
+            <w:rPr>
+              <w:rFonts w:ascii="Cambria Math" w:eastAsiaTheme="minorEastAsia" w:hAnsi="Cambria Math" w:cs="Times New Roman"/>
+            </w:rPr>
+            <m:t>=</m:t>
+          </m:r>
+          <m:f>
+            <m:fPr>
+              <m:ctrlPr>
+                <w:rPr>
+                  <w:rFonts w:ascii="Cambria Math" w:eastAsiaTheme="minorEastAsia" w:hAnsi="Cambria Math" w:cs="Times New Roman"/>
+                </w:rPr>
+              </m:ctrlPr>
+            </m:fPr>
+            <m:num>
+              <m:r>
+                <w:rPr>
+                  <w:rFonts w:ascii="Cambria Math" w:eastAsiaTheme="minorEastAsia" w:hAnsi="Cambria Math" w:cs="Times New Roman"/>
+                </w:rPr>
+                <m:t>y-w</m:t>
+              </m:r>
+              <m:ctrlPr>
+                <w:rPr>
+                  <w:rFonts w:ascii="Cambria Math" w:eastAsiaTheme="minorEastAsia" w:hAnsi="Cambria Math" w:cs="Times New Roman"/>
+                  <w:i/>
+                </w:rPr>
+              </m:ctrlPr>
+            </m:num>
+            <m:den>
+              <m:r>
+                <w:rPr>
+                  <w:rFonts w:ascii="Cambria Math" w:eastAsiaTheme="minorEastAsia" w:hAnsi="Cambria Math" w:cs="Times New Roman"/>
+                </w:rPr>
+                <m:t>r+s</m:t>
+              </m:r>
+              <m:ctrlPr>
+                <w:rPr>
+                  <w:rFonts w:ascii="Cambria Math" w:eastAsiaTheme="minorEastAsia" w:hAnsi="Cambria Math" w:cs="Times New Roman"/>
+                  <w:i/>
+                </w:rPr>
+              </m:ctrlPr>
+            </m:den>
+          </m:f>
+        </m:oMath>
+      </m:oMathPara>
+    </w:p>
+    <w:p>
+      <w:pPr>
+        <w:pStyle w:val="PargrafodaLista"/>
+        <w:spacing w:line="360" w:lineRule="auto"/>
+        <w:ind w:left="1068"/>
+        <w:jc w:val="both"/>
+        <w:rPr>
+          <w:rFonts w:ascii="Times New Roman" w:eastAsiaTheme="minorEastAsia" w:hAnsi="Times New Roman" w:cs="Times New Roman"/>
+        </w:rPr>
+      </w:pPr>
+      <w:r>
+        <w:rPr>
+          <w:rFonts w:ascii="Times New Roman" w:eastAsiaTheme="minorEastAsia" w:hAnsi="Times New Roman" w:cs="Times New Roman"/>
+        </w:rPr>
+        <w:t>Onde:</w:t>
+      </w:r>
+    </w:p>
+    <w:p>
+      <w:pPr>
+        <w:pStyle w:val="PargrafodaLista"/>
+        <w:numPr>
+          <w:ilvl w:val="0"/>
+          <w:numId w:val="6"/>
+        </w:numPr>
+        <w:spacing w:line="360" w:lineRule="auto"/>
+        <w:ind w:left="1560"/>
+        <w:jc w:val="both"/>
+        <w:rPr>
+          <w:rFonts w:ascii="Times New Roman" w:eastAsiaTheme="minorEastAsia" w:hAnsi="Times New Roman" w:cs="Times New Roman"/>
+        </w:rPr>
+      </w:pPr>
+      <m:oMath>
+        <m:r>
+          <w:rPr>
+            <w:rFonts w:ascii="Cambria Math" w:eastAsiaTheme="minorEastAsia" w:hAnsi="Cambria Math" w:cs="Times New Roman"/>
+          </w:rPr>
+          <m:t>y</m:t>
+        </m:r>
+      </m:oMath>
+      <w:r>
+        <w:rPr>
+          <w:rFonts w:ascii="Times New Roman" w:eastAsiaTheme="minorEastAsia" w:hAnsi="Times New Roman" w:cs="Times New Roman"/>
+        </w:rPr>
+        <w:t>: produtividade do trabalhador</w:t>
+      </w:r>
+    </w:p>
+    <w:p>
+      <w:pPr>
+        <w:pStyle w:val="PargrafodaLista"/>
+        <w:numPr>
+          <w:ilvl w:val="0"/>
+          <w:numId w:val="6"/>
+        </w:numPr>
+        <w:spacing w:line="360" w:lineRule="auto"/>
+        <w:ind w:left="1560"/>
+        <w:jc w:val="both"/>
+        <w:rPr>
+          <w:rFonts w:ascii="Times New Roman" w:eastAsiaTheme="minorEastAsia" w:hAnsi="Times New Roman" w:cs="Times New Roman"/>
+        </w:rPr>
+      </w:pPr>
+      <m:oMath>
+        <m:r>
+          <w:rPr>
+            <w:rFonts w:ascii="Cambria Math" w:eastAsiaTheme="minorEastAsia" w:hAnsi="Cambria Math" w:cs="Times New Roman"/>
+          </w:rPr>
+          <m:t>w</m:t>
+        </m:r>
+      </m:oMath>
+      <w:r>
+        <w:rPr>
+          <w:rFonts w:ascii="Times New Roman" w:eastAsiaTheme="minorEastAsia" w:hAnsi="Times New Roman" w:cs="Times New Roman"/>
+        </w:rPr>
+        <w:t>: salário</w:t>
+      </w:r>
+    </w:p>
+    <w:p>
+      <w:pPr>
+        <w:pStyle w:val="PargrafodaLista"/>
+        <w:numPr>
+          <w:ilvl w:val="0"/>
+          <w:numId w:val="6"/>
+        </w:numPr>
+        <w:spacing w:line="360" w:lineRule="auto"/>
+        <w:ind w:left="1560"/>
+        <w:jc w:val="both"/>
+        <w:rPr>
+          <w:rFonts w:ascii="Times New Roman" w:eastAsiaTheme="minorEastAsia" w:hAnsi="Times New Roman" w:cs="Times New Roman"/>
+        </w:rPr>
+      </w:pPr>
+      <m:oMath>
+        <m:r>
+          <w:rPr>
+            <w:rFonts w:ascii="Cambria Math" w:eastAsiaTheme="minorEastAsia" w:hAnsi="Cambria Math" w:cs="Times New Roman"/>
+          </w:rPr>
+          <m:t>r</m:t>
+        </m:r>
+      </m:oMath>
+      <w:r>
+        <w:rPr>
+          <w:rFonts w:ascii="Times New Roman" w:eastAsiaTheme="minorEastAsia" w:hAnsi="Times New Roman" w:cs="Times New Roman"/>
+        </w:rPr>
+        <w:t>: taxa de desconto</w:t>
+      </w:r>
+    </w:p>
+    <w:p>
+      <w:pPr>
+        <w:pStyle w:val="PargrafodaLista"/>
+        <w:numPr>
+          <w:ilvl w:val="0"/>
+          <w:numId w:val="8"/>
+        </w:numPr>
+        <w:spacing w:line="360" w:lineRule="auto"/>
+        <w:jc w:val="both"/>
+        <w:rPr>
+          <w:rFonts w:ascii="Times New Roman" w:eastAsiaTheme="minorEastAsia" w:hAnsi="Times New Roman" w:cs="Times New Roman"/>
+        </w:rPr>
+      </w:pPr>
+      <w:r>
+        <w:rPr>
+          <w:rFonts w:ascii="Times New Roman" w:eastAsiaTheme="minorEastAsia" w:hAnsi="Times New Roman" w:cs="Times New Roman"/>
+        </w:rPr>
+        <w:t xml:space="preserve">Regra de barganha à </w:t>
+      </w:r>
+      <w:proofErr w:type="spellStart"/>
+      <w:r>
+        <w:rPr>
+          <w:rFonts w:ascii="Times New Roman" w:eastAsiaTheme="minorEastAsia" w:hAnsi="Times New Roman" w:cs="Times New Roman"/>
+        </w:rPr>
+        <w:t>la</w:t>
+      </w:r>
+      <w:proofErr w:type="spellEnd"/>
+      <w:r>
+        <w:rPr>
+          <w:rFonts w:ascii="Times New Roman" w:eastAsiaTheme="minorEastAsia" w:hAnsi="Times New Roman" w:cs="Times New Roman"/>
+        </w:rPr>
+        <w:t xml:space="preserve"> Nash:</w:t>
+      </w:r>
+    </w:p>
+    <w:p>
+      <w:pPr>
+        <w:pStyle w:val="PargrafodaLista"/>
+        <w:spacing w:line="360" w:lineRule="auto"/>
+        <w:ind w:left="1068"/>
+        <w:jc w:val="both"/>
+        <w:rPr>
+          <w:rFonts w:ascii="Times New Roman" w:eastAsiaTheme="minorEastAsia" w:hAnsi="Times New Roman" w:cs="Times New Roman"/>
+        </w:rPr>
+      </w:pPr>
+      <m:oMathPara>
+        <m:oMath>
+          <m:r>
+            <w:rPr>
+              <w:rFonts w:ascii="Cambria Math" w:eastAsiaTheme="minorEastAsia" w:hAnsi="Cambria Math" w:cs="Times New Roman"/>
+            </w:rPr>
+            <m:t>w = (1-</m:t>
+          </m:r>
+          <m:r>
+            <m:rPr>
+              <m:sty m:val="p"/>
+            </m:rPr>
+            <w:rPr>
+              <w:rFonts w:ascii="Cambria Math" w:eastAsiaTheme="minorEastAsia" w:hAnsi="Cambria Math" w:cs="Times New Roman"/>
+            </w:rPr>
+            <m:t>β</m:t>
+          </m:r>
+          <m:r>
+            <w:rPr>
+              <w:rFonts w:ascii="Cambria Math" w:eastAsiaTheme="minorEastAsia" w:hAnsi="Cambria Math" w:cs="Times New Roman"/>
+            </w:rPr>
+            <m:t xml:space="preserve">)z + </m:t>
+          </m:r>
+          <m:r>
+            <m:rPr>
+              <m:sty m:val="p"/>
+            </m:rPr>
+            <w:rPr>
+              <w:rFonts w:ascii="Cambria Math" w:eastAsiaTheme="minorEastAsia" w:hAnsi="Cambria Math" w:cs="Times New Roman"/>
+            </w:rPr>
+            <m:t>β</m:t>
+          </m:r>
+          <m:r>
+            <w:rPr>
+              <w:rFonts w:ascii="Cambria Math" w:eastAsiaTheme="minorEastAsia" w:hAnsi="Cambria Math" w:cs="Times New Roman"/>
+            </w:rPr>
+            <m:t xml:space="preserve">(y+c </m:t>
+          </m:r>
+          <m:r>
+            <m:rPr>
+              <m:sty m:val="p"/>
+            </m:rPr>
+            <w:rPr>
+              <w:rFonts w:ascii="Cambria Math" w:eastAsiaTheme="minorEastAsia" w:hAnsi="Cambria Math" w:cs="Times New Roman"/>
+            </w:rPr>
+            <m:t>θ</m:t>
+          </m:r>
+          <m:r>
+            <w:rPr>
+              <w:rFonts w:ascii="Cambria Math" w:eastAsiaTheme="minorEastAsia" w:hAnsi="Cambria Math" w:cs="Times New Roman"/>
+            </w:rPr>
+            <m:t>))</m:t>
+          </m:r>
+        </m:oMath>
+      </m:oMathPara>
+    </w:p>
+    <w:p>
+      <w:pPr>
+        <w:pStyle w:val="PargrafodaLista"/>
+        <w:spacing w:line="360" w:lineRule="auto"/>
+        <w:ind w:left="1068"/>
+        <w:jc w:val="both"/>
+        <w:rPr>
+          <w:rFonts w:ascii="Times New Roman" w:eastAsiaTheme="minorEastAsia" w:hAnsi="Times New Roman" w:cs="Times New Roman"/>
+        </w:rPr>
+      </w:pPr>
+      <w:r>
+        <w:rPr>
+          <w:rFonts w:ascii="Times New Roman" w:eastAsiaTheme="minorEastAsia" w:hAnsi="Times New Roman" w:cs="Times New Roman"/>
+        </w:rPr>
+        <w:t>Onde:</w:t>
+      </w:r>
+    </w:p>
+    <w:p>
+      <w:pPr>
+        <w:pStyle w:val="PargrafodaLista"/>
+        <w:numPr>
+          <w:ilvl w:val="0"/>
+          <w:numId w:val="6"/>
+        </w:numPr>
+        <w:spacing w:line="360" w:lineRule="auto"/>
+        <w:jc w:val="both"/>
+        <w:rPr>
+          <w:rFonts w:ascii="Times New Roman" w:eastAsiaTheme="minorEastAsia" w:hAnsi="Times New Roman" w:cs="Times New Roman"/>
+        </w:rPr>
+      </w:pPr>
+      <m:oMath>
+        <m:r>
+          <w:rPr>
+            <w:rFonts w:ascii="Cambria Math" w:eastAsiaTheme="minorEastAsia" w:hAnsi="Cambria Math" w:cs="Times New Roman"/>
+          </w:rPr>
+          <m:t>z</m:t>
+        </m:r>
+      </m:oMath>
+      <w:r>
+        <w:rPr>
+          <w:rFonts w:ascii="Times New Roman" w:eastAsiaTheme="minorEastAsia" w:hAnsi="Times New Roman" w:cs="Times New Roman"/>
+        </w:rPr>
+        <w:t>: valor do tempo livre para o trabalhador (subsistência/lazer)</w:t>
+      </w:r>
+    </w:p>
+    <w:p>
+      <w:pPr>
+        <w:pStyle w:val="PargrafodaLista"/>
+        <w:numPr>
+          <w:ilvl w:val="0"/>
+          <w:numId w:val="6"/>
+        </w:numPr>
+        <w:spacing w:line="360" w:lineRule="auto"/>
+        <w:jc w:val="both"/>
+        <w:rPr>
+          <w:rFonts w:ascii="Times New Roman" w:eastAsiaTheme="minorEastAsia" w:hAnsi="Times New Roman" w:cs="Times New Roman"/>
+        </w:rPr>
+      </w:pPr>
+      <m:oMath>
+        <m:r>
+          <m:rPr>
+            <m:sty m:val="p"/>
+          </m:rPr>
+          <w:rPr>
+            <w:rFonts w:ascii="Cambria Math" w:eastAsiaTheme="minorEastAsia" w:hAnsi="Cambria Math" w:cs="Times New Roman"/>
+          </w:rPr>
+          <w:lastRenderedPageBreak/>
+          <m:t>β</m:t>
+        </m:r>
+      </m:oMath>
+      <w:r>
+        <w:rPr>
+          <w:rFonts w:ascii="Times New Roman" w:eastAsiaTheme="minorEastAsia" w:hAnsi="Times New Roman" w:cs="Times New Roman"/>
+        </w:rPr>
+        <w:t>: poder de barganha do trabalhador</w:t>
+      </w:r>
+    </w:p>
+    <w:p>
+      <w:pPr>
+        <w:spacing w:line="360" w:lineRule="auto"/>
+        <w:jc w:val="both"/>
+        <w:rPr>
+          <w:rFonts w:ascii="Times New Roman" w:eastAsiaTheme="minorEastAsia" w:hAnsi="Times New Roman" w:cs="Times New Roman"/>
+        </w:rPr>
+      </w:pPr>
+    </w:p>
+    <w:p>
+      <w:pPr>
+        <w:spacing w:line="360" w:lineRule="auto"/>
+        <w:ind w:firstLine="708"/>
+        <w:jc w:val="both"/>
+        <w:rPr>
+          <w:rFonts w:ascii="Times New Roman" w:eastAsiaTheme="minorEastAsia" w:hAnsi="Times New Roman" w:cs="Times New Roman"/>
+        </w:rPr>
+      </w:pPr>
+      <w:r>
+        <w:rPr>
+          <w:rFonts w:ascii="Times New Roman" w:eastAsiaTheme="minorEastAsia" w:hAnsi="Times New Roman" w:cs="Times New Roman"/>
+        </w:rPr>
+        <w:t xml:space="preserve">Operacionalmente, utilizamos os mesmos dados utilizados nas estimativas empíricas anteriores, agora </w:t>
+      </w:r>
+      <w:r>
+        <w:rPr>
+          <w:rFonts w:ascii="Times New Roman" w:eastAsiaTheme="minorEastAsia" w:hAnsi="Times New Roman" w:cs="Times New Roman"/>
+        </w:rPr>
+        <w:t xml:space="preserve">para caracterização </w:t>
+      </w:r>
+      <w:r>
+        <w:rPr>
+          <w:rFonts w:ascii="Times New Roman" w:eastAsiaTheme="minorEastAsia" w:hAnsi="Times New Roman" w:cs="Times New Roman"/>
+        </w:rPr>
+        <w:t>dos equilíbrios</w:t>
+      </w:r>
+      <w:r>
+        <w:rPr>
+          <w:rFonts w:ascii="Times New Roman" w:eastAsiaTheme="minorEastAsia" w:hAnsi="Times New Roman" w:cs="Times New Roman"/>
+        </w:rPr>
+        <w:t xml:space="preserve"> estacionários dos períodos </w:t>
+      </w:r>
+      <w:proofErr w:type="spellStart"/>
+      <w:r>
+        <w:rPr>
+          <w:rFonts w:ascii="Times New Roman" w:eastAsiaTheme="minorEastAsia" w:hAnsi="Times New Roman" w:cs="Times New Roman"/>
+        </w:rPr>
+        <w:t>pré</w:t>
+      </w:r>
+      <w:proofErr w:type="spellEnd"/>
+      <w:r>
+        <w:rPr>
+          <w:rFonts w:ascii="Times New Roman" w:eastAsiaTheme="minorEastAsia" w:hAnsi="Times New Roman" w:cs="Times New Roman"/>
+        </w:rPr>
+        <w:t>-pandêmico (2016-2019), pandêmico (2020-2021) e pós-pandêmico (2022-2023)</w:t>
+      </w:r>
+      <w:r>
+        <w:rPr>
+          <w:rFonts w:ascii="Times New Roman" w:eastAsiaTheme="minorEastAsia" w:hAnsi="Times New Roman" w:cs="Times New Roman"/>
+        </w:rPr>
+        <w:t>, calculamos as médias das variáveis características do mercado de trabalho juveni</w:t>
+      </w:r>
+      <w:r>
+        <w:rPr>
+          <w:rFonts w:ascii="Times New Roman" w:eastAsiaTheme="minorEastAsia" w:hAnsi="Times New Roman" w:cs="Times New Roman"/>
+        </w:rPr>
+        <w:t>l:</w:t>
+      </w:r>
+    </w:p>
+    <w:p>
+      <w:pPr>
+        <w:pStyle w:val="PargrafodaLista"/>
+        <w:numPr>
+          <w:ilvl w:val="0"/>
+          <w:numId w:val="6"/>
+        </w:numPr>
+        <w:spacing w:line="360" w:lineRule="auto"/>
+        <w:jc w:val="both"/>
+        <w:rPr>
+          <w:rFonts w:ascii="Times New Roman" w:eastAsiaTheme="minorEastAsia" w:hAnsi="Times New Roman" w:cs="Times New Roman"/>
+        </w:rPr>
+      </w:pPr>
+      <m:oMath>
+        <m:acc>
+          <m:accPr>
+            <m:chr m:val="̅"/>
+            <m:ctrlPr>
+              <w:rPr>
+                <w:rFonts w:ascii="Cambria Math" w:eastAsiaTheme="minorEastAsia" w:hAnsi="Cambria Math" w:cs="Times New Roman"/>
+              </w:rPr>
+            </m:ctrlPr>
+          </m:accPr>
+          <m:e>
+            <m:r>
+              <w:rPr>
+                <w:rFonts w:ascii="Cambria Math" w:eastAsiaTheme="minorEastAsia" w:hAnsi="Cambria Math" w:cs="Times New Roman"/>
+              </w:rPr>
+              <m:t>u</m:t>
+            </m:r>
+          </m:e>
+        </m:acc>
+      </m:oMath>
+      <w:r>
+        <w:rPr>
+          <w:rFonts w:ascii="Times New Roman" w:eastAsiaTheme="minorEastAsia" w:hAnsi="Times New Roman" w:cs="Times New Roman"/>
+        </w:rPr>
+        <w:t>: taxa média de desemprego juvenil</w:t>
+      </w:r>
+    </w:p>
+    <w:p>
+      <w:pPr>
+        <w:pStyle w:val="PargrafodaLista"/>
+        <w:numPr>
+          <w:ilvl w:val="0"/>
+          <w:numId w:val="6"/>
+        </w:numPr>
+        <w:spacing w:line="360" w:lineRule="auto"/>
+        <w:jc w:val="both"/>
+        <w:rPr>
+          <w:rFonts w:ascii="Times New Roman" w:eastAsiaTheme="minorEastAsia" w:hAnsi="Times New Roman" w:cs="Times New Roman"/>
+        </w:rPr>
+      </w:pPr>
+      <m:oMath>
+        <m:acc>
+          <m:accPr>
+            <m:chr m:val="̅"/>
+            <m:ctrlPr>
+              <w:rPr>
+                <w:rFonts w:ascii="Cambria Math" w:eastAsiaTheme="minorEastAsia" w:hAnsi="Cambria Math" w:cs="Times New Roman"/>
+              </w:rPr>
+            </m:ctrlPr>
+          </m:accPr>
+          <m:e>
+            <m:r>
+              <w:rPr>
+                <w:rFonts w:ascii="Cambria Math" w:eastAsiaTheme="minorEastAsia" w:hAnsi="Cambria Math" w:cs="Times New Roman"/>
+              </w:rPr>
+              <m:t>f</m:t>
+            </m:r>
+          </m:e>
+        </m:acc>
+      </m:oMath>
+      <w:r>
+        <w:rPr>
+          <w:rFonts w:ascii="Times New Roman" w:eastAsiaTheme="minorEastAsia" w:hAnsi="Times New Roman" w:cs="Times New Roman"/>
+        </w:rPr>
+        <w:t>: taxa média de transição do desemprego para o emprego</w:t>
+      </w:r>
+    </w:p>
+    <w:p>
+      <w:pPr>
+        <w:pStyle w:val="PargrafodaLista"/>
+        <w:numPr>
+          <w:ilvl w:val="0"/>
+          <w:numId w:val="6"/>
+        </w:numPr>
+        <w:spacing w:line="360" w:lineRule="auto"/>
+        <w:jc w:val="both"/>
+        <w:rPr>
+          <w:rFonts w:ascii="Times New Roman" w:eastAsiaTheme="minorEastAsia" w:hAnsi="Times New Roman" w:cs="Times New Roman"/>
+        </w:rPr>
+      </w:pPr>
+      <m:oMath>
+        <m:acc>
+          <m:accPr>
+            <m:chr m:val="̅"/>
+            <m:ctrlPr>
+              <w:rPr>
+                <w:rFonts w:ascii="Cambria Math" w:eastAsiaTheme="minorEastAsia" w:hAnsi="Cambria Math" w:cs="Times New Roman"/>
+              </w:rPr>
+            </m:ctrlPr>
+          </m:accPr>
+          <m:e>
+            <m:r>
+              <w:rPr>
+                <w:rFonts w:ascii="Cambria Math" w:eastAsiaTheme="minorEastAsia" w:hAnsi="Cambria Math" w:cs="Times New Roman"/>
+              </w:rPr>
+              <m:t>s</m:t>
+            </m:r>
+          </m:e>
+        </m:acc>
+      </m:oMath>
+      <w:r>
+        <w:rPr>
+          <w:rFonts w:ascii="Times New Roman" w:eastAsiaTheme="minorEastAsia" w:hAnsi="Times New Roman" w:cs="Times New Roman"/>
+        </w:rPr>
+        <w:t>: taxa média de separação</w:t>
+      </w:r>
+    </w:p>
+    <w:p>
+      <w:pPr>
+        <w:pStyle w:val="PargrafodaLista"/>
+        <w:numPr>
+          <w:ilvl w:val="0"/>
+          <w:numId w:val="6"/>
+        </w:numPr>
+        <w:spacing w:line="360" w:lineRule="auto"/>
+        <w:jc w:val="both"/>
+        <w:rPr>
+          <w:rFonts w:ascii="Times New Roman" w:eastAsiaTheme="minorEastAsia" w:hAnsi="Times New Roman" w:cs="Times New Roman"/>
+        </w:rPr>
+      </w:pPr>
+      <m:oMath>
+        <m:acc>
+          <m:accPr>
+            <m:chr m:val="̅"/>
+            <m:ctrlPr>
+              <w:rPr>
+                <w:rFonts w:ascii="Cambria Math" w:eastAsiaTheme="minorEastAsia" w:hAnsi="Cambria Math" w:cs="Times New Roman"/>
+              </w:rPr>
+            </m:ctrlPr>
+          </m:accPr>
+          <m:e>
+            <m:r>
+              <m:rPr>
+                <m:sty m:val="p"/>
+              </m:rPr>
+              <w:rPr>
+                <w:rFonts w:ascii="Cambria Math" w:eastAsiaTheme="minorEastAsia" w:hAnsi="Cambria Math" w:cs="Times New Roman"/>
+              </w:rPr>
+              <m:t>θ</m:t>
+            </m:r>
+          </m:e>
+        </m:acc>
+      </m:oMath>
+      <w:r>
+        <w:rPr>
+          <w:rFonts w:ascii="Times New Roman" w:eastAsiaTheme="minorEastAsia" w:hAnsi="Times New Roman" w:cs="Times New Roman"/>
+        </w:rPr>
+        <w:t xml:space="preserve">: </w:t>
+      </w:r>
+      <w:proofErr w:type="spellStart"/>
+      <w:r>
+        <w:rPr>
+          <w:rFonts w:ascii="Times New Roman" w:eastAsiaTheme="minorEastAsia" w:hAnsi="Times New Roman" w:cs="Times New Roman"/>
+        </w:rPr>
+        <w:t>tightness</w:t>
+      </w:r>
+      <w:proofErr w:type="spellEnd"/>
+      <w:r>
+        <w:rPr>
+          <w:rFonts w:ascii="Times New Roman" w:eastAsiaTheme="minorEastAsia" w:hAnsi="Times New Roman" w:cs="Times New Roman"/>
+        </w:rPr>
+        <w:t xml:space="preserve"> média dos jovens</w:t>
+      </w:r>
+    </w:p>
+    <w:p>
+      <w:pPr>
+        <w:spacing w:line="360" w:lineRule="auto"/>
+        <w:ind w:left="708"/>
+        <w:jc w:val="both"/>
+        <w:rPr>
+          <w:rFonts w:ascii="Times New Roman" w:eastAsiaTheme="minorEastAsia" w:hAnsi="Times New Roman" w:cs="Times New Roman"/>
+        </w:rPr>
+      </w:pPr>
+      <w:r>
+        <w:rPr>
+          <w:rFonts w:ascii="Times New Roman" w:eastAsiaTheme="minorEastAsia" w:hAnsi="Times New Roman" w:cs="Times New Roman"/>
+        </w:rPr>
+        <w:t>Alguns parâmetros não observáveis foram calibrados com base na literatura:</w:t>
+      </w:r>
+    </w:p>
+    <w:tbl>
+      <w:tblPr>
+        <w:tblStyle w:val="Tabelacomgrade"/>
+        <w:tblW w:w="0" w:type="auto"/>
+        <w:tblInd w:w="708" w:type="dxa"/>
+        <w:tblLook w:val="04A0" w:firstRow="1" w:lastRow="0" w:firstColumn="1" w:lastColumn="0" w:noHBand="0" w:noVBand="1"/>
+      </w:tblPr>
+      <w:tblGrid>
+        <w:gridCol w:w="7084"/>
+      </w:tblGrid>
+      <w:tr>
+        <w:tc>
+          <w:tcPr>
+            <w:tcW w:w="7084" w:type="dxa"/>
+          </w:tcPr>
+          <w:tbl>
+            <w:tblPr>
+              <w:tblW w:w="0" w:type="auto"/>
+              <w:tblCellSpacing w:w="15" w:type="dxa"/>
+              <w:tblCellMar>
+                <w:top w:w="15" w:type="dxa"/>
+                <w:left w:w="15" w:type="dxa"/>
+                <w:bottom w:w="15" w:type="dxa"/>
+                <w:right w:w="15" w:type="dxa"/>
+              </w:tblCellMar>
+              <w:tblLook w:val="04A0" w:firstRow="1" w:lastRow="0" w:firstColumn="1" w:lastColumn="0" w:noHBand="0" w:noVBand="1"/>
+            </w:tblPr>
+            <w:tblGrid>
+              <w:gridCol w:w="1182"/>
+              <w:gridCol w:w="1232"/>
+              <w:gridCol w:w="4454"/>
+            </w:tblGrid>
+            <w:tr>
+              <w:trPr>
+                <w:tblHeader/>
+                <w:tblCellSpacing w:w="15" w:type="dxa"/>
+              </w:trPr>
+              <w:tc>
+                <w:tcPr>
+                  <w:tcW w:w="0" w:type="auto"/>
+                  <w:tcBorders>
+                    <w:bottom w:val="single" w:sz="4" w:space="0" w:color="auto"/>
+                  </w:tcBorders>
+                  <w:vAlign w:val="center"/>
+                  <w:hideMark/>
+                </w:tcPr>
+                <w:p>
+                  <w:pPr>
+                    <w:spacing w:after="0" w:line="240" w:lineRule="auto"/>
+                    <w:jc w:val="center"/>
+                    <w:rPr>
+                      <w:rFonts w:ascii="Times New Roman" w:eastAsia="Times New Roman" w:hAnsi="Times New Roman" w:cs="Times New Roman"/>
+                      <w:b/>
+                      <w:bCs/>
+                      <w:kern w:val="0"/>
+                      <w:lang w:eastAsia="pt-BR"/>
+                      <w14:ligatures w14:val="none"/>
+                    </w:rPr>
+                  </w:pPr>
+                  <w:r>
+                    <w:rPr>
+                      <w:rFonts w:ascii="Times New Roman" w:eastAsia="Times New Roman" w:hAnsi="Times New Roman" w:cs="Times New Roman"/>
+                      <w:b/>
+                      <w:bCs/>
+                      <w:kern w:val="0"/>
+                      <w:lang w:eastAsia="pt-BR"/>
+                      <w14:ligatures w14:val="none"/>
+                    </w:rPr>
+                    <w:t>Parâmetro</w:t>
+                  </w:r>
+                </w:p>
+              </w:tc>
+              <w:tc>
+                <w:tcPr>
+                  <w:tcW w:w="1225" w:type="dxa"/>
+                  <w:tcBorders>
+                    <w:left w:val="single" w:sz="4" w:space="0" w:color="auto"/>
+                    <w:bottom w:val="single" w:sz="4" w:space="0" w:color="auto"/>
+                  </w:tcBorders>
+                  <w:vAlign w:val="center"/>
+                  <w:hideMark/>
+                </w:tcPr>
+                <w:p>
+                  <w:pPr>
+                    <w:spacing w:after="0" w:line="240" w:lineRule="auto"/>
+                    <w:jc w:val="center"/>
+                    <w:rPr>
+                      <w:rFonts w:ascii="Times New Roman" w:eastAsia="Times New Roman" w:hAnsi="Times New Roman" w:cs="Times New Roman"/>
+                      <w:b/>
+                      <w:bCs/>
+                      <w:kern w:val="0"/>
+                      <w:lang w:eastAsia="pt-BR"/>
+                      <w14:ligatures w14:val="none"/>
+                    </w:rPr>
+                  </w:pPr>
+                  <w:r>
+                    <w:rPr>
+                      <w:rFonts w:ascii="Times New Roman" w:eastAsia="Times New Roman" w:hAnsi="Times New Roman" w:cs="Times New Roman"/>
+                      <w:b/>
+                      <w:bCs/>
+                      <w:kern w:val="0"/>
+                      <w:lang w:eastAsia="pt-BR"/>
+                      <w14:ligatures w14:val="none"/>
+                    </w:rPr>
+                    <w:t>Valor</w:t>
+                  </w:r>
+                </w:p>
+              </w:tc>
+              <w:tc>
+                <w:tcPr>
+                  <w:tcW w:w="4534" w:type="dxa"/>
+                  <w:tcBorders>
+                    <w:left w:val="single" w:sz="4" w:space="0" w:color="auto"/>
+                    <w:bottom w:val="single" w:sz="4" w:space="0" w:color="auto"/>
+                  </w:tcBorders>
+                  <w:vAlign w:val="center"/>
+                  <w:hideMark/>
+                </w:tcPr>
+                <w:p>
+                  <w:pPr>
+                    <w:spacing w:after="0" w:line="240" w:lineRule="auto"/>
+                    <w:jc w:val="center"/>
+                    <w:rPr>
+                      <w:rFonts w:ascii="Times New Roman" w:eastAsia="Times New Roman" w:hAnsi="Times New Roman" w:cs="Times New Roman"/>
+                      <w:b/>
+                      <w:bCs/>
+                      <w:kern w:val="0"/>
+                      <w:lang w:eastAsia="pt-BR"/>
+                      <w14:ligatures w14:val="none"/>
+                    </w:rPr>
+                  </w:pPr>
+                  <w:r>
+                    <w:rPr>
+                      <w:rFonts w:ascii="Times New Roman" w:eastAsia="Times New Roman" w:hAnsi="Times New Roman" w:cs="Times New Roman"/>
+                      <w:b/>
+                      <w:bCs/>
+                      <w:kern w:val="0"/>
+                      <w:lang w:eastAsia="pt-BR"/>
+                      <w14:ligatures w14:val="none"/>
+                    </w:rPr>
+                    <w:t>Justificativa</w:t>
+                  </w:r>
+                </w:p>
+              </w:tc>
+            </w:tr>
+            <w:tr>
+              <w:trPr>
+                <w:tblCellSpacing w:w="15" w:type="dxa"/>
+              </w:trPr>
+              <w:tc>
+                <w:tcPr>
+                  <w:tcW w:w="0" w:type="auto"/>
+                  <w:vAlign w:val="center"/>
+                  <w:hideMark/>
+                </w:tcPr>
+                <w:p>
+                  <w:pPr>
+                    <w:spacing w:after="0" w:line="240" w:lineRule="auto"/>
+                    <w:jc w:val="center"/>
+                    <w:rPr>
+                      <w:rFonts w:ascii="Times New Roman" w:eastAsia="Times New Roman" w:hAnsi="Times New Roman" w:cs="Times New Roman"/>
+                      <w:kern w:val="0"/>
+                      <w:lang w:eastAsia="pt-BR"/>
+                      <w14:ligatures w14:val="none"/>
+                    </w:rPr>
+                  </w:pPr>
+                  <m:oMathPara>
+                    <m:oMath>
+                      <m:r>
+                        <w:rPr>
+                          <w:rFonts w:ascii="Cambria Math" w:eastAsia="Times New Roman" w:hAnsi="Cambria Math" w:cs="Times New Roman"/>
+                          <w:kern w:val="0"/>
+                          <w:lang w:eastAsia="pt-BR"/>
+                          <w14:ligatures w14:val="none"/>
+                        </w:rPr>
+                        <m:t>r</m:t>
+                      </m:r>
+                    </m:oMath>
+                  </m:oMathPara>
+                </w:p>
+              </w:tc>
+              <w:tc>
+                <w:tcPr>
+                  <w:tcW w:w="1225" w:type="dxa"/>
+                  <w:tcBorders>
+                    <w:left w:val="single" w:sz="4" w:space="0" w:color="auto"/>
+                  </w:tcBorders>
+                  <w:vAlign w:val="center"/>
+                  <w:hideMark/>
+                </w:tcPr>
+                <w:p>
+                  <w:pPr>
+                    <w:spacing w:after="0" w:line="240" w:lineRule="auto"/>
+                    <w:jc w:val="center"/>
+                    <w:rPr>
+                      <w:rFonts w:ascii="Times New Roman" w:eastAsia="Times New Roman" w:hAnsi="Times New Roman" w:cs="Times New Roman"/>
+                      <w:kern w:val="0"/>
+                      <w:lang w:eastAsia="pt-BR"/>
+                      <w14:ligatures w14:val="none"/>
+                    </w:rPr>
+                  </w:pPr>
+                  <m:oMathPara>
+                    <m:oMath>
+                      <m:r>
+                        <w:rPr>
+                          <w:rFonts w:ascii="Cambria Math" w:eastAsia="Times New Roman" w:hAnsi="Cambria Math" w:cs="Times New Roman"/>
+                          <w:kern w:val="0"/>
+                          <w:lang w:eastAsia="pt-BR"/>
+                          <w14:ligatures w14:val="none"/>
+                        </w:rPr>
+                        <m:t>0,0125</m:t>
+                      </m:r>
+                    </m:oMath>
+                  </m:oMathPara>
+                </w:p>
+              </w:tc>
+              <w:tc>
+                <w:tcPr>
+                  <w:tcW w:w="4534" w:type="dxa"/>
+                  <w:tcBorders>
+                    <w:left w:val="single" w:sz="4" w:space="0" w:color="auto"/>
+                  </w:tcBorders>
+                  <w:vAlign w:val="center"/>
+                  <w:hideMark/>
+                </w:tcPr>
+                <w:p>
+                  <w:pPr>
+                    <w:spacing w:after="0" w:line="240" w:lineRule="auto"/>
+                    <w:jc w:val="center"/>
+                    <w:rPr>
+                      <w:rFonts w:ascii="Times New Roman" w:eastAsia="Times New Roman" w:hAnsi="Times New Roman" w:cs="Times New Roman"/>
+                      <w:kern w:val="0"/>
+                      <w:lang w:eastAsia="pt-BR"/>
+                      <w14:ligatures w14:val="none"/>
+                    </w:rPr>
+                  </w:pPr>
+                  <w:r>
+                    <w:rPr>
+                      <w:rFonts w:ascii="Times New Roman" w:eastAsia="Times New Roman" w:hAnsi="Times New Roman" w:cs="Times New Roman"/>
+                      <w:kern w:val="0"/>
+                      <w:lang w:eastAsia="pt-BR"/>
+                      <w14:ligatures w14:val="none"/>
+                    </w:rPr>
+                    <w:t>Taxa de desconto trimestral (5% anual)</w:t>
+                  </w:r>
+                </w:p>
+              </w:tc>
+            </w:tr>
+            <w:tr>
+              <w:trPr>
+                <w:tblCellSpacing w:w="15" w:type="dxa"/>
+              </w:trPr>
+              <w:tc>
+                <w:tcPr>
+                  <w:tcW w:w="0" w:type="auto"/>
+                  <w:vAlign w:val="center"/>
+                  <w:hideMark/>
+                </w:tcPr>
+                <w:p>
+                  <w:pPr>
+                    <w:spacing w:after="0" w:line="240" w:lineRule="auto"/>
+                    <w:jc w:val="center"/>
+                    <w:rPr>
+                      <w:rFonts w:ascii="Times New Roman" w:eastAsia="Times New Roman" w:hAnsi="Times New Roman" w:cs="Times New Roman"/>
+                      <w:kern w:val="0"/>
+                      <w:lang w:eastAsia="pt-BR"/>
+                      <w14:ligatures w14:val="none"/>
+                    </w:rPr>
+                  </w:pPr>
+                  <m:oMathPara>
+                    <m:oMath>
+                      <m:r>
+                        <w:rPr>
+                          <w:rFonts w:ascii="Cambria Math" w:eastAsia="Times New Roman" w:hAnsi="Cambria Math" w:cs="Times New Roman"/>
+                          <w:kern w:val="0"/>
+                          <w:lang w:eastAsia="pt-BR"/>
+                          <w14:ligatures w14:val="none"/>
+                        </w:rPr>
+                        <m:t>β</m:t>
+                      </m:r>
+                    </m:oMath>
+                  </m:oMathPara>
+                </w:p>
+              </w:tc>
+              <w:tc>
+                <w:tcPr>
+                  <w:tcW w:w="1225" w:type="dxa"/>
+                  <w:tcBorders>
+                    <w:left w:val="single" w:sz="4" w:space="0" w:color="auto"/>
+                  </w:tcBorders>
+                  <w:vAlign w:val="center"/>
+                  <w:hideMark/>
+                </w:tcPr>
+                <w:p>
+                  <w:pPr>
+                    <w:spacing w:after="0" w:line="240" w:lineRule="auto"/>
+                    <w:jc w:val="center"/>
+                    <w:rPr>
+                      <w:rFonts w:ascii="Times New Roman" w:eastAsia="Times New Roman" w:hAnsi="Times New Roman" w:cs="Times New Roman"/>
+                      <w:kern w:val="0"/>
+                      <w:lang w:eastAsia="pt-BR"/>
+                      <w14:ligatures w14:val="none"/>
+                    </w:rPr>
+                  </w:pPr>
+                  <w:r>
+                    <w:rPr>
+                      <w:rFonts w:ascii="Times New Roman" w:eastAsia="Times New Roman" w:hAnsi="Times New Roman" w:cs="Times New Roman"/>
+                      <w:kern w:val="0"/>
+                      <w:lang w:eastAsia="pt-BR"/>
+                      <w14:ligatures w14:val="none"/>
+                    </w:rPr>
+                    <w:t>0,5</w:t>
+                  </w:r>
+                </w:p>
+              </w:tc>
+              <w:tc>
+                <w:tcPr>
+                  <w:tcW w:w="4534" w:type="dxa"/>
+                  <w:tcBorders>
+                    <w:left w:val="single" w:sz="4" w:space="0" w:color="auto"/>
+                  </w:tcBorders>
+                  <w:vAlign w:val="center"/>
+                  <w:hideMark/>
+                </w:tcPr>
+                <w:p>
+                  <w:pPr>
+                    <w:spacing w:after="0" w:line="240" w:lineRule="auto"/>
+                    <w:jc w:val="center"/>
+                    <w:rPr>
+                      <w:rFonts w:ascii="Times New Roman" w:eastAsia="Times New Roman" w:hAnsi="Times New Roman" w:cs="Times New Roman"/>
+                      <w:kern w:val="0"/>
+                      <w:lang w:eastAsia="pt-BR"/>
+                      <w14:ligatures w14:val="none"/>
+                    </w:rPr>
+                  </w:pPr>
+                  <w:r>
+                    <w:rPr>
+                      <w:rFonts w:ascii="Times New Roman" w:eastAsia="Times New Roman" w:hAnsi="Times New Roman" w:cs="Times New Roman"/>
+                      <w:kern w:val="0"/>
+                      <w:lang w:eastAsia="pt-BR"/>
+                      <w14:ligatures w14:val="none"/>
+                    </w:rPr>
+                    <w:t>Barganha simétrica trabalhador/empresa</w:t>
+                  </w:r>
+                </w:p>
+              </w:tc>
+            </w:tr>
+            <w:tr>
+              <w:trPr>
+                <w:tblCellSpacing w:w="15" w:type="dxa"/>
+              </w:trPr>
+              <w:tc>
+                <w:tcPr>
+                  <w:tcW w:w="0" w:type="auto"/>
+                  <w:vAlign w:val="center"/>
+                  <w:hideMark/>
+                </w:tcPr>
+                <w:p>
+                  <w:pPr>
+                    <w:spacing w:after="0" w:line="240" w:lineRule="auto"/>
+                    <w:jc w:val="center"/>
+                    <w:rPr>
+                      <w:rFonts w:ascii="Times New Roman" w:eastAsia="Times New Roman" w:hAnsi="Times New Roman" w:cs="Times New Roman"/>
+                      <w:kern w:val="0"/>
+                      <w:lang w:eastAsia="pt-BR"/>
+                      <w14:ligatures w14:val="none"/>
+                    </w:rPr>
+                  </w:pPr>
+                  <m:oMathPara>
+                    <m:oMath>
+                      <m:r>
+                        <w:rPr>
+                          <w:rFonts w:ascii="Cambria Math" w:eastAsia="Times New Roman" w:hAnsi="Cambria Math" w:cs="Times New Roman"/>
+                          <w:kern w:val="0"/>
+                          <w:lang w:eastAsia="pt-BR"/>
+                          <w14:ligatures w14:val="none"/>
+                        </w:rPr>
+                        <m:t>z</m:t>
+                      </m:r>
+                    </m:oMath>
+                  </m:oMathPara>
+                </w:p>
+              </w:tc>
+              <w:tc>
+                <w:tcPr>
+                  <w:tcW w:w="1225" w:type="dxa"/>
+                  <w:tcBorders>
+                    <w:left w:val="single" w:sz="4" w:space="0" w:color="auto"/>
+                  </w:tcBorders>
+                  <w:vAlign w:val="center"/>
+                  <w:hideMark/>
+                </w:tcPr>
+                <w:p>
+                  <w:pPr>
+                    <w:spacing w:after="0" w:line="240" w:lineRule="auto"/>
+                    <w:jc w:val="center"/>
+                    <w:rPr>
+                      <w:rFonts w:ascii="Times New Roman" w:eastAsia="Times New Roman" w:hAnsi="Times New Roman" w:cs="Times New Roman"/>
+                      <w:kern w:val="0"/>
+                      <w:lang w:eastAsia="pt-BR"/>
+                      <w14:ligatures w14:val="none"/>
+                    </w:rPr>
+                  </w:pPr>
+                  <m:oMathPara>
+                    <m:oMath>
+                      <m:r>
+                        <w:rPr>
+                          <w:rFonts w:ascii="Cambria Math" w:eastAsia="Times New Roman" w:hAnsi="Cambria Math" w:cs="Times New Roman"/>
+                          <w:kern w:val="0"/>
+                          <w:lang w:eastAsia="pt-BR"/>
+                          <w14:ligatures w14:val="none"/>
+                        </w:rPr>
+                        <m:t xml:space="preserve">0,4 </m:t>
+                      </m:r>
+                      <m:r>
+                        <m:rPr>
+                          <m:sty m:val="p"/>
+                        </m:rPr>
+                        <w:rPr>
+                          <w:rFonts w:ascii="Cambria Math" w:eastAsia="Times New Roman" w:hAnsi="Cambria Math" w:cs="Times New Roman"/>
+                          <w:kern w:val="0"/>
+                          <w:lang w:eastAsia="pt-BR"/>
+                          <w14:ligatures w14:val="none"/>
+                        </w:rPr>
+                        <m:t>⋅</m:t>
+                      </m:r>
+                      <m:r>
+                        <w:rPr>
+                          <w:rFonts w:ascii="Cambria Math" w:eastAsia="Times New Roman" w:hAnsi="Cambria Math" w:cs="Times New Roman"/>
+                          <w:kern w:val="0"/>
+                          <w:lang w:eastAsia="pt-BR"/>
+                          <w14:ligatures w14:val="none"/>
+                        </w:rPr>
+                        <m:t>y</m:t>
+                      </m:r>
+                    </m:oMath>
+                  </m:oMathPara>
+                </w:p>
+              </w:tc>
+              <w:tc>
+                <w:tcPr>
+                  <w:tcW w:w="4534" w:type="dxa"/>
+                  <w:tcBorders>
+                    <w:left w:val="single" w:sz="4" w:space="0" w:color="auto"/>
+                  </w:tcBorders>
+                  <w:vAlign w:val="center"/>
+                  <w:hideMark/>
+                </w:tcPr>
+                <w:p>
+                  <w:pPr>
+                    <w:spacing w:after="0" w:line="240" w:lineRule="auto"/>
+                    <w:jc w:val="center"/>
+                    <w:rPr>
+                      <w:rFonts w:ascii="Times New Roman" w:eastAsia="Times New Roman" w:hAnsi="Times New Roman" w:cs="Times New Roman"/>
+                      <w:kern w:val="0"/>
+                      <w:lang w:eastAsia="pt-BR"/>
+                      <w14:ligatures w14:val="none"/>
+                    </w:rPr>
+                  </w:pPr>
+                  <w:r>
+                    <w:rPr>
+                      <w:rFonts w:ascii="Times New Roman" w:eastAsia="Times New Roman" w:hAnsi="Times New Roman" w:cs="Times New Roman"/>
+                      <w:kern w:val="0"/>
+                      <w:lang w:eastAsia="pt-BR"/>
+                      <w14:ligatures w14:val="none"/>
+                    </w:rPr>
+                    <w:t>Valor de fora assumido como 40% da produtividade</w:t>
+                  </w:r>
+                </w:p>
+              </w:tc>
+            </w:tr>
+          </w:tbl>
+          <w:p>
+            <w:pPr>
+              <w:spacing w:line="360" w:lineRule="auto"/>
+              <w:jc w:val="center"/>
+              <w:rPr>
+                <w:rFonts w:ascii="Times New Roman" w:eastAsiaTheme="minorEastAsia" w:hAnsi="Times New Roman" w:cs="Times New Roman"/>
+              </w:rPr>
+            </w:pPr>
+          </w:p>
+        </w:tc>
+      </w:tr>
+    </w:tbl>
+    <w:p>
+      <w:pPr>
+        <w:spacing w:line="360" w:lineRule="auto"/>
+        <w:ind w:left="708"/>
+        <w:jc w:val="both"/>
+        <w:rPr>
+          <w:rFonts w:ascii="Times New Roman" w:eastAsiaTheme="minorEastAsia" w:hAnsi="Times New Roman" w:cs="Times New Roman"/>
+        </w:rPr>
+      </w:pPr>
+    </w:p>
+    <w:p>
+      <w:pPr>
+        <w:spacing w:line="360" w:lineRule="auto"/>
+        <w:ind w:firstLine="708"/>
+        <w:jc w:val="both"/>
+        <w:rPr>
+          <w:rFonts w:ascii="Times New Roman" w:eastAsiaTheme="minorEastAsia" w:hAnsi="Times New Roman" w:cs="Times New Roman"/>
+        </w:rPr>
+      </w:pPr>
+      <w:r>
+        <w:rPr>
+          <w:rFonts w:ascii="Times New Roman" w:eastAsiaTheme="minorEastAsia" w:hAnsi="Times New Roman" w:cs="Times New Roman"/>
+        </w:rPr>
+        <w:t>Assim, o sistema foi resolvido</w:t>
+      </w:r>
+      <w:r>
+        <w:rPr>
+          <w:rFonts w:ascii="Times New Roman" w:eastAsiaTheme="minorEastAsia" w:hAnsi="Times New Roman" w:cs="Times New Roman"/>
+        </w:rPr>
+        <w:t xml:space="preserve">, inicialmente assumindo um valor para </w:t>
+      </w:r>
+      <m:oMath>
+        <m:r>
+          <w:rPr>
+            <w:rFonts w:ascii="Cambria Math" w:eastAsiaTheme="minorEastAsia" w:hAnsi="Cambria Math" w:cs="Times New Roman"/>
+          </w:rPr>
+          <m:t>y</m:t>
+        </m:r>
+      </m:oMath>
+      <w:r>
+        <w:rPr>
+          <w:rFonts w:ascii="Times New Roman" w:eastAsiaTheme="minorEastAsia" w:hAnsi="Times New Roman" w:cs="Times New Roman"/>
+        </w:rPr>
+        <w:t>, calcula</w:t>
+      </w:r>
+      <w:proofErr w:type="spellStart"/>
+      <w:r>
+        <w:rPr>
+          <w:rFonts w:ascii="Times New Roman" w:eastAsiaTheme="minorEastAsia" w:hAnsi="Times New Roman" w:cs="Times New Roman"/>
+        </w:rPr>
+        <w:t>ndo-se</w:t>
+      </w:r>
+      <w:proofErr w:type="spellEnd"/>
+      <w:r>
+        <w:rPr>
+          <w:rFonts w:ascii="Times New Roman" w:eastAsiaTheme="minorEastAsia" w:hAnsi="Times New Roman" w:cs="Times New Roman"/>
+        </w:rPr>
+        <w:t xml:space="preserve"> o valor do tempo livre como </w:t>
+      </w:r>
+      <w:r>
+        <w:rPr>
+          <w:rFonts w:ascii="Times New Roman" w:eastAsiaTheme="minorEastAsia" w:hAnsi="Times New Roman" w:cs="Times New Roman"/>
+        </w:rPr>
+        <w:t>40% de seu</w:t>
+      </w:r>
+      <w:r>
+        <w:rPr>
+          <w:rFonts w:ascii="Times New Roman" w:eastAsiaTheme="minorEastAsia" w:hAnsi="Times New Roman" w:cs="Times New Roman"/>
+        </w:rPr>
+        <w:t xml:space="preserve"> </w:t>
+      </w:r>
+      <w:r>
+        <w:rPr>
+          <w:rFonts w:ascii="Times New Roman" w:eastAsiaTheme="minorEastAsia" w:hAnsi="Times New Roman" w:cs="Times New Roman"/>
+        </w:rPr>
+        <w:t xml:space="preserve">valor, e então, o salário teórico </w:t>
+      </w:r>
+      <w:r>
+        <w:rPr>
+          <w:rFonts w:ascii="Times New Roman" w:eastAsiaTheme="minorEastAsia" w:hAnsi="Times New Roman" w:cs="Times New Roman"/>
+        </w:rPr>
+        <w:t>via barganha simples</w:t>
+      </w:r>
+      <w:r>
+        <w:rPr>
+          <w:rFonts w:ascii="Times New Roman" w:eastAsiaTheme="minorEastAsia" w:hAnsi="Times New Roman" w:cs="Times New Roman"/>
+        </w:rPr>
+        <w:t xml:space="preserve">: </w:t>
+      </w:r>
+      <m:oMath>
+        <m:r>
+          <w:rPr>
+            <w:rFonts w:ascii="Cambria Math" w:eastAsiaTheme="minorEastAsia" w:hAnsi="Cambria Math" w:cs="Times New Roman"/>
+          </w:rPr>
+          <m:t>w=</m:t>
+        </m:r>
+        <m:d>
+          <m:dPr>
+            <m:ctrlPr>
+              <w:rPr>
+                <w:rFonts w:ascii="Cambria Math" w:eastAsiaTheme="minorEastAsia" w:hAnsi="Cambria Math" w:cs="Times New Roman"/>
+                <w:i/>
+              </w:rPr>
+            </m:ctrlPr>
+          </m:dPr>
+          <m:e>
+            <m:r>
+              <w:rPr>
+                <w:rFonts w:ascii="Cambria Math" w:eastAsiaTheme="minorEastAsia" w:hAnsi="Cambria Math" w:cs="Times New Roman"/>
+              </w:rPr>
+              <m:t>1-</m:t>
+            </m:r>
+            <m:r>
+              <m:rPr>
+                <m:sty m:val="p"/>
+              </m:rPr>
+              <w:rPr>
+                <w:rFonts w:ascii="Cambria Math" w:eastAsiaTheme="minorEastAsia" w:hAnsi="Cambria Math" w:cs="Times New Roman"/>
+              </w:rPr>
+              <m:t>β</m:t>
+            </m:r>
+          </m:e>
+        </m:d>
+        <m:r>
+          <w:rPr>
+            <w:rFonts w:ascii="Cambria Math" w:eastAsiaTheme="minorEastAsia" w:hAnsi="Cambria Math" w:cs="Times New Roman"/>
+          </w:rPr>
+          <m:t>z+</m:t>
+        </m:r>
+        <m:r>
+          <m:rPr>
+            <m:sty m:val="p"/>
+          </m:rPr>
+          <w:rPr>
+            <w:rFonts w:ascii="Cambria Math" w:eastAsiaTheme="minorEastAsia" w:hAnsi="Cambria Math" w:cs="Times New Roman"/>
+          </w:rPr>
+          <m:t>β</m:t>
+        </m:r>
+        <m:r>
+          <w:rPr>
+            <w:rFonts w:ascii="Cambria Math" w:eastAsiaTheme="minorEastAsia" w:hAnsi="Cambria Math" w:cs="Times New Roman"/>
+          </w:rPr>
+          <m:t>y</m:t>
+        </m:r>
+      </m:oMath>
+      <w:r>
+        <w:rPr>
+          <w:rFonts w:ascii="Times New Roman" w:eastAsiaTheme="minorEastAsia" w:hAnsi="Times New Roman" w:cs="Times New Roman"/>
+        </w:rPr>
+        <w:t xml:space="preserve">.  Esses resultados, quando substituídos na </w:t>
+      </w:r>
+      <w:r>
+        <w:rPr>
+          <w:rFonts w:ascii="Times New Roman" w:eastAsiaTheme="minorEastAsia" w:hAnsi="Times New Roman" w:cs="Times New Roman"/>
+        </w:rPr>
+        <w:t xml:space="preserve">equação de entrada livre para obter o custo de manter uma vaga aberta </w:t>
+      </w:r>
+      <m:oMath>
+        <m:r>
+          <w:rPr>
+            <w:rFonts w:ascii="Cambria Math" w:eastAsiaTheme="minorEastAsia" w:hAnsi="Cambria Math" w:cs="Times New Roman"/>
+          </w:rPr>
+          <m:t>c</m:t>
+        </m:r>
+      </m:oMath>
+      <w:r>
+        <w:rPr>
+          <w:rFonts w:ascii="Times New Roman" w:eastAsiaTheme="minorEastAsia" w:hAnsi="Times New Roman" w:cs="Times New Roman"/>
+        </w:rPr>
+        <w:t xml:space="preserve">, </w:t>
+      </w:r>
+      <w:r>
+        <w:rPr>
+          <w:rFonts w:ascii="Times New Roman" w:eastAsiaTheme="minorEastAsia" w:hAnsi="Times New Roman" w:cs="Times New Roman"/>
+        </w:rPr>
+        <w:t>nos permite compara</w:t>
+      </w:r>
+      <w:r>
+        <w:rPr>
+          <w:rFonts w:ascii="Times New Roman" w:eastAsiaTheme="minorEastAsia" w:hAnsi="Times New Roman" w:cs="Times New Roman"/>
+        </w:rPr>
+        <w:t xml:space="preserve">r o salário gerado pela barganha com o salário teórico ajustado (à </w:t>
+      </w:r>
+      <w:proofErr w:type="spellStart"/>
+      <w:r>
+        <w:rPr>
+          <w:rFonts w:ascii="Times New Roman" w:eastAsiaTheme="minorEastAsia" w:hAnsi="Times New Roman" w:cs="Times New Roman"/>
+        </w:rPr>
+        <w:t>la</w:t>
+      </w:r>
+      <w:proofErr w:type="spellEnd"/>
+      <w:r>
+        <w:rPr>
+          <w:rFonts w:ascii="Times New Roman" w:eastAsiaTheme="minorEastAsia" w:hAnsi="Times New Roman" w:cs="Times New Roman"/>
+        </w:rPr>
+        <w:t xml:space="preserve"> Nash).</w:t>
+      </w:r>
+    </w:p>
+    <w:p>
+      <w:pPr>
+        <w:spacing w:line="360" w:lineRule="auto"/>
+        <w:ind w:firstLine="708"/>
+        <w:jc w:val="both"/>
+        <w:rPr>
+          <w:rFonts w:ascii="Times New Roman" w:eastAsiaTheme="minorEastAsia" w:hAnsi="Times New Roman" w:cs="Times New Roman"/>
+        </w:rPr>
+      </w:pPr>
+      <w:r>
+        <w:rPr>
+          <w:rFonts w:ascii="Times New Roman" w:eastAsiaTheme="minorEastAsia" w:hAnsi="Times New Roman" w:cs="Times New Roman"/>
+        </w:rPr>
+        <w:t xml:space="preserve">O valor de </w:t>
+      </w:r>
+      <m:oMath>
+        <m:r>
+          <w:rPr>
+            <w:rFonts w:ascii="Cambria Math" w:eastAsiaTheme="minorEastAsia" w:hAnsi="Cambria Math" w:cs="Times New Roman"/>
+          </w:rPr>
+          <m:t>y</m:t>
+        </m:r>
+      </m:oMath>
+      <w:r>
+        <w:rPr>
+          <w:rFonts w:ascii="Times New Roman" w:eastAsiaTheme="minorEastAsia" w:hAnsi="Times New Roman" w:cs="Times New Roman"/>
+        </w:rPr>
+        <w:t xml:space="preserve"> que minimiza a diferença entre os dois, permitiu-nos obter </w:t>
+      </w:r>
+      <w:r>
+        <w:rPr>
+          <w:rFonts w:ascii="Times New Roman" w:eastAsiaTheme="minorEastAsia" w:hAnsi="Times New Roman" w:cs="Times New Roman"/>
+        </w:rPr>
+        <w:t>numericamente os valores de equilíbrio estacionário</w:t>
+      </w:r>
+      <w:r>
+        <w:rPr>
+          <w:rFonts w:ascii="Times New Roman" w:eastAsiaTheme="minorEastAsia" w:hAnsi="Times New Roman" w:cs="Times New Roman"/>
+        </w:rPr>
+        <w:t xml:space="preserve">. E assim pudemos avaliar o funcionamento estrutural do mercado de trabalho juvenil. </w:t>
+      </w:r>
+      <w:r>
+        <w:rPr>
+          <w:rFonts w:ascii="Times New Roman" w:eastAsiaTheme="minorEastAsia" w:hAnsi="Times New Roman" w:cs="Times New Roman"/>
+        </w:rPr>
+        <w:t xml:space="preserve">Enquanto </w:t>
+      </w:r>
+      <m:oMath>
+        <m:r>
+          <w:rPr>
+            <w:rFonts w:ascii="Cambria Math" w:eastAsiaTheme="minorEastAsia" w:hAnsi="Cambria Math" w:cs="Times New Roman"/>
+          </w:rPr>
+          <m:t>y</m:t>
+        </m:r>
+      </m:oMath>
+      <w:r>
+        <w:rPr>
+          <w:rFonts w:ascii="Times New Roman" w:eastAsiaTheme="minorEastAsia" w:hAnsi="Times New Roman" w:cs="Times New Roman"/>
+        </w:rPr>
+        <w:t xml:space="preserve"> representa a contribuição média de um jovem tr</w:t>
+      </w:r>
+      <w:proofErr w:type="spellStart"/>
+      <w:r>
+        <w:rPr>
+          <w:rFonts w:ascii="Times New Roman" w:eastAsiaTheme="minorEastAsia" w:hAnsi="Times New Roman" w:cs="Times New Roman"/>
+        </w:rPr>
+        <w:t>abalhador</w:t>
+      </w:r>
+      <w:proofErr w:type="spellEnd"/>
+      <w:r>
+        <w:rPr>
+          <w:rFonts w:ascii="Times New Roman" w:eastAsiaTheme="minorEastAsia" w:hAnsi="Times New Roman" w:cs="Times New Roman"/>
+        </w:rPr>
+        <w:t xml:space="preserve"> formal, </w:t>
+      </w:r>
+      <m:oMath>
+        <m:r>
+          <w:rPr>
+            <w:rFonts w:ascii="Cambria Math" w:eastAsiaTheme="minorEastAsia" w:hAnsi="Cambria Math" w:cs="Times New Roman"/>
+          </w:rPr>
+          <m:t>z</m:t>
+        </m:r>
+      </m:oMath>
+      <w:r>
+        <w:rPr>
+          <w:rFonts w:ascii="Times New Roman" w:eastAsiaTheme="minorEastAsia" w:hAnsi="Times New Roman" w:cs="Times New Roman"/>
+        </w:rPr>
+        <w:t xml:space="preserve"> pode ser inter</w:t>
+      </w:r>
+      <w:proofErr w:type="spellStart"/>
+      <w:r>
+        <w:rPr>
+          <w:rFonts w:ascii="Times New Roman" w:eastAsiaTheme="minorEastAsia" w:hAnsi="Times New Roman" w:cs="Times New Roman"/>
+        </w:rPr>
+        <w:t>pretado</w:t>
+      </w:r>
+      <w:proofErr w:type="spellEnd"/>
+      <w:r>
+        <w:rPr>
+          <w:rFonts w:ascii="Times New Roman" w:eastAsiaTheme="minorEastAsia" w:hAnsi="Times New Roman" w:cs="Times New Roman"/>
+        </w:rPr>
+        <w:t xml:space="preserve"> como o piso de reserva para aceitar um emprego, </w:t>
+      </w:r>
+      <m:oMath>
+        <m:r>
+          <w:rPr>
+            <w:rFonts w:ascii="Cambria Math" w:eastAsiaTheme="minorEastAsia" w:hAnsi="Cambria Math" w:cs="Times New Roman"/>
+          </w:rPr>
+          <m:t>c</m:t>
+        </m:r>
+      </m:oMath>
+      <w:r>
+        <w:rPr>
+          <w:rFonts w:ascii="Times New Roman" w:eastAsiaTheme="minorEastAsia" w:hAnsi="Times New Roman" w:cs="Times New Roman"/>
+        </w:rPr>
+        <w:t xml:space="preserve">, o custo </w:t>
+      </w:r>
+      <w:r>
+        <w:rPr>
+          <w:rFonts w:ascii="Times New Roman" w:eastAsiaTheme="minorEastAsia" w:hAnsi="Times New Roman" w:cs="Times New Roman"/>
+        </w:rPr>
+        <w:t xml:space="preserve">da empresa investir para manter uma vaga aberta até preenchê-la, e o salário </w:t>
+      </w:r>
+      <m:oMath>
+        <m:r>
+          <w:rPr>
+            <w:rFonts w:ascii="Cambria Math" w:eastAsiaTheme="minorEastAsia" w:hAnsi="Cambria Math" w:cs="Times New Roman"/>
+          </w:rPr>
+          <m:t>w</m:t>
+        </m:r>
+      </m:oMath>
+      <w:r>
+        <w:rPr>
+          <w:rFonts w:ascii="Times New Roman" w:eastAsiaTheme="minorEastAsia" w:hAnsi="Times New Roman" w:cs="Times New Roman"/>
+        </w:rPr>
+        <w:t xml:space="preserve"> é o resultado do equilíbrio entre poder de barganha, produtividade e </w:t>
+      </w:r>
+      <w:proofErr w:type="spellStart"/>
+      <w:r>
+        <w:rPr>
+          <w:rFonts w:ascii="Times New Roman" w:eastAsiaTheme="minorEastAsia" w:hAnsi="Times New Roman" w:cs="Times New Roman"/>
+        </w:rPr>
+        <w:t>tighthness</w:t>
+      </w:r>
+      <w:proofErr w:type="spellEnd"/>
+      <w:r>
+        <w:rPr>
+          <w:rFonts w:ascii="Times New Roman" w:eastAsiaTheme="minorEastAsia" w:hAnsi="Times New Roman" w:cs="Times New Roman"/>
+        </w:rPr>
+        <w:t>.</w:t>
+      </w:r>
+    </w:p>
+    <w:p>
+      <w:pPr>
+        <w:pStyle w:val="PargrafodaLista"/>
+        <w:numPr>
+          <w:ilvl w:val="1"/>
+          <w:numId w:val="4"/>
+        </w:numPr>
+        <w:spacing w:line="360" w:lineRule="auto"/>
+        <w:jc w:val="both"/>
+        <w:rPr>
+          <w:rFonts w:ascii="Times New Roman" w:eastAsiaTheme="minorEastAsia" w:hAnsi="Times New Roman" w:cs="Times New Roman"/>
+          <w:b/>
+          <w:bCs/>
+        </w:rPr>
+      </w:pPr>
+      <w:r>
+        <w:rPr>
+          <w:rFonts w:ascii="Times New Roman" w:eastAsiaTheme="minorEastAsia" w:hAnsi="Times New Roman" w:cs="Times New Roman"/>
+          <w:b/>
+          <w:bCs/>
+        </w:rPr>
+        <w:t xml:space="preserve"> Comparação entre equilíbrios (</w:t>
+      </w:r>
+      <w:proofErr w:type="spellStart"/>
+      <w:r>
+        <w:rPr>
+          <w:rFonts w:ascii="Times New Roman" w:eastAsiaTheme="minorEastAsia" w:hAnsi="Times New Roman" w:cs="Times New Roman"/>
+          <w:b/>
+          <w:bCs/>
+        </w:rPr>
+        <w:t>pré</w:t>
+      </w:r>
+      <w:proofErr w:type="spellEnd"/>
+      <w:r>
+        <w:rPr>
+          <w:rFonts w:ascii="Times New Roman" w:eastAsiaTheme="minorEastAsia" w:hAnsi="Times New Roman" w:cs="Times New Roman"/>
+          <w:b/>
+          <w:bCs/>
+        </w:rPr>
+        <w:t xml:space="preserve"> vs. Durante vs. pós pandemia)</w:t>
+      </w:r>
+    </w:p>
+    <w:p>
+      <w:pPr>
+        <w:spacing w:line="360" w:lineRule="auto"/>
+        <w:ind w:left="720"/>
+        <w:jc w:val="both"/>
+        <w:rPr>
+          <w:rFonts w:ascii="Times New Roman" w:eastAsiaTheme="minorEastAsia" w:hAnsi="Times New Roman" w:cs="Times New Roman"/>
+          <w:b/>
+          <w:bCs/>
         </w:rPr>
       </w:pPr>
     </w:p>
@@ -23113,6 +25846,95 @@
     </w:lvl>
   </w:abstractNum>
   <w:abstractNum w:abstractNumId="2" w15:restartNumberingAfterBreak="0">
+    <w:nsid w:val="23D136BB"/>
+    <w:multiLevelType w:val="hybridMultilevel"/>
+    <w:tmpl w:val="3FE81E5C"/>
+    <w:lvl w:ilvl="0" w:tplc="D7207112">
+      <w:start w:val="1"/>
+      <w:numFmt w:val="decimal"/>
+      <w:lvlText w:val="%1)"/>
+      <w:lvlJc w:val="left"/>
+      <w:pPr>
+        <w:ind w:left="1068" w:hanging="360"/>
+      </w:pPr>
+      <w:rPr>
+        <w:rFonts w:hint="default"/>
+      </w:rPr>
+    </w:lvl>
+    <w:lvl w:ilvl="1" w:tplc="04160019" w:tentative="1">
+      <w:start w:val="1"/>
+      <w:numFmt w:val="lowerLetter"/>
+      <w:lvlText w:val="%2."/>
+      <w:lvlJc w:val="left"/>
+      <w:pPr>
+        <w:ind w:left="1788" w:hanging="360"/>
+      </w:pPr>
+    </w:lvl>
+    <w:lvl w:ilvl="2" w:tplc="0416001B" w:tentative="1">
+      <w:start w:val="1"/>
+      <w:numFmt w:val="lowerRoman"/>
+      <w:lvlText w:val="%3."/>
+      <w:lvlJc w:val="right"/>
+      <w:pPr>
+        <w:ind w:left="2508" w:hanging="180"/>
+      </w:pPr>
+    </w:lvl>
+    <w:lvl w:ilvl="3" w:tplc="0416000F" w:tentative="1">
+      <w:start w:val="1"/>
+      <w:numFmt w:val="decimal"/>
+      <w:lvlText w:val="%4."/>
+      <w:lvlJc w:val="left"/>
+      <w:pPr>
+        <w:ind w:left="3228" w:hanging="360"/>
+      </w:pPr>
+    </w:lvl>
+    <w:lvl w:ilvl="4" w:tplc="04160019" w:tentative="1">
+      <w:start w:val="1"/>
+      <w:numFmt w:val="lowerLetter"/>
+      <w:lvlText w:val="%5."/>
+      <w:lvlJc w:val="left"/>
+      <w:pPr>
+        <w:ind w:left="3948" w:hanging="360"/>
+      </w:pPr>
+    </w:lvl>
+    <w:lvl w:ilvl="5" w:tplc="0416001B" w:tentative="1">
+      <w:start w:val="1"/>
+      <w:numFmt w:val="lowerRoman"/>
+      <w:lvlText w:val="%6."/>
+      <w:lvlJc w:val="right"/>
+      <w:pPr>
+        <w:ind w:left="4668" w:hanging="180"/>
+      </w:pPr>
+    </w:lvl>
+    <w:lvl w:ilvl="6" w:tplc="0416000F" w:tentative="1">
+      <w:start w:val="1"/>
+      <w:numFmt w:val="decimal"/>
+      <w:lvlText w:val="%7."/>
+      <w:lvlJc w:val="left"/>
+      <w:pPr>
+        <w:ind w:left="5388" w:hanging="360"/>
+      </w:pPr>
+    </w:lvl>
+    <w:lvl w:ilvl="7" w:tplc="04160019" w:tentative="1">
+      <w:start w:val="1"/>
+      <w:numFmt w:val="lowerLetter"/>
+      <w:lvlText w:val="%8."/>
+      <w:lvlJc w:val="left"/>
+      <w:pPr>
+        <w:ind w:left="6108" w:hanging="360"/>
+      </w:pPr>
+    </w:lvl>
+    <w:lvl w:ilvl="8" w:tplc="0416001B" w:tentative="1">
+      <w:start w:val="1"/>
+      <w:numFmt w:val="lowerRoman"/>
+      <w:lvlText w:val="%9."/>
+      <w:lvlJc w:val="right"/>
+      <w:pPr>
+        <w:ind w:left="6828" w:hanging="180"/>
+      </w:pPr>
+    </w:lvl>
+  </w:abstractNum>
+  <w:abstractNum w:abstractNumId="3" w15:restartNumberingAfterBreak="0">
     <w:nsid w:val="2606603E"/>
     <w:multiLevelType w:val="hybridMultilevel"/>
     <w:tmpl w:val="9754EC32"/>
@@ -23201,7 +26023,7 @@
       </w:pPr>
     </w:lvl>
   </w:abstractNum>
-  <w:abstractNum w:abstractNumId="3" w15:restartNumberingAfterBreak="0">
+  <w:abstractNum w:abstractNumId="4" w15:restartNumberingAfterBreak="0">
     <w:nsid w:val="46393F66"/>
     <w:multiLevelType w:val="hybridMultilevel"/>
     <w:tmpl w:val="6AB2A0E0"/>
@@ -23314,7 +26136,96 @@
       </w:rPr>
     </w:lvl>
   </w:abstractNum>
-  <w:abstractNum w:abstractNumId="4" w15:restartNumberingAfterBreak="0">
+  <w:abstractNum w:abstractNumId="5" w15:restartNumberingAfterBreak="0">
+    <w:nsid w:val="54A0533A"/>
+    <w:multiLevelType w:val="hybridMultilevel"/>
+    <w:tmpl w:val="FCC22692"/>
+    <w:lvl w:ilvl="0" w:tplc="FA124B88">
+      <w:start w:val="1"/>
+      <w:numFmt w:val="decimal"/>
+      <w:lvlText w:val="%1)"/>
+      <w:lvlJc w:val="left"/>
+      <w:pPr>
+        <w:ind w:left="1068" w:hanging="360"/>
+      </w:pPr>
+      <w:rPr>
+        <w:rFonts w:hint="default"/>
+      </w:rPr>
+    </w:lvl>
+    <w:lvl w:ilvl="1" w:tplc="04160019" w:tentative="1">
+      <w:start w:val="1"/>
+      <w:numFmt w:val="lowerLetter"/>
+      <w:lvlText w:val="%2."/>
+      <w:lvlJc w:val="left"/>
+      <w:pPr>
+        <w:ind w:left="1788" w:hanging="360"/>
+      </w:pPr>
+    </w:lvl>
+    <w:lvl w:ilvl="2" w:tplc="0416001B" w:tentative="1">
+      <w:start w:val="1"/>
+      <w:numFmt w:val="lowerRoman"/>
+      <w:lvlText w:val="%3."/>
+      <w:lvlJc w:val="right"/>
+      <w:pPr>
+        <w:ind w:left="2508" w:hanging="180"/>
+      </w:pPr>
+    </w:lvl>
+    <w:lvl w:ilvl="3" w:tplc="0416000F" w:tentative="1">
+      <w:start w:val="1"/>
+      <w:numFmt w:val="decimal"/>
+      <w:lvlText w:val="%4."/>
+      <w:lvlJc w:val="left"/>
+      <w:pPr>
+        <w:ind w:left="3228" w:hanging="360"/>
+      </w:pPr>
+    </w:lvl>
+    <w:lvl w:ilvl="4" w:tplc="04160019" w:tentative="1">
+      <w:start w:val="1"/>
+      <w:numFmt w:val="lowerLetter"/>
+      <w:lvlText w:val="%5."/>
+      <w:lvlJc w:val="left"/>
+      <w:pPr>
+        <w:ind w:left="3948" w:hanging="360"/>
+      </w:pPr>
+    </w:lvl>
+    <w:lvl w:ilvl="5" w:tplc="0416001B" w:tentative="1">
+      <w:start w:val="1"/>
+      <w:numFmt w:val="lowerRoman"/>
+      <w:lvlText w:val="%6."/>
+      <w:lvlJc w:val="right"/>
+      <w:pPr>
+        <w:ind w:left="4668" w:hanging="180"/>
+      </w:pPr>
+    </w:lvl>
+    <w:lvl w:ilvl="6" w:tplc="0416000F" w:tentative="1">
+      <w:start w:val="1"/>
+      <w:numFmt w:val="decimal"/>
+      <w:lvlText w:val="%7."/>
+      <w:lvlJc w:val="left"/>
+      <w:pPr>
+        <w:ind w:left="5388" w:hanging="360"/>
+      </w:pPr>
+    </w:lvl>
+    <w:lvl w:ilvl="7" w:tplc="04160019" w:tentative="1">
+      <w:start w:val="1"/>
+      <w:numFmt w:val="lowerLetter"/>
+      <w:lvlText w:val="%8."/>
+      <w:lvlJc w:val="left"/>
+      <w:pPr>
+        <w:ind w:left="6108" w:hanging="360"/>
+      </w:pPr>
+    </w:lvl>
+    <w:lvl w:ilvl="8" w:tplc="0416001B" w:tentative="1">
+      <w:start w:val="1"/>
+      <w:numFmt w:val="lowerRoman"/>
+      <w:lvlText w:val="%9."/>
+      <w:lvlJc w:val="right"/>
+      <w:pPr>
+        <w:ind w:left="6828" w:hanging="180"/>
+      </w:pPr>
+    </w:lvl>
+  </w:abstractNum>
+  <w:abstractNum w:abstractNumId="6" w15:restartNumberingAfterBreak="0">
     <w:nsid w:val="5C475D1D"/>
     <w:multiLevelType w:val="hybridMultilevel"/>
     <w:tmpl w:val="0C9E6568"/>
@@ -23403,7 +26314,7 @@
       </w:pPr>
     </w:lvl>
   </w:abstractNum>
-  <w:abstractNum w:abstractNumId="5" w15:restartNumberingAfterBreak="0">
+  <w:abstractNum w:abstractNumId="7" w15:restartNumberingAfterBreak="0">
     <w:nsid w:val="5D973B08"/>
     <w:multiLevelType w:val="multilevel"/>
     <w:tmpl w:val="77F8C3F6"/>
@@ -23529,19 +26440,25 @@
     <w:abstractNumId w:val="1"/>
   </w:num>
   <w:num w:numId="2" w16cid:durableId="11348301">
-    <w:abstractNumId w:val="5"/>
+    <w:abstractNumId w:val="7"/>
   </w:num>
   <w:num w:numId="3" w16cid:durableId="1346400121">
-    <w:abstractNumId w:val="2"/>
+    <w:abstractNumId w:val="3"/>
   </w:num>
   <w:num w:numId="4" w16cid:durableId="1879076512">
     <w:abstractNumId w:val="0"/>
   </w:num>
   <w:num w:numId="5" w16cid:durableId="1506282155">
+    <w:abstractNumId w:val="6"/>
+  </w:num>
+  <w:num w:numId="6" w16cid:durableId="265961559">
     <w:abstractNumId w:val="4"/>
   </w:num>
-  <w:num w:numId="6" w16cid:durableId="265961559">
-    <w:abstractNumId w:val="3"/>
+  <w:num w:numId="7" w16cid:durableId="1346440541">
+    <w:abstractNumId w:val="2"/>
+  </w:num>
+  <w:num w:numId="8" w16cid:durableId="2037076489">
+    <w:abstractNumId w:val="5"/>
   </w:num>
 </w:numbering>
 </file>
@@ -24531,6 +27448,11 @@
       <w14:ligatures w14:val="none"/>
     </w:rPr>
   </w:style>
+  <w:style w:type="character" w:customStyle="1" w:styleId="katex">
+    <w:name w:val="katex"/>
+    <w:basedOn w:val="Fontepargpadro"/>
+    <w:rsid w:val="00E1445D"/>
+  </w:style>
 </w:styles>
 </file>
 

--- a/resultados/Relatório.docx
+++ b/resultados/Relatório.docx
@@ -1857,7 +1857,13 @@
                 <w:rPr>
                   <w:rFonts w:ascii="Cambria Math" w:eastAsiaTheme="minorEastAsia" w:hAnsi="Cambria Math" w:cs="Times New Roman"/>
                 </w:rPr>
-                <m:t>t+1</m:t>
+                <m:t>t</m:t>
+              </m:r>
+              <m:r>
+                <w:rPr>
+                  <w:rFonts w:ascii="Cambria Math" w:eastAsiaTheme="minorEastAsia" w:hAnsi="Cambria Math" w:cs="Times New Roman"/>
+                </w:rPr>
+                <m:t>+1</m:t>
               </m:r>
             </m:sub>
           </m:sSub>
@@ -4879,7 +4885,13 @@
               <w:rPr>
                 <w:rFonts w:ascii="Cambria Math" w:eastAsiaTheme="minorEastAsia" w:hAnsi="Cambria Math" w:cs="Times New Roman"/>
               </w:rPr>
-              <m:t>it+1</m:t>
+              <m:t>it</m:t>
+            </m:r>
+            <m:r>
+              <w:rPr>
+                <w:rFonts w:ascii="Cambria Math" w:eastAsiaTheme="minorEastAsia" w:hAnsi="Cambria Math" w:cs="Times New Roman"/>
+              </w:rPr>
+              <m:t>+1</m:t>
             </m:r>
           </m:sub>
         </m:sSub>
@@ -19537,7 +19549,13 @@
             <w:rPr>
               <w:rFonts w:ascii="Cambria Math" w:eastAsiaTheme="minorEastAsia" w:hAnsi="Cambria Math" w:cs="Times New Roman"/>
             </w:rPr>
-            <m:t>=m</m:t>
+            <m:t>=</m:t>
+          </m:r>
+          <m:r>
+            <w:rPr>
+              <w:rFonts w:ascii="Cambria Math" w:eastAsiaTheme="minorEastAsia" w:hAnsi="Cambria Math" w:cs="Times New Roman"/>
+            </w:rPr>
+            <m:t>m</m:t>
           </m:r>
           <m:r>
             <m:rPr>
@@ -20158,7 +20176,13 @@
             <w:rPr>
               <w:rFonts w:ascii="Cambria Math" w:eastAsiaTheme="minorEastAsia" w:hAnsi="Cambria Math" w:cs="Times New Roman"/>
             </w:rPr>
-            <m:t>=m</m:t>
+            <m:t>=</m:t>
+          </m:r>
+          <m:r>
+            <w:rPr>
+              <w:rFonts w:ascii="Cambria Math" w:eastAsiaTheme="minorEastAsia" w:hAnsi="Cambria Math" w:cs="Times New Roman"/>
+            </w:rPr>
+            <m:t>m</m:t>
           </m:r>
           <m:r>
             <m:rPr>
@@ -21037,7 +21061,13 @@
           <w:rPr>
             <w:rFonts w:ascii="Cambria Math" w:eastAsiaTheme="minorEastAsia" w:hAnsi="Cambria Math" w:cs="Times New Roman"/>
           </w:rPr>
-          <m:t>=log</m:t>
+          <m:t>=</m:t>
+        </m:r>
+        <m:r>
+          <w:rPr>
+            <w:rFonts w:ascii="Cambria Math" w:eastAsiaTheme="minorEastAsia" w:hAnsi="Cambria Math" w:cs="Times New Roman"/>
+          </w:rPr>
+          <m:t>log</m:t>
         </m:r>
         <m:d>
           <m:dPr>
@@ -21340,7 +21370,13 @@
           <w:rPr>
             <w:rFonts w:ascii="Cambria Math" w:eastAsiaTheme="minorEastAsia" w:hAnsi="Cambria Math" w:cs="Times New Roman"/>
           </w:rPr>
-          <m:t>t+1</m:t>
+          <m:t>t</m:t>
+        </m:r>
+        <m:r>
+          <w:rPr>
+            <w:rFonts w:ascii="Cambria Math" w:eastAsiaTheme="minorEastAsia" w:hAnsi="Cambria Math" w:cs="Times New Roman"/>
+          </w:rPr>
+          <m:t>+1</m:t>
         </m:r>
       </m:oMath>
     </w:p>
@@ -22943,33 +22979,39 @@
         <w:rPr>
           <w:rFonts w:ascii="Times New Roman" w:eastAsiaTheme="minorEastAsia" w:hAnsi="Times New Roman" w:cs="Times New Roman"/>
         </w:rPr>
-        <w:t xml:space="preserve">Em seguida, partimos para a análise da estrutura de mercado de trabalho baseada no modelo </w:t>
-      </w:r>
-      <w:r>
-        <w:rPr>
-          <w:rFonts w:ascii="Times New Roman" w:eastAsiaTheme="minorEastAsia" w:hAnsi="Times New Roman" w:cs="Times New Roman"/>
-        </w:rPr>
-        <w:t xml:space="preserve">Search e </w:t>
+        <w:t>Concluída a estimação do</w:t>
+      </w:r>
+      <w:r>
+        <w:rPr>
+          <w:rFonts w:ascii="Times New Roman" w:eastAsiaTheme="minorEastAsia" w:hAnsi="Times New Roman" w:cs="Times New Roman"/>
+        </w:rPr>
+        <w:t>s</w:t>
+      </w:r>
+      <w:r>
+        <w:rPr>
+          <w:rFonts w:ascii="Times New Roman" w:eastAsiaTheme="minorEastAsia" w:hAnsi="Times New Roman" w:cs="Times New Roman"/>
+        </w:rPr>
+        <w:t xml:space="preserve"> parâmetros de eficiência, pudemos avançar com a dedução do modelo estrutural de mercado de trabalho </w:t>
+      </w:r>
+      <w:r>
+        <w:rPr>
+          <w:rFonts w:ascii="Times New Roman" w:eastAsiaTheme="minorEastAsia" w:hAnsi="Times New Roman" w:cs="Times New Roman"/>
+        </w:rPr>
+        <w:t xml:space="preserve">baseado na modelagem Search e </w:t>
       </w:r>
       <w:proofErr w:type="spellStart"/>
       <w:r>
         <w:rPr>
           <w:rFonts w:ascii="Times New Roman" w:eastAsiaTheme="minorEastAsia" w:hAnsi="Times New Roman" w:cs="Times New Roman"/>
         </w:rPr>
-        <w:t>Ma</w:t>
-      </w:r>
-      <w:r>
-        <w:rPr>
-          <w:rFonts w:ascii="Times New Roman" w:eastAsiaTheme="minorEastAsia" w:hAnsi="Times New Roman" w:cs="Times New Roman"/>
-        </w:rPr>
-        <w:t>tching</w:t>
+        <w:t>Matching</w:t>
       </w:r>
       <w:proofErr w:type="spellEnd"/>
       <w:r>
         <w:rPr>
           <w:rFonts w:ascii="Times New Roman" w:eastAsiaTheme="minorEastAsia" w:hAnsi="Times New Roman" w:cs="Times New Roman"/>
         </w:rPr>
-        <w:t xml:space="preserve"> desenvolvido por Diamond (1982), Mortensen (1982) e </w:t>
+        <w:t xml:space="preserve"> desenvolvida em Diamond (1982), Mortensen (1982) e </w:t>
       </w:r>
       <w:proofErr w:type="spellStart"/>
       <w:r>
@@ -22983,19 +23025,13 @@
         <w:rPr>
           <w:rFonts w:ascii="Times New Roman" w:eastAsiaTheme="minorEastAsia" w:hAnsi="Times New Roman" w:cs="Times New Roman"/>
         </w:rPr>
-        <w:t xml:space="preserve"> (1985, 2000), </w:t>
-      </w:r>
-      <w:r>
-        <w:rPr>
-          <w:rFonts w:ascii="Times New Roman" w:eastAsiaTheme="minorEastAsia" w:hAnsi="Times New Roman" w:cs="Times New Roman"/>
-        </w:rPr>
-        <w:t xml:space="preserve">conhecido como modelo DMP. Esta abordagem amplamente utilizada no estudo de ficções do mercado de trabalho, nos permitiu formalizar o processo de busca de emprego </w:t>
-      </w:r>
-      <w:r>
-        <w:rPr>
-          <w:rFonts w:ascii="Times New Roman" w:eastAsiaTheme="minorEastAsia" w:hAnsi="Times New Roman" w:cs="Times New Roman"/>
-        </w:rPr>
-        <w:t>e geração de vínculos de trabalho como resultado da interação entre oferta e demanda como informação imperfeita e custo de transação.</w:t>
+        <w:t xml:space="preserve"> (1985, 2000)</w:t>
+      </w:r>
+      <w:r>
+        <w:rPr>
+          <w:rFonts w:ascii="Times New Roman" w:eastAsiaTheme="minorEastAsia" w:hAnsi="Times New Roman" w:cs="Times New Roman"/>
+        </w:rPr>
+        <w:t>, mais conhecida por MDP.</w:t>
       </w:r>
     </w:p>
     <w:p>
@@ -23011,49 +23047,25 @@
         <w:rPr>
           <w:rFonts w:ascii="Times New Roman" w:eastAsiaTheme="minorEastAsia" w:hAnsi="Times New Roman" w:cs="Times New Roman"/>
         </w:rPr>
-        <w:t xml:space="preserve">Nesse modelo, trabalhadores e empresas não se encontram instantaneamente, mas o emparelhamento ocorre via uma função de </w:t>
-      </w:r>
-      <w:proofErr w:type="spellStart"/>
-      <w:r>
-        <w:rPr>
-          <w:rFonts w:ascii="Times New Roman" w:eastAsiaTheme="minorEastAsia" w:hAnsi="Times New Roman" w:cs="Times New Roman"/>
-        </w:rPr>
-        <w:t>matching</w:t>
-      </w:r>
-      <w:proofErr w:type="spellEnd"/>
-      <w:r>
-        <w:rPr>
-          <w:rFonts w:ascii="Times New Roman" w:eastAsiaTheme="minorEastAsia" w:hAnsi="Times New Roman" w:cs="Times New Roman"/>
-        </w:rPr>
-        <w:t xml:space="preserve">, que depende do número de desempregados </w:t>
-      </w:r>
-      <w:r>
-        <w:rPr>
-          <w:rFonts w:ascii="Times New Roman" w:eastAsiaTheme="minorEastAsia" w:hAnsi="Times New Roman" w:cs="Times New Roman"/>
-          <w:i/>
-          <w:iCs/>
-        </w:rPr>
-        <w:t>U</w:t>
-      </w:r>
-      <w:r>
-        <w:rPr>
-          <w:rFonts w:ascii="Times New Roman" w:eastAsiaTheme="minorEastAsia" w:hAnsi="Times New Roman" w:cs="Times New Roman"/>
-        </w:rPr>
-        <w:t xml:space="preserve"> e do número de vagas abertas </w:t>
-      </w:r>
-      <w:r>
-        <w:rPr>
-          <w:rFonts w:ascii="Times New Roman" w:eastAsiaTheme="minorEastAsia" w:hAnsi="Times New Roman" w:cs="Times New Roman"/>
-          <w:i/>
-          <w:iCs/>
-        </w:rPr>
-        <w:t>V</w:t>
-      </w:r>
-      <w:r>
-        <w:rPr>
-          <w:rFonts w:ascii="Times New Roman" w:eastAsiaTheme="minorEastAsia" w:hAnsi="Times New Roman" w:cs="Times New Roman"/>
-        </w:rPr>
-        <w:t>. A criação de vínculos depende, portanto, da eficiência desse mecanismo, que é afetado por diversos fatores institucionais e estruturais.</w:t>
+        <w:t>Esta abordagem é</w:t>
+      </w:r>
+      <w:r>
+        <w:rPr>
+          <w:rFonts w:ascii="Times New Roman" w:eastAsiaTheme="minorEastAsia" w:hAnsi="Times New Roman" w:cs="Times New Roman"/>
+        </w:rPr>
+        <w:t xml:space="preserve"> amplamente utilizada na análise da estrutura de mercados de trabalhos</w:t>
+      </w:r>
+      <w:r>
+        <w:rPr>
+          <w:rFonts w:ascii="Times New Roman" w:eastAsiaTheme="minorEastAsia" w:hAnsi="Times New Roman" w:cs="Times New Roman"/>
+        </w:rPr>
+        <w:t xml:space="preserve"> com fricções, e permite a formalização dos processos de busca por emprego e de geração de vínculos trabalhistas</w:t>
+      </w:r>
+      <w:r>
+        <w:rPr>
+          <w:rFonts w:ascii="Times New Roman" w:eastAsiaTheme="minorEastAsia" w:hAnsi="Times New Roman" w:cs="Times New Roman"/>
+        </w:rPr>
+        <w:t xml:space="preserve"> como resultado de interações entre agente, supondo informação imperfeita e custos de transação.</w:t>
       </w:r>
     </w:p>
     <w:p>
@@ -23069,46 +23081,39 @@
         <w:rPr>
           <w:rFonts w:ascii="Times New Roman" w:eastAsiaTheme="minorEastAsia" w:hAnsi="Times New Roman" w:cs="Times New Roman"/>
         </w:rPr>
-        <w:t xml:space="preserve">Adotamos aqui uma versão estacionária do modelo, ou seja, supomos que o mercado opera em equilíbrio de longo prazo, com taxas contantes de desemprego ,separação, contratação e </w:t>
+        <w:t xml:space="preserve">Este encontro entre os agentes, firmas e trabalhadores, não se dá instantaneamente, </w:t>
+      </w:r>
+      <w:r>
+        <w:rPr>
+          <w:rFonts w:ascii="Times New Roman" w:eastAsiaTheme="minorEastAsia" w:hAnsi="Times New Roman" w:cs="Times New Roman"/>
+        </w:rPr>
+        <w:t xml:space="preserve">mas esse emparelhamento ocorre via uma função de </w:t>
       </w:r>
       <w:proofErr w:type="spellStart"/>
       <w:r>
         <w:rPr>
           <w:rFonts w:ascii="Times New Roman" w:eastAsiaTheme="minorEastAsia" w:hAnsi="Times New Roman" w:cs="Times New Roman"/>
         </w:rPr>
-        <w:t>tightness</w:t>
+        <w:t>ma</w:t>
+      </w:r>
+      <w:r>
+        <w:rPr>
+          <w:rFonts w:ascii="Times New Roman" w:eastAsiaTheme="minorEastAsia" w:hAnsi="Times New Roman" w:cs="Times New Roman"/>
+        </w:rPr>
+        <w:t>tching</w:t>
       </w:r>
       <w:proofErr w:type="spellEnd"/>
       <w:r>
         <w:rPr>
           <w:rFonts w:ascii="Times New Roman" w:eastAsiaTheme="minorEastAsia" w:hAnsi="Times New Roman" w:cs="Times New Roman"/>
         </w:rPr>
-        <w:t>.</w:t>
-      </w:r>
-      <w:r>
-        <w:rPr>
-          <w:rFonts w:ascii="Times New Roman" w:eastAsiaTheme="minorEastAsia" w:hAnsi="Times New Roman" w:cs="Times New Roman"/>
-        </w:rPr>
-        <w:t xml:space="preserve"> Uma modelagem simples, direta e alinhada com o tipo de dados transversais disponíveis,</w:t>
-      </w:r>
-      <w:r>
-        <w:rPr>
-          <w:rFonts w:ascii="Times New Roman" w:eastAsiaTheme="minorEastAsia" w:hAnsi="Times New Roman" w:cs="Times New Roman"/>
-        </w:rPr>
-        <w:t xml:space="preserve"> que pode ser resolvida algebricamente com poucas equações, </w:t>
-      </w:r>
-      <w:r>
-        <w:rPr>
-          <w:rFonts w:ascii="Times New Roman" w:eastAsiaTheme="minorEastAsia" w:hAnsi="Times New Roman" w:cs="Times New Roman"/>
-        </w:rPr>
-        <w:lastRenderedPageBreak/>
-        <w:t>permitindo a fácil calibração e interpretação dos mecanismos estruturais,</w:t>
-      </w:r>
-      <w:r>
-        <w:rPr>
-          <w:rFonts w:ascii="Times New Roman" w:eastAsiaTheme="minorEastAsia" w:hAnsi="Times New Roman" w:cs="Times New Roman"/>
-        </w:rPr>
-        <w:t xml:space="preserve"> como comparações de eficiência relativa e de cenários contrafactuais.</w:t>
+        <w:t>, que depende do número de desempregados e do número de vagas abertas.</w:t>
+      </w:r>
+      <w:r>
+        <w:rPr>
+          <w:rFonts w:ascii="Times New Roman" w:eastAsiaTheme="minorEastAsia" w:hAnsi="Times New Roman" w:cs="Times New Roman"/>
+        </w:rPr>
+        <w:t xml:space="preserve"> A eficiência desse mecanismo que determinará a criação dos vínculos, e depende de diversos fatores institucionais e estruturais.</w:t>
       </w:r>
     </w:p>
     <w:p>
@@ -23118,6 +23123,55 @@
         <w:jc w:val="both"/>
         <w:rPr>
           <w:rFonts w:ascii="Times New Roman" w:eastAsiaTheme="minorEastAsia" w:hAnsi="Times New Roman" w:cs="Times New Roman"/>
+        </w:rPr>
+      </w:pPr>
+      <w:r>
+        <w:rPr>
+          <w:rFonts w:ascii="Times New Roman" w:eastAsiaTheme="minorEastAsia" w:hAnsi="Times New Roman" w:cs="Times New Roman"/>
+        </w:rPr>
+        <w:t xml:space="preserve">Para uma modelagem simples, direta e alinhada com o tipo de dados transversais dos quais dispomos, adotamos uma versão estacionária desse modelo, ou seja, supomos que o mercado opera em equilíbrio de longo prazo, com taxas constantes de desemprego, </w:t>
+      </w:r>
+      <w:r>
+        <w:rPr>
+          <w:rFonts w:ascii="Times New Roman" w:eastAsiaTheme="minorEastAsia" w:hAnsi="Times New Roman" w:cs="Times New Roman"/>
+        </w:rPr>
+        <w:lastRenderedPageBreak/>
+        <w:t xml:space="preserve">separação, </w:t>
+      </w:r>
+      <w:r>
+        <w:rPr>
+          <w:rFonts w:ascii="Times New Roman" w:eastAsiaTheme="minorEastAsia" w:hAnsi="Times New Roman" w:cs="Times New Roman"/>
+        </w:rPr>
+        <w:t xml:space="preserve">contratação e </w:t>
+      </w:r>
+      <w:proofErr w:type="spellStart"/>
+      <w:r>
+        <w:rPr>
+          <w:rFonts w:ascii="Times New Roman" w:eastAsiaTheme="minorEastAsia" w:hAnsi="Times New Roman" w:cs="Times New Roman"/>
+        </w:rPr>
+        <w:t>tightness</w:t>
+      </w:r>
+      <w:proofErr w:type="spellEnd"/>
+      <w:r>
+        <w:rPr>
+          <w:rFonts w:ascii="Times New Roman" w:eastAsiaTheme="minorEastAsia" w:hAnsi="Times New Roman" w:cs="Times New Roman"/>
+        </w:rPr>
+        <w:t>. Assim, conseguimos resolver algebricamente com poucas equações</w:t>
+      </w:r>
+      <w:r>
+        <w:rPr>
+          <w:rFonts w:ascii="Times New Roman" w:eastAsiaTheme="minorEastAsia" w:hAnsi="Times New Roman" w:cs="Times New Roman"/>
+        </w:rPr>
+        <w:t>, facilmente calibrar e interpretar os mecanismos estruturais, e fazer comparações de eficiência relativa.</w:t>
+      </w:r>
+    </w:p>
+    <w:p>
+      <w:pPr>
+        <w:spacing w:line="360" w:lineRule="auto"/>
+        <w:ind w:left="349" w:firstLine="359"/>
+        <w:jc w:val="both"/>
+        <w:rPr>
+          <w:rFonts w:ascii="Times New Roman" w:eastAsiaTheme="minorEastAsia" w:hAnsi="Times New Roman" w:cs="Times New Roman"/>
           <w:b/>
           <w:bCs/>
         </w:rPr>
@@ -23126,7 +23180,19 @@
         <w:rPr>
           <w:rFonts w:ascii="Times New Roman" w:eastAsiaTheme="minorEastAsia" w:hAnsi="Times New Roman" w:cs="Times New Roman"/>
         </w:rPr>
-        <w:t>As equações fundamentais do equilíbrio estacionário do modelo DMP são:</w:t>
+        <w:t xml:space="preserve">As equações fundamentais do equilíbrio estacionário do modelo DMP </w:t>
+      </w:r>
+      <w:r>
+        <w:rPr>
+          <w:rFonts w:ascii="Times New Roman" w:eastAsiaTheme="minorEastAsia" w:hAnsi="Times New Roman" w:cs="Times New Roman"/>
+        </w:rPr>
+        <w:t xml:space="preserve">que utilizamos </w:t>
+      </w:r>
+      <w:r>
+        <w:rPr>
+          <w:rFonts w:ascii="Times New Roman" w:eastAsiaTheme="minorEastAsia" w:hAnsi="Times New Roman" w:cs="Times New Roman"/>
+        </w:rPr>
+        <w:t>são:</w:t>
       </w:r>
     </w:p>
     <w:p>
@@ -23146,7 +23212,13 @@
         <w:rPr>
           <w:rFonts w:ascii="Times New Roman" w:eastAsiaTheme="minorEastAsia" w:hAnsi="Times New Roman" w:cs="Times New Roman"/>
         </w:rPr>
-        <w:t>Equação do desemprego:</w:t>
+        <w:t>Equação de determinação do nível de desemprego no mercado de trabalho juvenil</w:t>
+      </w:r>
+      <w:r>
+        <w:rPr>
+          <w:rFonts w:ascii="Times New Roman" w:eastAsiaTheme="minorEastAsia" w:hAnsi="Times New Roman" w:cs="Times New Roman"/>
+        </w:rPr>
+        <w:t>:</w:t>
       </w:r>
     </w:p>
     <w:p>
@@ -23302,6 +23374,18 @@
         </w:rPr>
         <w:t>: taxa de separação de vínculos</w:t>
       </w:r>
+      <w:r>
+        <w:rPr>
+          <w:rFonts w:ascii="Times New Roman" w:eastAsiaTheme="minorEastAsia" w:hAnsi="Times New Roman" w:cs="Times New Roman"/>
+        </w:rPr>
+        <w:t xml:space="preserve"> empregatícios</w:t>
+      </w:r>
+      <w:r>
+        <w:rPr>
+          <w:rFonts w:ascii="Times New Roman" w:eastAsiaTheme="minorEastAsia" w:hAnsi="Times New Roman" w:cs="Times New Roman"/>
+        </w:rPr>
+        <w:t>/rotatividade</w:t>
+      </w:r>
     </w:p>
     <w:p>
       <w:pPr>
@@ -23360,6 +23444,35 @@
         <w:t>tightness</w:t>
       </w:r>
       <w:proofErr w:type="spellEnd"/>
+      <w:r>
+        <w:rPr>
+          <w:rFonts w:ascii="Times New Roman" w:eastAsiaTheme="minorEastAsia" w:hAnsi="Times New Roman" w:cs="Times New Roman"/>
+        </w:rPr>
+        <w:t xml:space="preserve"> (quanto mais </w:t>
+      </w:r>
+      <w:r>
+        <w:rPr>
+          <w:rFonts w:ascii="Times New Roman" w:eastAsiaTheme="minorEastAsia" w:hAnsi="Times New Roman" w:cs="Times New Roman"/>
+        </w:rPr>
+        <w:t xml:space="preserve">vagas por jovem desempregado, maior as chances de </w:t>
+      </w:r>
+      <w:r>
+        <w:rPr>
+          <w:rFonts w:ascii="Times New Roman" w:eastAsiaTheme="minorEastAsia" w:hAnsi="Times New Roman" w:cs="Times New Roman"/>
+        </w:rPr>
+        <w:t>encontro)</w:t>
+      </w:r>
+    </w:p>
+    <w:p>
+      <w:pPr>
+        <w:pStyle w:val="PargrafodaLista"/>
+        <w:spacing w:line="360" w:lineRule="auto"/>
+        <w:ind w:left="1560"/>
+        <w:jc w:val="both"/>
+        <w:rPr>
+          <w:rFonts w:ascii="Times New Roman" w:eastAsiaTheme="minorEastAsia" w:hAnsi="Times New Roman" w:cs="Times New Roman"/>
+        </w:rPr>
+      </w:pPr>
     </w:p>
     <w:p>
       <w:pPr>
@@ -23388,6 +23501,12 @@
         <w:t>matching</w:t>
       </w:r>
       <w:proofErr w:type="spellEnd"/>
+      <w:r>
+        <w:rPr>
+          <w:rFonts w:ascii="Times New Roman" w:eastAsiaTheme="minorEastAsia" w:hAnsi="Times New Roman" w:cs="Times New Roman"/>
+        </w:rPr>
+        <w:t>, que determina o nível de contratações juvenis como função do número de jovens desempregados e de vagas</w:t>
+      </w:r>
       <w:r>
         <w:rPr>
           <w:rFonts w:ascii="Times New Roman" w:eastAsiaTheme="minorEastAsia" w:hAnsi="Times New Roman" w:cs="Times New Roman"/>
@@ -23705,7 +23824,25 @@
         <w:rPr>
           <w:rFonts w:ascii="Times New Roman" w:eastAsiaTheme="minorEastAsia" w:hAnsi="Times New Roman" w:cs="Times New Roman"/>
         </w:rPr>
-        <w:t xml:space="preserve"> do mercado</w:t>
+        <w:t xml:space="preserve"> </w:t>
+      </w:r>
+      <w:r>
+        <w:rPr>
+          <w:rFonts w:ascii="Times New Roman" w:eastAsiaTheme="minorEastAsia" w:hAnsi="Times New Roman" w:cs="Times New Roman"/>
+        </w:rPr>
+        <w:t xml:space="preserve">(ou pressão) </w:t>
+      </w:r>
+      <w:r>
+        <w:rPr>
+          <w:rFonts w:ascii="Times New Roman" w:eastAsiaTheme="minorEastAsia" w:hAnsi="Times New Roman" w:cs="Times New Roman"/>
+        </w:rPr>
+        <w:t>do mercado</w:t>
+      </w:r>
+      <w:r>
+        <w:rPr>
+          <w:rFonts w:ascii="Times New Roman" w:eastAsiaTheme="minorEastAsia" w:hAnsi="Times New Roman" w:cs="Times New Roman"/>
+        </w:rPr>
+        <w:t xml:space="preserve"> de trabalho juvenil</w:t>
       </w:r>
     </w:p>
     <w:p>
@@ -23757,6 +23894,17 @@
     <w:p>
       <w:pPr>
         <w:pStyle w:val="PargrafodaLista"/>
+        <w:spacing w:line="360" w:lineRule="auto"/>
+        <w:ind w:left="1560"/>
+        <w:jc w:val="both"/>
+        <w:rPr>
+          <w:rFonts w:ascii="Times New Roman" w:eastAsiaTheme="minorEastAsia" w:hAnsi="Times New Roman" w:cs="Times New Roman"/>
+        </w:rPr>
+      </w:pPr>
+    </w:p>
+    <w:p>
+      <w:pPr>
+        <w:pStyle w:val="PargrafodaLista"/>
         <w:numPr>
           <w:ilvl w:val="0"/>
           <w:numId w:val="8"/>
@@ -23771,7 +23919,13 @@
         <w:rPr>
           <w:rFonts w:ascii="Times New Roman" w:eastAsiaTheme="minorEastAsia" w:hAnsi="Times New Roman" w:cs="Times New Roman"/>
         </w:rPr>
-        <w:t>Condição de entrada livre (</w:t>
+        <w:t>Uma c</w:t>
+      </w:r>
+      <w:r>
+        <w:rPr>
+          <w:rFonts w:ascii="Times New Roman" w:eastAsiaTheme="minorEastAsia" w:hAnsi="Times New Roman" w:cs="Times New Roman"/>
+        </w:rPr>
+        <w:t>ondição de entrada livre (</w:t>
       </w:r>
       <w:proofErr w:type="spellStart"/>
       <w:r>
@@ -23799,7 +23953,19 @@
         <w:rPr>
           <w:rFonts w:ascii="Times New Roman" w:eastAsiaTheme="minorEastAsia" w:hAnsi="Times New Roman" w:cs="Times New Roman"/>
         </w:rPr>
-        <w:t>):</w:t>
+        <w:t>)</w:t>
+      </w:r>
+      <w:r>
+        <w:rPr>
+          <w:rFonts w:ascii="Times New Roman" w:eastAsiaTheme="minorEastAsia" w:hAnsi="Times New Roman" w:cs="Times New Roman"/>
+        </w:rPr>
+        <w:t>, que limita a quantidade de vagas podem ser ofertadas</w:t>
+      </w:r>
+      <w:r>
+        <w:rPr>
+          <w:rFonts w:ascii="Times New Roman" w:eastAsiaTheme="minorEastAsia" w:hAnsi="Times New Roman" w:cs="Times New Roman"/>
+        </w:rPr>
+        <w:t>:</w:t>
       </w:r>
     </w:p>
     <w:p>
@@ -24099,6 +24265,17 @@
     <w:p>
       <w:pPr>
         <w:pStyle w:val="PargrafodaLista"/>
+        <w:spacing w:line="360" w:lineRule="auto"/>
+        <w:ind w:left="1560"/>
+        <w:jc w:val="both"/>
+        <w:rPr>
+          <w:rFonts w:ascii="Times New Roman" w:eastAsiaTheme="minorEastAsia" w:hAnsi="Times New Roman" w:cs="Times New Roman"/>
+        </w:rPr>
+      </w:pPr>
+    </w:p>
+    <w:p>
+      <w:pPr>
+        <w:pStyle w:val="PargrafodaLista"/>
         <w:numPr>
           <w:ilvl w:val="0"/>
           <w:numId w:val="8"/>
@@ -24173,7 +24350,19 @@
                 <w:rPr>
                   <w:rFonts w:ascii="Cambria Math" w:eastAsiaTheme="minorEastAsia" w:hAnsi="Cambria Math" w:cs="Times New Roman"/>
                 </w:rPr>
-                <m:t>y-w</m:t>
+                <m:t>y</m:t>
+              </m:r>
+              <m:r>
+                <w:rPr>
+                  <w:rFonts w:ascii="Cambria Math" w:eastAsiaTheme="minorEastAsia" w:hAnsi="Cambria Math" w:cs="Times New Roman"/>
+                </w:rPr>
+                <m:t>-</m:t>
+              </m:r>
+              <m:r>
+                <w:rPr>
+                  <w:rFonts w:ascii="Cambria Math" w:eastAsiaTheme="minorEastAsia" w:hAnsi="Cambria Math" w:cs="Times New Roman"/>
+                </w:rPr>
+                <m:t>w</m:t>
               </m:r>
               <m:ctrlPr>
                 <w:rPr>
@@ -24187,7 +24376,19 @@
                 <w:rPr>
                   <w:rFonts w:ascii="Cambria Math" w:eastAsiaTheme="minorEastAsia" w:hAnsi="Cambria Math" w:cs="Times New Roman"/>
                 </w:rPr>
-                <m:t>r+s</m:t>
+                <m:t>r</m:t>
+              </m:r>
+              <m:r>
+                <w:rPr>
+                  <w:rFonts w:ascii="Cambria Math" w:eastAsiaTheme="minorEastAsia" w:hAnsi="Cambria Math" w:cs="Times New Roman"/>
+                </w:rPr>
+                <m:t>+</m:t>
+              </m:r>
+              <m:r>
+                <w:rPr>
+                  <w:rFonts w:ascii="Cambria Math" w:eastAsiaTheme="minorEastAsia" w:hAnsi="Cambria Math" w:cs="Times New Roman"/>
+                </w:rPr>
+                <m:t>s</m:t>
               </m:r>
               <m:ctrlPr>
                 <w:rPr>
@@ -24236,6 +24437,7 @@
           <w:rPr>
             <w:rFonts w:ascii="Cambria Math" w:eastAsiaTheme="minorEastAsia" w:hAnsi="Cambria Math" w:cs="Times New Roman"/>
           </w:rPr>
+          <w:lastRenderedPageBreak/>
           <m:t>y</m:t>
         </m:r>
       </m:oMath>
@@ -24307,6 +24509,17 @@
     <w:p>
       <w:pPr>
         <w:pStyle w:val="PargrafodaLista"/>
+        <w:spacing w:line="360" w:lineRule="auto"/>
+        <w:ind w:left="1560"/>
+        <w:jc w:val="both"/>
+        <w:rPr>
+          <w:rFonts w:ascii="Times New Roman" w:eastAsiaTheme="minorEastAsia" w:hAnsi="Times New Roman" w:cs="Times New Roman"/>
+        </w:rPr>
+      </w:pPr>
+    </w:p>
+    <w:p>
+      <w:pPr>
+        <w:pStyle w:val="PargrafodaLista"/>
         <w:numPr>
           <w:ilvl w:val="0"/>
           <w:numId w:val="8"/>
@@ -24321,7 +24534,13 @@
         <w:rPr>
           <w:rFonts w:ascii="Times New Roman" w:eastAsiaTheme="minorEastAsia" w:hAnsi="Times New Roman" w:cs="Times New Roman"/>
         </w:rPr>
-        <w:t xml:space="preserve">Regra de barganha à </w:t>
+        <w:t xml:space="preserve">Salário teórico obtido pela </w:t>
+      </w:r>
+      <w:r>
+        <w:rPr>
+          <w:rFonts w:ascii="Times New Roman" w:eastAsiaTheme="minorEastAsia" w:hAnsi="Times New Roman" w:cs="Times New Roman"/>
+        </w:rPr>
+        <w:t xml:space="preserve">barganha à </w:t>
       </w:r>
       <w:proofErr w:type="spellStart"/>
       <w:r>
@@ -24470,7 +24689,6 @@
           <w:rPr>
             <w:rFonts w:ascii="Cambria Math" w:eastAsiaTheme="minorEastAsia" w:hAnsi="Cambria Math" w:cs="Times New Roman"/>
           </w:rPr>
-          <w:lastRenderedPageBreak/>
           <m:t>β</m:t>
         </m:r>
       </m:oMath>
@@ -24503,7 +24721,25 @@
         <w:rPr>
           <w:rFonts w:ascii="Times New Roman" w:eastAsiaTheme="minorEastAsia" w:hAnsi="Times New Roman" w:cs="Times New Roman"/>
         </w:rPr>
-        <w:t xml:space="preserve">Operacionalmente, utilizamos os mesmos dados utilizados nas estimativas empíricas anteriores, agora </w:t>
+        <w:t xml:space="preserve">Operacionalmente, utilizamos os mesmos dados </w:t>
+      </w:r>
+      <w:r>
+        <w:rPr>
+          <w:rFonts w:ascii="Times New Roman" w:eastAsiaTheme="minorEastAsia" w:hAnsi="Times New Roman" w:cs="Times New Roman"/>
+        </w:rPr>
+        <w:t>empregados</w:t>
+      </w:r>
+      <w:r>
+        <w:rPr>
+          <w:rFonts w:ascii="Times New Roman" w:eastAsiaTheme="minorEastAsia" w:hAnsi="Times New Roman" w:cs="Times New Roman"/>
+        </w:rPr>
+        <w:t xml:space="preserve"> nas estimativas empíricas anteriores</w:t>
+      </w:r>
+      <w:r>
+        <w:rPr>
+          <w:rFonts w:ascii="Times New Roman" w:eastAsiaTheme="minorEastAsia" w:hAnsi="Times New Roman" w:cs="Times New Roman"/>
+        </w:rPr>
+        <w:t xml:space="preserve"> </w:t>
       </w:r>
       <w:r>
         <w:rPr>
@@ -24541,7 +24777,13 @@
         <w:rPr>
           <w:rFonts w:ascii="Times New Roman" w:eastAsiaTheme="minorEastAsia" w:hAnsi="Times New Roman" w:cs="Times New Roman"/>
         </w:rPr>
-        <w:t>, calculamos as médias das variáveis características do mercado de trabalho juveni</w:t>
+        <w:t>. E</w:t>
+      </w:r>
+      <w:r>
+        <w:rPr>
+          <w:rFonts w:ascii="Times New Roman" w:eastAsiaTheme="minorEastAsia" w:hAnsi="Times New Roman" w:cs="Times New Roman"/>
+        </w:rPr>
+        <w:t xml:space="preserve"> calculamos as médias das variáveis características do mercado de trabalho juveni</w:t>
       </w:r>
       <w:r>
         <w:rPr>
@@ -24668,6 +24910,12 @@
           <w:rFonts w:ascii="Times New Roman" w:eastAsiaTheme="minorEastAsia" w:hAnsi="Times New Roman" w:cs="Times New Roman"/>
         </w:rPr>
         <w:t>: taxa média de separação</w:t>
+      </w:r>
+      <w:r>
+        <w:rPr>
+          <w:rFonts w:ascii="Times New Roman" w:eastAsiaTheme="minorEastAsia" w:hAnsi="Times New Roman" w:cs="Times New Roman"/>
+        </w:rPr>
+        <w:t>/rotatividade</w:t>
       </w:r>
     </w:p>
     <w:p>
@@ -25270,25 +25518,43 @@
         <w:rPr>
           <w:rFonts w:ascii="Times New Roman" w:eastAsiaTheme="minorEastAsia" w:hAnsi="Times New Roman" w:cs="Times New Roman"/>
         </w:rPr>
-        <w:t xml:space="preserve">, calculando-se o valor do tempo livre como </w:t>
-      </w:r>
-      <w:r>
-        <w:rPr>
-          <w:rFonts w:ascii="Times New Roman" w:eastAsiaTheme="minorEastAsia" w:hAnsi="Times New Roman" w:cs="Times New Roman"/>
-        </w:rPr>
-        <w:t>40% de seu</w:t>
-      </w:r>
-      <w:r>
-        <w:rPr>
-          <w:rFonts w:ascii="Times New Roman" w:eastAsiaTheme="minorEastAsia" w:hAnsi="Times New Roman" w:cs="Times New Roman"/>
-        </w:rPr>
-        <w:t xml:space="preserve"> </w:t>
-      </w:r>
-      <w:r>
-        <w:rPr>
-          <w:rFonts w:ascii="Times New Roman" w:eastAsiaTheme="minorEastAsia" w:hAnsi="Times New Roman" w:cs="Times New Roman"/>
-        </w:rPr>
-        <w:t xml:space="preserve">valor, e então, o salário teórico </w:t>
+        <w:t xml:space="preserve"> e </w:t>
+      </w:r>
+      <w:r>
+        <w:rPr>
+          <w:rFonts w:ascii="Times New Roman" w:eastAsiaTheme="minorEastAsia" w:hAnsi="Times New Roman" w:cs="Times New Roman"/>
+        </w:rPr>
+        <w:t xml:space="preserve">calculando-se o valor do tempo livre como </w:t>
+      </w:r>
+      <w:r>
+        <w:rPr>
+          <w:rFonts w:ascii="Times New Roman" w:eastAsiaTheme="minorEastAsia" w:hAnsi="Times New Roman" w:cs="Times New Roman"/>
+        </w:rPr>
+        <w:t>40% de</w:t>
+      </w:r>
+      <w:r>
+        <w:rPr>
+          <w:rFonts w:ascii="Times New Roman" w:eastAsiaTheme="minorEastAsia" w:hAnsi="Times New Roman" w:cs="Times New Roman"/>
+        </w:rPr>
+        <w:t>le. E</w:t>
+      </w:r>
+      <w:r>
+        <w:rPr>
+          <w:rFonts w:ascii="Times New Roman" w:eastAsiaTheme="minorEastAsia" w:hAnsi="Times New Roman" w:cs="Times New Roman"/>
+        </w:rPr>
+        <w:t xml:space="preserve">ntão, </w:t>
+      </w:r>
+      <w:r>
+        <w:rPr>
+          <w:rFonts w:ascii="Times New Roman" w:eastAsiaTheme="minorEastAsia" w:hAnsi="Times New Roman" w:cs="Times New Roman"/>
+        </w:rPr>
+        <w:t>pode-se obter</w:t>
+      </w:r>
+      <w:r>
+        <w:rPr>
+          <w:rFonts w:ascii="Times New Roman" w:eastAsiaTheme="minorEastAsia" w:hAnsi="Times New Roman" w:cs="Times New Roman"/>
+        </w:rPr>
+        <w:t xml:space="preserve"> salário teórico </w:t>
       </w:r>
       <w:r>
         <w:rPr>
@@ -25424,6 +25690,7 @@
         <w:rPr>
           <w:rFonts w:ascii="Times New Roman" w:eastAsiaTheme="minorEastAsia" w:hAnsi="Times New Roman" w:cs="Times New Roman"/>
         </w:rPr>
+        <w:lastRenderedPageBreak/>
         <w:t xml:space="preserve">O valor de </w:t>
       </w:r>
       <m:oMath>
@@ -25533,19 +25800,6 @@
           <w:rFonts w:ascii="Times New Roman" w:eastAsiaTheme="minorEastAsia" w:hAnsi="Times New Roman" w:cs="Times New Roman"/>
         </w:rPr>
         <w:t>.</w:t>
-      </w:r>
-    </w:p>
-    <w:p>
-      <w:pPr>
-        <w:rPr>
-          <w:rFonts w:ascii="Times New Roman" w:eastAsiaTheme="minorEastAsia" w:hAnsi="Times New Roman" w:cs="Times New Roman"/>
-        </w:rPr>
-      </w:pPr>
-      <w:r>
-        <w:rPr>
-          <w:rFonts w:ascii="Times New Roman" w:eastAsiaTheme="minorEastAsia" w:hAnsi="Times New Roman" w:cs="Times New Roman"/>
-        </w:rPr>
-        <w:br w:type="page"/>
       </w:r>
     </w:p>
     <w:p>
@@ -25569,7 +25823,6 @@
           <w:b/>
           <w:bCs/>
         </w:rPr>
-        <w:lastRenderedPageBreak/>
         <w:t xml:space="preserve"> Comparação entre equilíbrios (</w:t>
       </w:r>
       <w:proofErr w:type="spellStart"/>
@@ -25652,11 +25905,11 @@
               <w:tblLook w:val="04A0" w:firstRow="1" w:lastRow="0" w:firstColumn="1" w:lastColumn="0" w:noHBand="0" w:noVBand="1"/>
             </w:tblPr>
             <w:tblGrid>
-              <w:gridCol w:w="1182"/>
-              <w:gridCol w:w="1296"/>
-              <w:gridCol w:w="1087"/>
-              <w:gridCol w:w="1170"/>
-              <w:gridCol w:w="4110"/>
+              <w:gridCol w:w="1192"/>
+              <w:gridCol w:w="1300"/>
+              <w:gridCol w:w="1097"/>
+              <w:gridCol w:w="1179"/>
+              <w:gridCol w:w="4077"/>
             </w:tblGrid>
             <w:tr>
               <w:trPr>
@@ -25666,6 +25919,9 @@
               <w:tc>
                 <w:tcPr>
                   <w:tcW w:w="0" w:type="auto"/>
+                  <w:tcBorders>
+                    <w:right w:val="single" w:sz="4" w:space="0" w:color="auto"/>
+                  </w:tcBorders>
                   <w:vAlign w:val="center"/>
                   <w:hideMark/>
                 </w:tcPr>
@@ -25692,6 +25948,124 @@
                       <w14:ligatures w14:val="none"/>
                     </w:rPr>
                     <w:t>Parâmetro</w:t>
+                  </w:r>
+                </w:p>
+              </w:tc>
+              <w:tc>
+                <w:tcPr>
+                  <w:tcW w:w="0" w:type="auto"/>
+                  <w:tcBorders>
+                    <w:right w:val="single" w:sz="4" w:space="0" w:color="auto"/>
+                  </w:tcBorders>
+                  <w:vAlign w:val="center"/>
+                  <w:hideMark/>
+                </w:tcPr>
+                <w:p>
+                  <w:pPr>
+                    <w:spacing w:after="0" w:line="240" w:lineRule="auto"/>
+                    <w:jc w:val="center"/>
+                    <w:rPr>
+                      <w:rFonts w:ascii="Times New Roman" w:eastAsia="Times New Roman" w:hAnsi="Times New Roman" w:cs="Times New Roman"/>
+                      <w:b/>
+                      <w:bCs/>
+                      <w:kern w:val="0"/>
+                      <w:lang w:eastAsia="pt-BR"/>
+                      <w14:ligatures w14:val="none"/>
+                    </w:rPr>
+                  </w:pPr>
+                  <w:proofErr w:type="spellStart"/>
+                  <w:r>
+                    <w:rPr>
+                      <w:rFonts w:ascii="Times New Roman" w:eastAsia="Times New Roman" w:hAnsi="Times New Roman" w:cs="Times New Roman"/>
+                      <w:b/>
+                      <w:bCs/>
+                      <w:kern w:val="0"/>
+                      <w:lang w:eastAsia="pt-BR"/>
+                      <w14:ligatures w14:val="none"/>
+                    </w:rPr>
+                    <w:t>Pré</w:t>
+                  </w:r>
+                  <w:proofErr w:type="spellEnd"/>
+                  <w:r>
+                    <w:rPr>
+                      <w:rFonts w:ascii="Times New Roman" w:eastAsia="Times New Roman" w:hAnsi="Times New Roman" w:cs="Times New Roman"/>
+                      <w:b/>
+                      <w:bCs/>
+                      <w:kern w:val="0"/>
+                      <w:lang w:eastAsia="pt-BR"/>
+                      <w14:ligatures w14:val="none"/>
+                    </w:rPr>
+                    <w:t>-pandemia</w:t>
+                  </w:r>
+                </w:p>
+              </w:tc>
+              <w:tc>
+                <w:tcPr>
+                  <w:tcW w:w="0" w:type="auto"/>
+                  <w:tcBorders>
+                    <w:right w:val="single" w:sz="4" w:space="0" w:color="auto"/>
+                  </w:tcBorders>
+                  <w:vAlign w:val="center"/>
+                  <w:hideMark/>
+                </w:tcPr>
+                <w:p>
+                  <w:pPr>
+                    <w:spacing w:after="0" w:line="240" w:lineRule="auto"/>
+                    <w:jc w:val="center"/>
+                    <w:rPr>
+                      <w:rFonts w:ascii="Times New Roman" w:eastAsia="Times New Roman" w:hAnsi="Times New Roman" w:cs="Times New Roman"/>
+                      <w:b/>
+                      <w:bCs/>
+                      <w:kern w:val="0"/>
+                      <w:lang w:eastAsia="pt-BR"/>
+                      <w14:ligatures w14:val="none"/>
+                    </w:rPr>
+                  </w:pPr>
+                  <w:r>
+                    <w:rPr>
+                      <w:rFonts w:ascii="Times New Roman" w:eastAsia="Times New Roman" w:hAnsi="Times New Roman" w:cs="Times New Roman"/>
+                      <w:b/>
+                      <w:bCs/>
+                      <w:kern w:val="0"/>
+                      <w:lang w:eastAsia="pt-BR"/>
+                      <w14:ligatures w14:val="none"/>
+                    </w:rPr>
+                    <w:t>Pandemia</w:t>
+                  </w:r>
+                </w:p>
+              </w:tc>
+              <w:tc>
+                <w:tcPr>
+                  <w:tcW w:w="0" w:type="auto"/>
+                  <w:tcBorders>
+                    <w:right w:val="single" w:sz="4" w:space="0" w:color="auto"/>
+                  </w:tcBorders>
+                  <w:vAlign w:val="center"/>
+                  <w:hideMark/>
+                </w:tcPr>
+                <w:p>
+                  <w:pPr>
+                    <w:spacing w:after="0" w:line="240" w:lineRule="auto"/>
+                    <w:jc w:val="center"/>
+                    <w:rPr>
+                      <w:rFonts w:ascii="Times New Roman" w:eastAsia="Times New Roman" w:hAnsi="Times New Roman" w:cs="Times New Roman"/>
+                      <w:b/>
+                      <w:bCs/>
+                      <w:kern w:val="0"/>
+                      <w:lang w:eastAsia="pt-BR"/>
+                      <w14:ligatures w14:val="none"/>
+                    </w:rPr>
+                  </w:pPr>
+                  <w:r>
+                    <w:rPr>
+                      <w:rFonts w:ascii="Times New Roman" w:eastAsia="Times New Roman" w:hAnsi="Times New Roman" w:cs="Times New Roman"/>
+                      <w:b/>
+                      <w:bCs/>
+                      <w:kern w:val="0"/>
+                      <w:lang w:eastAsia="pt-BR"/>
+                      <w14:ligatures w14:val="none"/>
+                    </w:rPr>
+                    <w:t>Pós-pandemia</w:t>
                   </w:r>
                 </w:p>
               </w:tc>
@@ -25714,7 +26088,6 @@
                       <w14:ligatures w14:val="none"/>
                     </w:rPr>
                   </w:pPr>
-                  <w:proofErr w:type="spellStart"/>
                   <w:r>
                     <w:rPr>
                       <w:rFonts w:ascii="Times New Roman" w:eastAsia="Times New Roman" w:hAnsi="Times New Roman" w:cs="Times New Roman"/>
@@ -25724,9 +26097,34 @@
                       <w:lang w:eastAsia="pt-BR"/>
                       <w14:ligatures w14:val="none"/>
                     </w:rPr>
-                    <w:t>Pré</w:t>
-                  </w:r>
-                  <w:proofErr w:type="spellEnd"/>
+                    <w:t>Interpretação</w:t>
+                  </w:r>
+                </w:p>
+              </w:tc>
+            </w:tr>
+            <w:tr>
+              <w:trPr>
+                <w:tblCellSpacing w:w="15" w:type="dxa"/>
+              </w:trPr>
+              <w:tc>
+                <w:tcPr>
+                  <w:tcW w:w="0" w:type="auto"/>
+                  <w:tcBorders>
+                    <w:right w:val="single" w:sz="4" w:space="0" w:color="auto"/>
+                  </w:tcBorders>
+                  <w:vAlign w:val="center"/>
+                  <w:hideMark/>
+                </w:tcPr>
+                <w:p>
+                  <w:pPr>
+                    <w:spacing w:after="0" w:line="240" w:lineRule="auto"/>
+                    <w:rPr>
+                      <w:rFonts w:ascii="Times New Roman" w:eastAsia="Times New Roman" w:hAnsi="Times New Roman" w:cs="Times New Roman"/>
+                      <w:kern w:val="0"/>
+                      <w:lang w:eastAsia="pt-BR"/>
+                      <w14:ligatures w14:val="none"/>
+                    </w:rPr>
+                  </w:pPr>
                   <w:r>
                     <w:rPr>
                       <w:rFonts w:ascii="Times New Roman" w:eastAsia="Times New Roman" w:hAnsi="Times New Roman" w:cs="Times New Roman"/>
@@ -25736,7 +26134,160 @@
                       <w:lang w:eastAsia="pt-BR"/>
                       <w14:ligatures w14:val="none"/>
                     </w:rPr>
-                    <w:t>-pandemia</w:t>
+                    <w:t>y</w:t>
+                  </w:r>
+                </w:p>
+              </w:tc>
+              <w:tc>
+                <w:tcPr>
+                  <w:tcW w:w="0" w:type="auto"/>
+                  <w:tcBorders>
+                    <w:right w:val="single" w:sz="4" w:space="0" w:color="auto"/>
+                  </w:tcBorders>
+                  <w:vAlign w:val="center"/>
+                  <w:hideMark/>
+                </w:tcPr>
+                <w:p>
+                  <w:pPr>
+                    <w:spacing w:after="0" w:line="240" w:lineRule="auto"/>
+                    <w:rPr>
+                      <w:rFonts w:ascii="Times New Roman" w:eastAsia="Times New Roman" w:hAnsi="Times New Roman" w:cs="Times New Roman"/>
+                      <w:kern w:val="0"/>
+                      <w:lang w:eastAsia="pt-BR"/>
+                      <w14:ligatures w14:val="none"/>
+                    </w:rPr>
+                  </w:pPr>
+                  <w:r>
+                    <w:rPr>
+                      <w:rFonts w:ascii="Times New Roman" w:eastAsia="Times New Roman" w:hAnsi="Times New Roman" w:cs="Times New Roman"/>
+                      <w:kern w:val="0"/>
+                      <w:lang w:eastAsia="pt-BR"/>
+                      <w14:ligatures w14:val="none"/>
+                    </w:rPr>
+                    <w:t>0</w:t>
+                  </w:r>
+                  <w:r>
+                    <w:rPr>
+                      <w:rFonts w:ascii="Times New Roman" w:eastAsia="Times New Roman" w:hAnsi="Times New Roman" w:cs="Times New Roman"/>
+                      <w:kern w:val="0"/>
+                      <w:lang w:eastAsia="pt-BR"/>
+                      <w14:ligatures w14:val="none"/>
+                    </w:rPr>
+                    <w:t>,</w:t>
+                  </w:r>
+                  <w:r>
+                    <w:rPr>
+                      <w:rFonts w:ascii="Times New Roman" w:eastAsia="Times New Roman" w:hAnsi="Times New Roman" w:cs="Times New Roman"/>
+                      <w:kern w:val="0"/>
+                      <w:lang w:eastAsia="pt-BR"/>
+                      <w14:ligatures w14:val="none"/>
+                    </w:rPr>
+                    <w:t>1</w:t>
+                  </w:r>
+                  <w:r>
+                    <w:rPr>
+                      <w:rFonts w:ascii="Times New Roman" w:eastAsia="Times New Roman" w:hAnsi="Times New Roman" w:cs="Times New Roman"/>
+                      <w:kern w:val="0"/>
+                      <w:lang w:eastAsia="pt-BR"/>
+                      <w14:ligatures w14:val="none"/>
+                    </w:rPr>
+                    <w:t>0</w:t>
+                  </w:r>
+                </w:p>
+              </w:tc>
+              <w:tc>
+                <w:tcPr>
+                  <w:tcW w:w="0" w:type="auto"/>
+                  <w:tcBorders>
+                    <w:right w:val="single" w:sz="4" w:space="0" w:color="auto"/>
+                  </w:tcBorders>
+                  <w:vAlign w:val="center"/>
+                  <w:hideMark/>
+                </w:tcPr>
+                <w:p>
+                  <w:pPr>
+                    <w:spacing w:after="0" w:line="240" w:lineRule="auto"/>
+                    <w:rPr>
+                      <w:rFonts w:ascii="Times New Roman" w:eastAsia="Times New Roman" w:hAnsi="Times New Roman" w:cs="Times New Roman"/>
+                      <w:kern w:val="0"/>
+                      <w:lang w:eastAsia="pt-BR"/>
+                      <w14:ligatures w14:val="none"/>
+                    </w:rPr>
+                  </w:pPr>
+                  <w:r>
+                    <w:rPr>
+                      <w:rFonts w:ascii="Times New Roman" w:eastAsia="Times New Roman" w:hAnsi="Times New Roman" w:cs="Times New Roman"/>
+                      <w:kern w:val="0"/>
+                      <w:lang w:eastAsia="pt-BR"/>
+                      <w14:ligatures w14:val="none"/>
+                    </w:rPr>
+                    <w:t>0</w:t>
+                  </w:r>
+                  <w:r>
+                    <w:rPr>
+                      <w:rFonts w:ascii="Times New Roman" w:eastAsia="Times New Roman" w:hAnsi="Times New Roman" w:cs="Times New Roman"/>
+                      <w:kern w:val="0"/>
+                      <w:lang w:eastAsia="pt-BR"/>
+                      <w14:ligatures w14:val="none"/>
+                    </w:rPr>
+                    <w:t>,</w:t>
+                  </w:r>
+                  <w:r>
+                    <w:rPr>
+                      <w:rFonts w:ascii="Times New Roman" w:eastAsia="Times New Roman" w:hAnsi="Times New Roman" w:cs="Times New Roman"/>
+                      <w:kern w:val="0"/>
+                      <w:lang w:eastAsia="pt-BR"/>
+                      <w14:ligatures w14:val="none"/>
+                    </w:rPr>
+                    <w:t>10</w:t>
+                  </w:r>
+                </w:p>
+              </w:tc>
+              <w:tc>
+                <w:tcPr>
+                  <w:tcW w:w="0" w:type="auto"/>
+                  <w:tcBorders>
+                    <w:right w:val="single" w:sz="4" w:space="0" w:color="auto"/>
+                  </w:tcBorders>
+                  <w:vAlign w:val="center"/>
+                  <w:hideMark/>
+                </w:tcPr>
+                <w:p>
+                  <w:pPr>
+                    <w:spacing w:after="0" w:line="240" w:lineRule="auto"/>
+                    <w:rPr>
+                      <w:rFonts w:ascii="Times New Roman" w:eastAsia="Times New Roman" w:hAnsi="Times New Roman" w:cs="Times New Roman"/>
+                      <w:kern w:val="0"/>
+                      <w:lang w:eastAsia="pt-BR"/>
+                      <w14:ligatures w14:val="none"/>
+                    </w:rPr>
+                  </w:pPr>
+                  <w:r>
+                    <w:rPr>
+                      <w:rFonts w:ascii="Times New Roman" w:eastAsia="Times New Roman" w:hAnsi="Times New Roman" w:cs="Times New Roman"/>
+                      <w:kern w:val="0"/>
+                      <w:lang w:eastAsia="pt-BR"/>
+                      <w14:ligatures w14:val="none"/>
+                    </w:rPr>
+                    <w:t>0</w:t>
+                  </w:r>
+                  <w:r>
+                    <w:rPr>
+                      <w:rFonts w:ascii="Times New Roman" w:eastAsia="Times New Roman" w:hAnsi="Times New Roman" w:cs="Times New Roman"/>
+                      <w:kern w:val="0"/>
+                      <w:lang w:eastAsia="pt-BR"/>
+                      <w14:ligatures w14:val="none"/>
+                    </w:rPr>
+                    <w:t>,</w:t>
+                  </w:r>
+                  <w:r>
+                    <w:rPr>
+                      <w:rFonts w:ascii="Times New Roman" w:eastAsia="Times New Roman" w:hAnsi="Times New Roman" w:cs="Times New Roman"/>
+                      <w:kern w:val="0"/>
+                      <w:lang w:eastAsia="pt-BR"/>
+                      <w14:ligatures w14:val="none"/>
+                    </w:rPr>
+                    <w:t>10</w:t>
                   </w:r>
                 </w:p>
               </w:tc>
@@ -25749,7 +26300,78 @@
                 <w:p>
                   <w:pPr>
                     <w:spacing w:after="0" w:line="240" w:lineRule="auto"/>
-                    <w:jc w:val="center"/>
+                    <w:rPr>
+                      <w:rFonts w:ascii="Times New Roman" w:eastAsia="Times New Roman" w:hAnsi="Times New Roman" w:cs="Times New Roman"/>
+                      <w:kern w:val="0"/>
+                      <w:lang w:eastAsia="pt-BR"/>
+                      <w14:ligatures w14:val="none"/>
+                    </w:rPr>
+                  </w:pPr>
+                  <w:r>
+                    <w:rPr>
+                      <w:rFonts w:ascii="Times New Roman" w:eastAsia="Times New Roman" w:hAnsi="Times New Roman" w:cs="Times New Roman"/>
+                      <w:kern w:val="0"/>
+                      <w:lang w:eastAsia="pt-BR"/>
+                      <w14:ligatures w14:val="none"/>
+                    </w:rPr>
+                    <w:t xml:space="preserve">A produtividade estimada manteve-se constante, refletindo a calibração com </w:t>
+                  </w:r>
+                  <m:oMath>
+                    <m:r>
+                      <w:rPr>
+                        <w:rFonts w:ascii="Cambria Math" w:eastAsia="Times New Roman" w:hAnsi="Cambria Math" w:cs="Times New Roman"/>
+                        <w:kern w:val="0"/>
+                        <w:lang w:eastAsia="pt-BR"/>
+                        <w14:ligatures w14:val="none"/>
+                      </w:rPr>
+                      <m:t>z=0,4yz</m:t>
+                    </m:r>
+                  </m:oMath>
+                  <w:r>
+                    <w:rPr>
+                      <w:rFonts w:ascii="Times New Roman" w:eastAsia="Times New Roman" w:hAnsi="Times New Roman" w:cs="Times New Roman"/>
+                      <w:kern w:val="0"/>
+                      <w:lang w:eastAsia="pt-BR"/>
+                      <w14:ligatures w14:val="none"/>
+                    </w:rPr>
+                    <w:t xml:space="preserve"> </w:t>
+                  </w:r>
+                  <w:r>
+                    <w:rPr>
+                      <w:rFonts w:ascii="Times New Roman" w:eastAsia="Times New Roman" w:hAnsi="Times New Roman" w:cs="Times New Roman"/>
+                      <w:kern w:val="0"/>
+                      <w:lang w:eastAsia="pt-BR"/>
+                      <w14:ligatures w14:val="none"/>
+                    </w:rPr>
+                    <w:t>e salário estável</w:t>
+                  </w:r>
+                </w:p>
+              </w:tc>
+            </w:tr>
+            <w:tr>
+              <w:trPr>
+                <w:tblCellSpacing w:w="15" w:type="dxa"/>
+              </w:trPr>
+              <w:tc>
+                <w:tcPr>
+                  <w:tcW w:w="0" w:type="auto"/>
+                  <w:tcBorders>
+                    <w:right w:val="single" w:sz="4" w:space="0" w:color="auto"/>
+                  </w:tcBorders>
+                  <w:vAlign w:val="center"/>
+                  <w:hideMark/>
+                </w:tcPr>
+                <w:p>
+                  <w:pPr>
+                    <w:spacing w:after="0" w:line="240" w:lineRule="auto"/>
+                    <w:rPr>
+                      <w:rFonts w:ascii="Times New Roman" w:eastAsia="Times New Roman" w:hAnsi="Times New Roman" w:cs="Times New Roman"/>
+                      <w:kern w:val="0"/>
+                      <w:lang w:eastAsia="pt-BR"/>
+                      <w14:ligatures w14:val="none"/>
+                    </w:rPr>
+                  </w:pPr>
+                  <w:r>
                     <w:rPr>
                       <w:rFonts w:ascii="Times New Roman" w:eastAsia="Times New Roman" w:hAnsi="Times New Roman" w:cs="Times New Roman"/>
                       <w:b/>
@@ -25758,17 +26380,151 @@
                       <w:lang w:eastAsia="pt-BR"/>
                       <w14:ligatures w14:val="none"/>
                     </w:rPr>
+                    <w:t>w</w:t>
+                  </w:r>
+                </w:p>
+              </w:tc>
+              <w:tc>
+                <w:tcPr>
+                  <w:tcW w:w="0" w:type="auto"/>
+                  <w:tcBorders>
+                    <w:right w:val="single" w:sz="4" w:space="0" w:color="auto"/>
+                  </w:tcBorders>
+                  <w:vAlign w:val="center"/>
+                  <w:hideMark/>
+                </w:tcPr>
+                <w:p>
+                  <w:pPr>
+                    <w:spacing w:after="0" w:line="240" w:lineRule="auto"/>
+                    <w:rPr>
+                      <w:rFonts w:ascii="Times New Roman" w:eastAsia="Times New Roman" w:hAnsi="Times New Roman" w:cs="Times New Roman"/>
+                      <w:kern w:val="0"/>
+                      <w:lang w:eastAsia="pt-BR"/>
+                      <w14:ligatures w14:val="none"/>
+                    </w:rPr>
                   </w:pPr>
                   <w:r>
                     <w:rPr>
                       <w:rFonts w:ascii="Times New Roman" w:eastAsia="Times New Roman" w:hAnsi="Times New Roman" w:cs="Times New Roman"/>
-                      <w:b/>
-                      <w:bCs/>
-                      <w:kern w:val="0"/>
-                      <w:lang w:eastAsia="pt-BR"/>
-                      <w14:ligatures w14:val="none"/>
-                    </w:rPr>
-                    <w:t>Pandemia</w:t>
+                      <w:kern w:val="0"/>
+                      <w:lang w:eastAsia="pt-BR"/>
+                      <w14:ligatures w14:val="none"/>
+                    </w:rPr>
+                    <w:t>0</w:t>
+                  </w:r>
+                  <w:r>
+                    <w:rPr>
+                      <w:rFonts w:ascii="Times New Roman" w:eastAsia="Times New Roman" w:hAnsi="Times New Roman" w:cs="Times New Roman"/>
+                      <w:kern w:val="0"/>
+                      <w:lang w:eastAsia="pt-BR"/>
+                      <w14:ligatures w14:val="none"/>
+                    </w:rPr>
+                    <w:t>,</w:t>
+                  </w:r>
+                  <w:r>
+                    <w:rPr>
+                      <w:rFonts w:ascii="Times New Roman" w:eastAsia="Times New Roman" w:hAnsi="Times New Roman" w:cs="Times New Roman"/>
+                      <w:kern w:val="0"/>
+                      <w:lang w:eastAsia="pt-BR"/>
+                      <w14:ligatures w14:val="none"/>
+                    </w:rPr>
+                    <w:t>07</w:t>
+                  </w:r>
+                </w:p>
+              </w:tc>
+              <w:tc>
+                <w:tcPr>
+                  <w:tcW w:w="0" w:type="auto"/>
+                  <w:tcBorders>
+                    <w:right w:val="single" w:sz="4" w:space="0" w:color="auto"/>
+                  </w:tcBorders>
+                  <w:vAlign w:val="center"/>
+                  <w:hideMark/>
+                </w:tcPr>
+                <w:p>
+                  <w:pPr>
+                    <w:spacing w:after="0" w:line="240" w:lineRule="auto"/>
+                    <w:rPr>
+                      <w:rFonts w:ascii="Times New Roman" w:eastAsia="Times New Roman" w:hAnsi="Times New Roman" w:cs="Times New Roman"/>
+                      <w:kern w:val="0"/>
+                      <w:lang w:eastAsia="pt-BR"/>
+                      <w14:ligatures w14:val="none"/>
+                    </w:rPr>
+                  </w:pPr>
+                  <w:r>
+                    <w:rPr>
+                      <w:rFonts w:ascii="Times New Roman" w:eastAsia="Times New Roman" w:hAnsi="Times New Roman" w:cs="Times New Roman"/>
+                      <w:kern w:val="0"/>
+                      <w:lang w:eastAsia="pt-BR"/>
+                      <w14:ligatures w14:val="none"/>
+                    </w:rPr>
+                    <w:t>0</w:t>
+                  </w:r>
+                  <w:r>
+                    <w:rPr>
+                      <w:rFonts w:ascii="Times New Roman" w:eastAsia="Times New Roman" w:hAnsi="Times New Roman" w:cs="Times New Roman"/>
+                      <w:kern w:val="0"/>
+                      <w:lang w:eastAsia="pt-BR"/>
+                      <w14:ligatures w14:val="none"/>
+                    </w:rPr>
+                    <w:t>,</w:t>
+                  </w:r>
+                  <w:r>
+                    <w:rPr>
+                      <w:rFonts w:ascii="Times New Roman" w:eastAsia="Times New Roman" w:hAnsi="Times New Roman" w:cs="Times New Roman"/>
+                      <w:kern w:val="0"/>
+                      <w:lang w:eastAsia="pt-BR"/>
+                      <w14:ligatures w14:val="none"/>
+                    </w:rPr>
+                    <w:t>07</w:t>
+                  </w:r>
+                </w:p>
+              </w:tc>
+              <w:tc>
+                <w:tcPr>
+                  <w:tcW w:w="0" w:type="auto"/>
+                  <w:tcBorders>
+                    <w:right w:val="single" w:sz="4" w:space="0" w:color="auto"/>
+                  </w:tcBorders>
+                  <w:vAlign w:val="center"/>
+                  <w:hideMark/>
+                </w:tcPr>
+                <w:p>
+                  <w:pPr>
+                    <w:spacing w:after="0" w:line="240" w:lineRule="auto"/>
+                    <w:rPr>
+                      <w:rFonts w:ascii="Times New Roman" w:eastAsia="Times New Roman" w:hAnsi="Times New Roman" w:cs="Times New Roman"/>
+                      <w:kern w:val="0"/>
+                      <w:lang w:eastAsia="pt-BR"/>
+                      <w14:ligatures w14:val="none"/>
+                    </w:rPr>
+                  </w:pPr>
+                  <w:r>
+                    <w:rPr>
+                      <w:rFonts w:ascii="Times New Roman" w:eastAsia="Times New Roman" w:hAnsi="Times New Roman" w:cs="Times New Roman"/>
+                      <w:kern w:val="0"/>
+                      <w:lang w:eastAsia="pt-BR"/>
+                      <w14:ligatures w14:val="none"/>
+                    </w:rPr>
+                    <w:t>0</w:t>
+                  </w:r>
+                  <w:r>
+                    <w:rPr>
+                      <w:rFonts w:ascii="Times New Roman" w:eastAsia="Times New Roman" w:hAnsi="Times New Roman" w:cs="Times New Roman"/>
+                      <w:kern w:val="0"/>
+                      <w:lang w:eastAsia="pt-BR"/>
+                      <w14:ligatures w14:val="none"/>
+                    </w:rPr>
+                    <w:t>,</w:t>
+                  </w:r>
+                  <w:r>
+                    <w:rPr>
+                      <w:rFonts w:ascii="Times New Roman" w:eastAsia="Times New Roman" w:hAnsi="Times New Roman" w:cs="Times New Roman"/>
+                      <w:kern w:val="0"/>
+                      <w:lang w:eastAsia="pt-BR"/>
+                      <w14:ligatures w14:val="none"/>
+                    </w:rPr>
+                    <w:t>07</w:t>
                   </w:r>
                 </w:p>
               </w:tc>
@@ -25781,7 +26537,49 @@
                 <w:p>
                   <w:pPr>
                     <w:spacing w:after="0" w:line="240" w:lineRule="auto"/>
-                    <w:jc w:val="center"/>
+                    <w:rPr>
+                      <w:rFonts w:ascii="Times New Roman" w:eastAsia="Times New Roman" w:hAnsi="Times New Roman" w:cs="Times New Roman"/>
+                      <w:kern w:val="0"/>
+                      <w:lang w:eastAsia="pt-BR"/>
+                      <w14:ligatures w14:val="none"/>
+                    </w:rPr>
+                  </w:pPr>
+                  <w:r>
+                    <w:rPr>
+                      <w:rFonts w:ascii="Times New Roman" w:eastAsia="Times New Roman" w:hAnsi="Times New Roman" w:cs="Times New Roman"/>
+                      <w:kern w:val="0"/>
+                      <w:lang w:eastAsia="pt-BR"/>
+                      <w14:ligatures w14:val="none"/>
+                    </w:rPr>
+                    <w:t>O salário de barganha também permaneceu fixo, por construção do modelo</w:t>
+                  </w:r>
+                </w:p>
+              </w:tc>
+            </w:tr>
+            <w:tr>
+              <w:trPr>
+                <w:tblCellSpacing w:w="15" w:type="dxa"/>
+              </w:trPr>
+              <w:tc>
+                <w:tcPr>
+                  <w:tcW w:w="0" w:type="auto"/>
+                  <w:tcBorders>
+                    <w:right w:val="single" w:sz="4" w:space="0" w:color="auto"/>
+                  </w:tcBorders>
+                  <w:vAlign w:val="center"/>
+                  <w:hideMark/>
+                </w:tcPr>
+                <w:p>
+                  <w:pPr>
+                    <w:spacing w:after="0" w:line="240" w:lineRule="auto"/>
+                    <w:rPr>
+                      <w:rFonts w:ascii="Times New Roman" w:eastAsia="Times New Roman" w:hAnsi="Times New Roman" w:cs="Times New Roman"/>
+                      <w:kern w:val="0"/>
+                      <w:lang w:eastAsia="pt-BR"/>
+                      <w14:ligatures w14:val="none"/>
+                    </w:rPr>
+                  </w:pPr>
+                  <w:r>
                     <w:rPr>
                       <w:rFonts w:ascii="Times New Roman" w:eastAsia="Times New Roman" w:hAnsi="Times New Roman" w:cs="Times New Roman"/>
                       <w:b/>
@@ -25790,17 +26588,169 @@
                       <w:lang w:eastAsia="pt-BR"/>
                       <w14:ligatures w14:val="none"/>
                     </w:rPr>
+                    <w:t>c</w:t>
+                  </w:r>
+                </w:p>
+              </w:tc>
+              <w:tc>
+                <w:tcPr>
+                  <w:tcW w:w="0" w:type="auto"/>
+                  <w:tcBorders>
+                    <w:right w:val="single" w:sz="4" w:space="0" w:color="auto"/>
+                  </w:tcBorders>
+                  <w:vAlign w:val="center"/>
+                  <w:hideMark/>
+                </w:tcPr>
+                <w:p>
+                  <w:pPr>
+                    <w:spacing w:after="0" w:line="240" w:lineRule="auto"/>
+                    <w:rPr>
+                      <w:rFonts w:ascii="Times New Roman" w:eastAsia="Times New Roman" w:hAnsi="Times New Roman" w:cs="Times New Roman"/>
+                      <w:kern w:val="0"/>
+                      <w:lang w:eastAsia="pt-BR"/>
+                      <w14:ligatures w14:val="none"/>
+                    </w:rPr>
                   </w:pPr>
                   <w:r>
                     <w:rPr>
                       <w:rFonts w:ascii="Times New Roman" w:eastAsia="Times New Roman" w:hAnsi="Times New Roman" w:cs="Times New Roman"/>
-                      <w:b/>
-                      <w:bCs/>
-                      <w:kern w:val="0"/>
-                      <w:lang w:eastAsia="pt-BR"/>
-                      <w14:ligatures w14:val="none"/>
-                    </w:rPr>
-                    <w:t>Pós-pandemia</w:t>
+                      <w:kern w:val="0"/>
+                      <w:lang w:eastAsia="pt-BR"/>
+                      <w14:ligatures w14:val="none"/>
+                    </w:rPr>
+                    <w:t>0</w:t>
+                  </w:r>
+                  <w:r>
+                    <w:rPr>
+                      <w:rFonts w:ascii="Times New Roman" w:eastAsia="Times New Roman" w:hAnsi="Times New Roman" w:cs="Times New Roman"/>
+                      <w:kern w:val="0"/>
+                      <w:lang w:eastAsia="pt-BR"/>
+                      <w14:ligatures w14:val="none"/>
+                    </w:rPr>
+                    <w:t>,</w:t>
+                  </w:r>
+                  <w:r>
+                    <w:rPr>
+                      <w:rFonts w:ascii="Times New Roman" w:eastAsia="Times New Roman" w:hAnsi="Times New Roman" w:cs="Times New Roman"/>
+                      <w:kern w:val="0"/>
+                      <w:lang w:eastAsia="pt-BR"/>
+                      <w14:ligatures w14:val="none"/>
+                    </w:rPr>
+                    <w:t>00</w:t>
+                  </w:r>
+                  <w:r>
+                    <w:rPr>
+                      <w:rFonts w:ascii="Times New Roman" w:eastAsia="Times New Roman" w:hAnsi="Times New Roman" w:cs="Times New Roman"/>
+                      <w:kern w:val="0"/>
+                      <w:lang w:eastAsia="pt-BR"/>
+                      <w14:ligatures w14:val="none"/>
+                    </w:rPr>
+                    <w:t>1</w:t>
+                  </w:r>
+                </w:p>
+              </w:tc>
+              <w:tc>
+                <w:tcPr>
+                  <w:tcW w:w="0" w:type="auto"/>
+                  <w:tcBorders>
+                    <w:right w:val="single" w:sz="4" w:space="0" w:color="auto"/>
+                  </w:tcBorders>
+                  <w:vAlign w:val="center"/>
+                  <w:hideMark/>
+                </w:tcPr>
+                <w:p>
+                  <w:pPr>
+                    <w:spacing w:after="0" w:line="240" w:lineRule="auto"/>
+                    <w:rPr>
+                      <w:rFonts w:ascii="Times New Roman" w:eastAsia="Times New Roman" w:hAnsi="Times New Roman" w:cs="Times New Roman"/>
+                      <w:kern w:val="0"/>
+                      <w:lang w:eastAsia="pt-BR"/>
+                      <w14:ligatures w14:val="none"/>
+                    </w:rPr>
+                  </w:pPr>
+                  <w:r>
+                    <w:rPr>
+                      <w:rFonts w:ascii="Times New Roman" w:eastAsia="Times New Roman" w:hAnsi="Times New Roman" w:cs="Times New Roman"/>
+                      <w:kern w:val="0"/>
+                      <w:lang w:eastAsia="pt-BR"/>
+                      <w14:ligatures w14:val="none"/>
+                    </w:rPr>
+                    <w:t>0</w:t>
+                  </w:r>
+                  <w:r>
+                    <w:rPr>
+                      <w:rFonts w:ascii="Times New Roman" w:eastAsia="Times New Roman" w:hAnsi="Times New Roman" w:cs="Times New Roman"/>
+                      <w:kern w:val="0"/>
+                      <w:lang w:eastAsia="pt-BR"/>
+                      <w14:ligatures w14:val="none"/>
+                    </w:rPr>
+                    <w:t>,</w:t>
+                  </w:r>
+                  <w:r>
+                    <w:rPr>
+                      <w:rFonts w:ascii="Times New Roman" w:eastAsia="Times New Roman" w:hAnsi="Times New Roman" w:cs="Times New Roman"/>
+                      <w:kern w:val="0"/>
+                      <w:lang w:eastAsia="pt-BR"/>
+                      <w14:ligatures w14:val="none"/>
+                    </w:rPr>
+                    <w:t>000</w:t>
+                  </w:r>
+                  <w:r>
+                    <w:rPr>
+                      <w:rFonts w:ascii="Times New Roman" w:eastAsia="Times New Roman" w:hAnsi="Times New Roman" w:cs="Times New Roman"/>
+                      <w:kern w:val="0"/>
+                      <w:lang w:eastAsia="pt-BR"/>
+                      <w14:ligatures w14:val="none"/>
+                    </w:rPr>
+                    <w:t>3</w:t>
+                  </w:r>
+                </w:p>
+              </w:tc>
+              <w:tc>
+                <w:tcPr>
+                  <w:tcW w:w="0" w:type="auto"/>
+                  <w:tcBorders>
+                    <w:right w:val="single" w:sz="4" w:space="0" w:color="auto"/>
+                  </w:tcBorders>
+                  <w:vAlign w:val="center"/>
+                  <w:hideMark/>
+                </w:tcPr>
+                <w:p>
+                  <w:pPr>
+                    <w:spacing w:after="0" w:line="240" w:lineRule="auto"/>
+                    <w:rPr>
+                      <w:rFonts w:ascii="Times New Roman" w:eastAsia="Times New Roman" w:hAnsi="Times New Roman" w:cs="Times New Roman"/>
+                      <w:kern w:val="0"/>
+                      <w:lang w:eastAsia="pt-BR"/>
+                      <w14:ligatures w14:val="none"/>
+                    </w:rPr>
+                  </w:pPr>
+                  <w:r>
+                    <w:rPr>
+                      <w:rFonts w:ascii="Times New Roman" w:eastAsia="Times New Roman" w:hAnsi="Times New Roman" w:cs="Times New Roman"/>
+                      <w:kern w:val="0"/>
+                      <w:lang w:eastAsia="pt-BR"/>
+                      <w14:ligatures w14:val="none"/>
+                    </w:rPr>
+                    <w:t>0</w:t>
+                  </w:r>
+                  <w:r>
+                    <w:rPr>
+                      <w:rFonts w:ascii="Times New Roman" w:eastAsia="Times New Roman" w:hAnsi="Times New Roman" w:cs="Times New Roman"/>
+                      <w:kern w:val="0"/>
+                      <w:lang w:eastAsia="pt-BR"/>
+                      <w14:ligatures w14:val="none"/>
+                    </w:rPr>
+                    <w:t>,</w:t>
+                  </w:r>
+                  <w:r>
+                    <w:rPr>
+                      <w:rFonts w:ascii="Times New Roman" w:eastAsia="Times New Roman" w:hAnsi="Times New Roman" w:cs="Times New Roman"/>
+                      <w:kern w:val="0"/>
+                      <w:lang w:eastAsia="pt-BR"/>
+                      <w14:ligatures w14:val="none"/>
+                    </w:rPr>
+                    <w:t>0003</w:t>
                   </w:r>
                 </w:p>
               </w:tc>
@@ -25813,7 +26763,23 @@
                 <w:p>
                   <w:pPr>
                     <w:spacing w:after="0" w:line="240" w:lineRule="auto"/>
-                    <w:jc w:val="center"/>
+                    <w:rPr>
+                      <w:rFonts w:ascii="Times New Roman" w:eastAsia="Times New Roman" w:hAnsi="Times New Roman" w:cs="Times New Roman"/>
+                      <w:kern w:val="0"/>
+                      <w:lang w:eastAsia="pt-BR"/>
+                      <w14:ligatures w14:val="none"/>
+                    </w:rPr>
+                  </w:pPr>
+                  <w:r>
+                    <w:rPr>
+                      <w:rFonts w:ascii="Times New Roman" w:eastAsia="Times New Roman" w:hAnsi="Times New Roman" w:cs="Times New Roman"/>
+                      <w:kern w:val="0"/>
+                      <w:lang w:eastAsia="pt-BR"/>
+                      <w14:ligatures w14:val="none"/>
+                    </w:rPr>
+                    <w:t xml:space="preserve">O custo de manter uma vaga </w:t>
+                  </w:r>
+                  <w:r>
                     <w:rPr>
                       <w:rFonts w:ascii="Times New Roman" w:eastAsia="Times New Roman" w:hAnsi="Times New Roman" w:cs="Times New Roman"/>
                       <w:b/>
@@ -25822,6 +26788,42 @@
                       <w:lang w:eastAsia="pt-BR"/>
                       <w14:ligatures w14:val="none"/>
                     </w:rPr>
+                    <w:t>diminuiu na pandemia</w:t>
+                  </w:r>
+                  <w:r>
+                    <w:rPr>
+                      <w:rFonts w:ascii="Times New Roman" w:eastAsia="Times New Roman" w:hAnsi="Times New Roman" w:cs="Times New Roman"/>
+                      <w:kern w:val="0"/>
+                      <w:lang w:eastAsia="pt-BR"/>
+                      <w14:ligatures w14:val="none"/>
+                    </w:rPr>
+                    <w:t>, possivelmente por menor competição por vagas, mas subiu ligeiramente depois</w:t>
+                  </w:r>
+                </w:p>
+              </w:tc>
+            </w:tr>
+            <w:tr>
+              <w:trPr>
+                <w:tblCellSpacing w:w="15" w:type="dxa"/>
+              </w:trPr>
+              <w:tc>
+                <w:tcPr>
+                  <w:tcW w:w="0" w:type="auto"/>
+                  <w:tcBorders>
+                    <w:right w:val="single" w:sz="4" w:space="0" w:color="auto"/>
+                  </w:tcBorders>
+                  <w:vAlign w:val="center"/>
+                  <w:hideMark/>
+                </w:tcPr>
+                <w:p>
+                  <w:pPr>
+                    <w:spacing w:after="0" w:line="240" w:lineRule="auto"/>
+                    <w:rPr>
+                      <w:rFonts w:ascii="Times New Roman" w:eastAsia="Times New Roman" w:hAnsi="Times New Roman" w:cs="Times New Roman"/>
+                      <w:kern w:val="0"/>
+                      <w:lang w:eastAsia="pt-BR"/>
+                      <w14:ligatures w14:val="none"/>
+                    </w:rPr>
                   </w:pPr>
                   <w:r>
                     <w:rPr>
@@ -25832,7 +26834,899 @@
                       <w:lang w:eastAsia="pt-BR"/>
                       <w14:ligatures w14:val="none"/>
                     </w:rPr>
-                    <w:t>Interpretação</w:t>
+                    <w:t>u</w:t>
+                  </w:r>
+                </w:p>
+              </w:tc>
+              <w:tc>
+                <w:tcPr>
+                  <w:tcW w:w="0" w:type="auto"/>
+                  <w:tcBorders>
+                    <w:right w:val="single" w:sz="4" w:space="0" w:color="auto"/>
+                  </w:tcBorders>
+                  <w:vAlign w:val="center"/>
+                  <w:hideMark/>
+                </w:tcPr>
+                <w:p>
+                  <w:pPr>
+                    <w:spacing w:after="0" w:line="240" w:lineRule="auto"/>
+                    <w:rPr>
+                      <w:rFonts w:ascii="Times New Roman" w:eastAsia="Times New Roman" w:hAnsi="Times New Roman" w:cs="Times New Roman"/>
+                      <w:kern w:val="0"/>
+                      <w:lang w:eastAsia="pt-BR"/>
+                      <w14:ligatures w14:val="none"/>
+                    </w:rPr>
+                  </w:pPr>
+                  <w:r>
+                    <w:rPr>
+                      <w:rFonts w:ascii="Times New Roman" w:eastAsia="Times New Roman" w:hAnsi="Times New Roman" w:cs="Times New Roman"/>
+                      <w:kern w:val="0"/>
+                      <w:lang w:eastAsia="pt-BR"/>
+                      <w14:ligatures w14:val="none"/>
+                    </w:rPr>
+                    <w:t>0</w:t>
+                  </w:r>
+                  <w:r>
+                    <w:rPr>
+                      <w:rFonts w:ascii="Times New Roman" w:eastAsia="Times New Roman" w:hAnsi="Times New Roman" w:cs="Times New Roman"/>
+                      <w:kern w:val="0"/>
+                      <w:lang w:eastAsia="pt-BR"/>
+                      <w14:ligatures w14:val="none"/>
+                    </w:rPr>
+                    <w:t>,</w:t>
+                  </w:r>
+                  <w:r>
+                    <w:rPr>
+                      <w:rFonts w:ascii="Times New Roman" w:eastAsia="Times New Roman" w:hAnsi="Times New Roman" w:cs="Times New Roman"/>
+                      <w:kern w:val="0"/>
+                      <w:lang w:eastAsia="pt-BR"/>
+                      <w14:ligatures w14:val="none"/>
+                    </w:rPr>
+                    <w:t>1726</w:t>
+                  </w:r>
+                </w:p>
+              </w:tc>
+              <w:tc>
+                <w:tcPr>
+                  <w:tcW w:w="0" w:type="auto"/>
+                  <w:tcBorders>
+                    <w:right w:val="single" w:sz="4" w:space="0" w:color="auto"/>
+                  </w:tcBorders>
+                  <w:vAlign w:val="center"/>
+                  <w:hideMark/>
+                </w:tcPr>
+                <w:p>
+                  <w:pPr>
+                    <w:spacing w:after="0" w:line="240" w:lineRule="auto"/>
+                    <w:rPr>
+                      <w:rFonts w:ascii="Times New Roman" w:eastAsia="Times New Roman" w:hAnsi="Times New Roman" w:cs="Times New Roman"/>
+                      <w:kern w:val="0"/>
+                      <w:lang w:eastAsia="pt-BR"/>
+                      <w14:ligatures w14:val="none"/>
+                    </w:rPr>
+                  </w:pPr>
+                  <w:r>
+                    <w:rPr>
+                      <w:rFonts w:ascii="Times New Roman" w:eastAsia="Times New Roman" w:hAnsi="Times New Roman" w:cs="Times New Roman"/>
+                      <w:kern w:val="0"/>
+                      <w:lang w:eastAsia="pt-BR"/>
+                      <w14:ligatures w14:val="none"/>
+                    </w:rPr>
+                    <w:t>0</w:t>
+                  </w:r>
+                  <w:r>
+                    <w:rPr>
+                      <w:rFonts w:ascii="Times New Roman" w:eastAsia="Times New Roman" w:hAnsi="Times New Roman" w:cs="Times New Roman"/>
+                      <w:kern w:val="0"/>
+                      <w:lang w:eastAsia="pt-BR"/>
+                      <w14:ligatures w14:val="none"/>
+                    </w:rPr>
+                    <w:t>,</w:t>
+                  </w:r>
+                  <w:r>
+                    <w:rPr>
+                      <w:rFonts w:ascii="Times New Roman" w:eastAsia="Times New Roman" w:hAnsi="Times New Roman" w:cs="Times New Roman"/>
+                      <w:kern w:val="0"/>
+                      <w:lang w:eastAsia="pt-BR"/>
+                      <w14:ligatures w14:val="none"/>
+                    </w:rPr>
+                    <w:t>2099</w:t>
+                  </w:r>
+                </w:p>
+              </w:tc>
+              <w:tc>
+                <w:tcPr>
+                  <w:tcW w:w="0" w:type="auto"/>
+                  <w:tcBorders>
+                    <w:right w:val="single" w:sz="4" w:space="0" w:color="auto"/>
+                  </w:tcBorders>
+                  <w:vAlign w:val="center"/>
+                  <w:hideMark/>
+                </w:tcPr>
+                <w:p>
+                  <w:pPr>
+                    <w:spacing w:after="0" w:line="240" w:lineRule="auto"/>
+                    <w:rPr>
+                      <w:rFonts w:ascii="Times New Roman" w:eastAsia="Times New Roman" w:hAnsi="Times New Roman" w:cs="Times New Roman"/>
+                      <w:kern w:val="0"/>
+                      <w:lang w:eastAsia="pt-BR"/>
+                      <w14:ligatures w14:val="none"/>
+                    </w:rPr>
+                  </w:pPr>
+                  <w:r>
+                    <w:rPr>
+                      <w:rFonts w:ascii="Times New Roman" w:eastAsia="Times New Roman" w:hAnsi="Times New Roman" w:cs="Times New Roman"/>
+                      <w:kern w:val="0"/>
+                      <w:lang w:eastAsia="pt-BR"/>
+                      <w14:ligatures w14:val="none"/>
+                    </w:rPr>
+                    <w:t>0</w:t>
+                  </w:r>
+                  <w:r>
+                    <w:rPr>
+                      <w:rFonts w:ascii="Times New Roman" w:eastAsia="Times New Roman" w:hAnsi="Times New Roman" w:cs="Times New Roman"/>
+                      <w:kern w:val="0"/>
+                      <w:lang w:eastAsia="pt-BR"/>
+                      <w14:ligatures w14:val="none"/>
+                    </w:rPr>
+                    <w:t>,</w:t>
+                  </w:r>
+                  <w:r>
+                    <w:rPr>
+                      <w:rFonts w:ascii="Times New Roman" w:eastAsia="Times New Roman" w:hAnsi="Times New Roman" w:cs="Times New Roman"/>
+                      <w:kern w:val="0"/>
+                      <w:lang w:eastAsia="pt-BR"/>
+                      <w14:ligatures w14:val="none"/>
+                    </w:rPr>
+                    <w:t>1179</w:t>
+                  </w:r>
+                </w:p>
+              </w:tc>
+              <w:tc>
+                <w:tcPr>
+                  <w:tcW w:w="0" w:type="auto"/>
+                  <w:vAlign w:val="center"/>
+                  <w:hideMark/>
+                </w:tcPr>
+                <w:p>
+                  <w:pPr>
+                    <w:spacing w:after="0" w:line="240" w:lineRule="auto"/>
+                    <w:rPr>
+                      <w:rFonts w:ascii="Times New Roman" w:eastAsia="Times New Roman" w:hAnsi="Times New Roman" w:cs="Times New Roman"/>
+                      <w:kern w:val="0"/>
+                      <w:lang w:eastAsia="pt-BR"/>
+                      <w14:ligatures w14:val="none"/>
+                    </w:rPr>
+                  </w:pPr>
+                  <w:r>
+                    <w:rPr>
+                      <w:rFonts w:ascii="Times New Roman" w:eastAsia="Times New Roman" w:hAnsi="Times New Roman" w:cs="Times New Roman"/>
+                      <w:kern w:val="0"/>
+                      <w:lang w:eastAsia="pt-BR"/>
+                      <w14:ligatures w14:val="none"/>
+                    </w:rPr>
+                    <w:t xml:space="preserve">A taxa de desemprego </w:t>
+                  </w:r>
+                  <w:r>
+                    <w:rPr>
+                      <w:rFonts w:ascii="Times New Roman" w:eastAsia="Times New Roman" w:hAnsi="Times New Roman" w:cs="Times New Roman"/>
+                      <w:b/>
+                      <w:bCs/>
+                      <w:kern w:val="0"/>
+                      <w:lang w:eastAsia="pt-BR"/>
+                      <w14:ligatures w14:val="none"/>
+                    </w:rPr>
+                    <w:t>aumentou na pandemia</w:t>
+                  </w:r>
+                  <w:r>
+                    <w:rPr>
+                      <w:rFonts w:ascii="Times New Roman" w:eastAsia="Times New Roman" w:hAnsi="Times New Roman" w:cs="Times New Roman"/>
+                      <w:kern w:val="0"/>
+                      <w:lang w:eastAsia="pt-BR"/>
+                      <w14:ligatures w14:val="none"/>
+                    </w:rPr>
+                    <w:t xml:space="preserve"> e depois caiu para </w:t>
+                  </w:r>
+                  <w:r>
+                    <w:rPr>
+                      <w:rFonts w:ascii="Times New Roman" w:eastAsia="Times New Roman" w:hAnsi="Times New Roman" w:cs="Times New Roman"/>
+                      <w:b/>
+                      <w:bCs/>
+                      <w:kern w:val="0"/>
+                      <w:lang w:eastAsia="pt-BR"/>
+                      <w14:ligatures w14:val="none"/>
+                    </w:rPr>
+                    <w:t>nível inferior ao pré-crise</w:t>
+                  </w:r>
+                </w:p>
+              </w:tc>
+            </w:tr>
+            <w:tr>
+              <w:trPr>
+                <w:tblCellSpacing w:w="15" w:type="dxa"/>
+              </w:trPr>
+              <w:tc>
+                <w:tcPr>
+                  <w:tcW w:w="0" w:type="auto"/>
+                  <w:tcBorders>
+                    <w:right w:val="single" w:sz="4" w:space="0" w:color="auto"/>
+                  </w:tcBorders>
+                  <w:vAlign w:val="center"/>
+                  <w:hideMark/>
+                </w:tcPr>
+                <w:p>
+                  <w:pPr>
+                    <w:spacing w:after="0" w:line="240" w:lineRule="auto"/>
+                    <w:rPr>
+                      <w:rFonts w:ascii="Times New Roman" w:eastAsia="Times New Roman" w:hAnsi="Times New Roman" w:cs="Times New Roman"/>
+                      <w:kern w:val="0"/>
+                      <w:lang w:eastAsia="pt-BR"/>
+                      <w14:ligatures w14:val="none"/>
+                    </w:rPr>
+                  </w:pPr>
+                  <w:r>
+                    <w:rPr>
+                      <w:rFonts w:ascii="Times New Roman" w:eastAsia="Times New Roman" w:hAnsi="Times New Roman" w:cs="Times New Roman"/>
+                      <w:b/>
+                      <w:bCs/>
+                      <w:kern w:val="0"/>
+                      <w:lang w:eastAsia="pt-BR"/>
+                      <w14:ligatures w14:val="none"/>
+                    </w:rPr>
+                    <w:t>f</w:t>
+                  </w:r>
+                </w:p>
+              </w:tc>
+              <w:tc>
+                <w:tcPr>
+                  <w:tcW w:w="0" w:type="auto"/>
+                  <w:tcBorders>
+                    <w:right w:val="single" w:sz="4" w:space="0" w:color="auto"/>
+                  </w:tcBorders>
+                  <w:vAlign w:val="center"/>
+                  <w:hideMark/>
+                </w:tcPr>
+                <w:p>
+                  <w:pPr>
+                    <w:spacing w:after="0" w:line="240" w:lineRule="auto"/>
+                    <w:rPr>
+                      <w:rFonts w:ascii="Times New Roman" w:eastAsia="Times New Roman" w:hAnsi="Times New Roman" w:cs="Times New Roman"/>
+                      <w:kern w:val="0"/>
+                      <w:lang w:eastAsia="pt-BR"/>
+                      <w14:ligatures w14:val="none"/>
+                    </w:rPr>
+                  </w:pPr>
+                  <w:r>
+                    <w:rPr>
+                      <w:rFonts w:ascii="Times New Roman" w:eastAsia="Times New Roman" w:hAnsi="Times New Roman" w:cs="Times New Roman"/>
+                      <w:kern w:val="0"/>
+                      <w:lang w:eastAsia="pt-BR"/>
+                      <w14:ligatures w14:val="none"/>
+                    </w:rPr>
+                    <w:t>0</w:t>
+                  </w:r>
+                  <w:r>
+                    <w:rPr>
+                      <w:rFonts w:ascii="Times New Roman" w:eastAsia="Times New Roman" w:hAnsi="Times New Roman" w:cs="Times New Roman"/>
+                      <w:kern w:val="0"/>
+                      <w:lang w:eastAsia="pt-BR"/>
+                      <w14:ligatures w14:val="none"/>
+                    </w:rPr>
+                    <w:t>,</w:t>
+                  </w:r>
+                  <w:r>
+                    <w:rPr>
+                      <w:rFonts w:ascii="Times New Roman" w:eastAsia="Times New Roman" w:hAnsi="Times New Roman" w:cs="Times New Roman"/>
+                      <w:kern w:val="0"/>
+                      <w:lang w:eastAsia="pt-BR"/>
+                      <w14:ligatures w14:val="none"/>
+                    </w:rPr>
+                    <w:t>3801</w:t>
+                  </w:r>
+                </w:p>
+              </w:tc>
+              <w:tc>
+                <w:tcPr>
+                  <w:tcW w:w="0" w:type="auto"/>
+                  <w:tcBorders>
+                    <w:right w:val="single" w:sz="4" w:space="0" w:color="auto"/>
+                  </w:tcBorders>
+                  <w:vAlign w:val="center"/>
+                  <w:hideMark/>
+                </w:tcPr>
+                <w:p>
+                  <w:pPr>
+                    <w:spacing w:after="0" w:line="240" w:lineRule="auto"/>
+                    <w:rPr>
+                      <w:rFonts w:ascii="Times New Roman" w:eastAsia="Times New Roman" w:hAnsi="Times New Roman" w:cs="Times New Roman"/>
+                      <w:kern w:val="0"/>
+                      <w:lang w:eastAsia="pt-BR"/>
+                      <w14:ligatures w14:val="none"/>
+                    </w:rPr>
+                  </w:pPr>
+                  <w:r>
+                    <w:rPr>
+                      <w:rFonts w:ascii="Times New Roman" w:eastAsia="Times New Roman" w:hAnsi="Times New Roman" w:cs="Times New Roman"/>
+                      <w:kern w:val="0"/>
+                      <w:lang w:eastAsia="pt-BR"/>
+                      <w14:ligatures w14:val="none"/>
+                    </w:rPr>
+                    <w:t>0</w:t>
+                  </w:r>
+                  <w:r>
+                    <w:rPr>
+                      <w:rFonts w:ascii="Times New Roman" w:eastAsia="Times New Roman" w:hAnsi="Times New Roman" w:cs="Times New Roman"/>
+                      <w:kern w:val="0"/>
+                      <w:lang w:eastAsia="pt-BR"/>
+                      <w14:ligatures w14:val="none"/>
+                    </w:rPr>
+                    <w:t>,</w:t>
+                  </w:r>
+                  <w:r>
+                    <w:rPr>
+                      <w:rFonts w:ascii="Times New Roman" w:eastAsia="Times New Roman" w:hAnsi="Times New Roman" w:cs="Times New Roman"/>
+                      <w:kern w:val="0"/>
+                      <w:lang w:eastAsia="pt-BR"/>
+                      <w14:ligatures w14:val="none"/>
+                    </w:rPr>
+                    <w:t>2125</w:t>
+                  </w:r>
+                </w:p>
+              </w:tc>
+              <w:tc>
+                <w:tcPr>
+                  <w:tcW w:w="0" w:type="auto"/>
+                  <w:tcBorders>
+                    <w:right w:val="single" w:sz="4" w:space="0" w:color="auto"/>
+                  </w:tcBorders>
+                  <w:vAlign w:val="center"/>
+                  <w:hideMark/>
+                </w:tcPr>
+                <w:p>
+                  <w:pPr>
+                    <w:spacing w:after="0" w:line="240" w:lineRule="auto"/>
+                    <w:rPr>
+                      <w:rFonts w:ascii="Times New Roman" w:eastAsia="Times New Roman" w:hAnsi="Times New Roman" w:cs="Times New Roman"/>
+                      <w:kern w:val="0"/>
+                      <w:lang w:eastAsia="pt-BR"/>
+                      <w14:ligatures w14:val="none"/>
+                    </w:rPr>
+                  </w:pPr>
+                  <w:r>
+                    <w:rPr>
+                      <w:rFonts w:ascii="Times New Roman" w:eastAsia="Times New Roman" w:hAnsi="Times New Roman" w:cs="Times New Roman"/>
+                      <w:kern w:val="0"/>
+                      <w:lang w:eastAsia="pt-BR"/>
+                      <w14:ligatures w14:val="none"/>
+                    </w:rPr>
+                    <w:t>0</w:t>
+                  </w:r>
+                  <w:r>
+                    <w:rPr>
+                      <w:rFonts w:ascii="Times New Roman" w:eastAsia="Times New Roman" w:hAnsi="Times New Roman" w:cs="Times New Roman"/>
+                      <w:kern w:val="0"/>
+                      <w:lang w:eastAsia="pt-BR"/>
+                      <w14:ligatures w14:val="none"/>
+                    </w:rPr>
+                    <w:t>,</w:t>
+                  </w:r>
+                  <w:r>
+                    <w:rPr>
+                      <w:rFonts w:ascii="Times New Roman" w:eastAsia="Times New Roman" w:hAnsi="Times New Roman" w:cs="Times New Roman"/>
+                      <w:kern w:val="0"/>
+                      <w:lang w:eastAsia="pt-BR"/>
+                      <w14:ligatures w14:val="none"/>
+                    </w:rPr>
+                    <w:t>4585</w:t>
+                  </w:r>
+                </w:p>
+              </w:tc>
+              <w:tc>
+                <w:tcPr>
+                  <w:tcW w:w="0" w:type="auto"/>
+                  <w:vAlign w:val="center"/>
+                  <w:hideMark/>
+                </w:tcPr>
+                <w:p>
+                  <w:pPr>
+                    <w:spacing w:after="0" w:line="240" w:lineRule="auto"/>
+                    <w:rPr>
+                      <w:rFonts w:ascii="Times New Roman" w:eastAsia="Times New Roman" w:hAnsi="Times New Roman" w:cs="Times New Roman"/>
+                      <w:kern w:val="0"/>
+                      <w:lang w:eastAsia="pt-BR"/>
+                      <w14:ligatures w14:val="none"/>
+                    </w:rPr>
+                  </w:pPr>
+                  <w:r>
+                    <w:rPr>
+                      <w:rFonts w:ascii="Times New Roman" w:eastAsia="Times New Roman" w:hAnsi="Times New Roman" w:cs="Times New Roman"/>
+                      <w:kern w:val="0"/>
+                      <w:lang w:eastAsia="pt-BR"/>
+                      <w14:ligatures w14:val="none"/>
+                    </w:rPr>
+                    <w:t xml:space="preserve">A eficiência de </w:t>
+                  </w:r>
+                  <w:proofErr w:type="spellStart"/>
+                  <w:r>
+                    <w:rPr>
+                      <w:rFonts w:ascii="Times New Roman" w:eastAsia="Times New Roman" w:hAnsi="Times New Roman" w:cs="Times New Roman"/>
+                      <w:kern w:val="0"/>
+                      <w:lang w:eastAsia="pt-BR"/>
+                      <w14:ligatures w14:val="none"/>
+                    </w:rPr>
+                    <w:t>matching</w:t>
+                  </w:r>
+                  <w:proofErr w:type="spellEnd"/>
+                  <w:r>
+                    <w:rPr>
+                      <w:rFonts w:ascii="Times New Roman" w:eastAsia="Times New Roman" w:hAnsi="Times New Roman" w:cs="Times New Roman"/>
+                      <w:kern w:val="0"/>
+                      <w:lang w:eastAsia="pt-BR"/>
+                      <w14:ligatures w14:val="none"/>
+                    </w:rPr>
+                    <w:t xml:space="preserve"> </w:t>
+                  </w:r>
+                  <w:r>
+                    <w:rPr>
+                      <w:rFonts w:ascii="Times New Roman" w:eastAsia="Times New Roman" w:hAnsi="Times New Roman" w:cs="Times New Roman"/>
+                      <w:b/>
+                      <w:bCs/>
+                      <w:kern w:val="0"/>
+                      <w:lang w:eastAsia="pt-BR"/>
+                      <w14:ligatures w14:val="none"/>
+                    </w:rPr>
+                    <w:t>caiu durante a pandemia</w:t>
+                  </w:r>
+                  <w:r>
+                    <w:rPr>
+                      <w:rFonts w:ascii="Times New Roman" w:eastAsia="Times New Roman" w:hAnsi="Times New Roman" w:cs="Times New Roman"/>
+                      <w:kern w:val="0"/>
+                      <w:lang w:eastAsia="pt-BR"/>
+                      <w14:ligatures w14:val="none"/>
+                    </w:rPr>
+                    <w:t xml:space="preserve">, mas </w:t>
+                  </w:r>
+                  <w:r>
+                    <w:rPr>
+                      <w:rFonts w:ascii="Times New Roman" w:eastAsia="Times New Roman" w:hAnsi="Times New Roman" w:cs="Times New Roman"/>
+                      <w:b/>
+                      <w:bCs/>
+                      <w:kern w:val="0"/>
+                      <w:lang w:eastAsia="pt-BR"/>
+                      <w14:ligatures w14:val="none"/>
+                    </w:rPr>
+                    <w:t>superou o nível anterior</w:t>
+                  </w:r>
+                  <w:r>
+                    <w:rPr>
+                      <w:rFonts w:ascii="Times New Roman" w:eastAsia="Times New Roman" w:hAnsi="Times New Roman" w:cs="Times New Roman"/>
+                      <w:kern w:val="0"/>
+                      <w:lang w:eastAsia="pt-BR"/>
+                      <w14:ligatures w14:val="none"/>
+                    </w:rPr>
+                    <w:t xml:space="preserve"> após 2022</w:t>
+                  </w:r>
+                </w:p>
+              </w:tc>
+            </w:tr>
+            <w:tr>
+              <w:trPr>
+                <w:tblCellSpacing w:w="15" w:type="dxa"/>
+              </w:trPr>
+              <w:tc>
+                <w:tcPr>
+                  <w:tcW w:w="0" w:type="auto"/>
+                  <w:tcBorders>
+                    <w:right w:val="single" w:sz="4" w:space="0" w:color="auto"/>
+                  </w:tcBorders>
+                  <w:vAlign w:val="center"/>
+                  <w:hideMark/>
+                </w:tcPr>
+                <w:p>
+                  <w:pPr>
+                    <w:spacing w:after="0" w:line="240" w:lineRule="auto"/>
+                    <w:rPr>
+                      <w:rFonts w:ascii="Times New Roman" w:eastAsia="Times New Roman" w:hAnsi="Times New Roman" w:cs="Times New Roman"/>
+                      <w:kern w:val="0"/>
+                      <w:lang w:eastAsia="pt-BR"/>
+                      <w14:ligatures w14:val="none"/>
+                    </w:rPr>
+                  </w:pPr>
+                  <w:r>
+                    <w:rPr>
+                      <w:rFonts w:ascii="Times New Roman" w:eastAsia="Times New Roman" w:hAnsi="Times New Roman" w:cs="Times New Roman"/>
+                      <w:b/>
+                      <w:bCs/>
+                      <w:kern w:val="0"/>
+                      <w:lang w:eastAsia="pt-BR"/>
+                      <w14:ligatures w14:val="none"/>
+                    </w:rPr>
+                    <w:t>s</w:t>
+                  </w:r>
+                </w:p>
+              </w:tc>
+              <w:tc>
+                <w:tcPr>
+                  <w:tcW w:w="0" w:type="auto"/>
+                  <w:tcBorders>
+                    <w:right w:val="single" w:sz="4" w:space="0" w:color="auto"/>
+                  </w:tcBorders>
+                  <w:vAlign w:val="center"/>
+                  <w:hideMark/>
+                </w:tcPr>
+                <w:p>
+                  <w:pPr>
+                    <w:spacing w:after="0" w:line="240" w:lineRule="auto"/>
+                    <w:rPr>
+                      <w:rFonts w:ascii="Times New Roman" w:eastAsia="Times New Roman" w:hAnsi="Times New Roman" w:cs="Times New Roman"/>
+                      <w:kern w:val="0"/>
+                      <w:lang w:eastAsia="pt-BR"/>
+                      <w14:ligatures w14:val="none"/>
+                    </w:rPr>
+                  </w:pPr>
+                  <w:r>
+                    <w:rPr>
+                      <w:rFonts w:ascii="Times New Roman" w:eastAsia="Times New Roman" w:hAnsi="Times New Roman" w:cs="Times New Roman"/>
+                      <w:kern w:val="0"/>
+                      <w:lang w:eastAsia="pt-BR"/>
+                      <w14:ligatures w14:val="none"/>
+                    </w:rPr>
+                    <w:t>0</w:t>
+                  </w:r>
+                  <w:r>
+                    <w:rPr>
+                      <w:rFonts w:ascii="Times New Roman" w:eastAsia="Times New Roman" w:hAnsi="Times New Roman" w:cs="Times New Roman"/>
+                      <w:kern w:val="0"/>
+                      <w:lang w:eastAsia="pt-BR"/>
+                      <w14:ligatures w14:val="none"/>
+                    </w:rPr>
+                    <w:t>,</w:t>
+                  </w:r>
+                  <w:r>
+                    <w:rPr>
+                      <w:rFonts w:ascii="Times New Roman" w:eastAsia="Times New Roman" w:hAnsi="Times New Roman" w:cs="Times New Roman"/>
+                      <w:kern w:val="0"/>
+                      <w:lang w:eastAsia="pt-BR"/>
+                      <w14:ligatures w14:val="none"/>
+                    </w:rPr>
+                    <w:t>0706</w:t>
+                  </w:r>
+                </w:p>
+              </w:tc>
+              <w:tc>
+                <w:tcPr>
+                  <w:tcW w:w="0" w:type="auto"/>
+                  <w:tcBorders>
+                    <w:right w:val="single" w:sz="4" w:space="0" w:color="auto"/>
+                  </w:tcBorders>
+                  <w:vAlign w:val="center"/>
+                  <w:hideMark/>
+                </w:tcPr>
+                <w:p>
+                  <w:pPr>
+                    <w:spacing w:after="0" w:line="240" w:lineRule="auto"/>
+                    <w:rPr>
+                      <w:rFonts w:ascii="Times New Roman" w:eastAsia="Times New Roman" w:hAnsi="Times New Roman" w:cs="Times New Roman"/>
+                      <w:kern w:val="0"/>
+                      <w:lang w:eastAsia="pt-BR"/>
+                      <w14:ligatures w14:val="none"/>
+                    </w:rPr>
+                  </w:pPr>
+                  <w:r>
+                    <w:rPr>
+                      <w:rFonts w:ascii="Times New Roman" w:eastAsia="Times New Roman" w:hAnsi="Times New Roman" w:cs="Times New Roman"/>
+                      <w:kern w:val="0"/>
+                      <w:lang w:eastAsia="pt-BR"/>
+                      <w14:ligatures w14:val="none"/>
+                    </w:rPr>
+                    <w:t>0</w:t>
+                  </w:r>
+                  <w:r>
+                    <w:rPr>
+                      <w:rFonts w:ascii="Times New Roman" w:eastAsia="Times New Roman" w:hAnsi="Times New Roman" w:cs="Times New Roman"/>
+                      <w:kern w:val="0"/>
+                      <w:lang w:eastAsia="pt-BR"/>
+                      <w14:ligatures w14:val="none"/>
+                    </w:rPr>
+                    <w:t>,</w:t>
+                  </w:r>
+                  <w:r>
+                    <w:rPr>
+                      <w:rFonts w:ascii="Times New Roman" w:eastAsia="Times New Roman" w:hAnsi="Times New Roman" w:cs="Times New Roman"/>
+                      <w:kern w:val="0"/>
+                      <w:lang w:eastAsia="pt-BR"/>
+                      <w14:ligatures w14:val="none"/>
+                    </w:rPr>
+                    <w:t>0482</w:t>
+                  </w:r>
+                </w:p>
+              </w:tc>
+              <w:tc>
+                <w:tcPr>
+                  <w:tcW w:w="0" w:type="auto"/>
+                  <w:tcBorders>
+                    <w:right w:val="single" w:sz="4" w:space="0" w:color="auto"/>
+                  </w:tcBorders>
+                  <w:vAlign w:val="center"/>
+                  <w:hideMark/>
+                </w:tcPr>
+                <w:p>
+                  <w:pPr>
+                    <w:spacing w:after="0" w:line="240" w:lineRule="auto"/>
+                    <w:rPr>
+                      <w:rFonts w:ascii="Times New Roman" w:eastAsia="Times New Roman" w:hAnsi="Times New Roman" w:cs="Times New Roman"/>
+                      <w:kern w:val="0"/>
+                      <w:lang w:eastAsia="pt-BR"/>
+                      <w14:ligatures w14:val="none"/>
+                    </w:rPr>
+                  </w:pPr>
+                  <w:r>
+                    <w:rPr>
+                      <w:rFonts w:ascii="Times New Roman" w:eastAsia="Times New Roman" w:hAnsi="Times New Roman" w:cs="Times New Roman"/>
+                      <w:kern w:val="0"/>
+                      <w:lang w:eastAsia="pt-BR"/>
+                      <w14:ligatures w14:val="none"/>
+                    </w:rPr>
+                    <w:t>0</w:t>
+                  </w:r>
+                  <w:r>
+                    <w:rPr>
+                      <w:rFonts w:ascii="Times New Roman" w:eastAsia="Times New Roman" w:hAnsi="Times New Roman" w:cs="Times New Roman"/>
+                      <w:kern w:val="0"/>
+                      <w:lang w:eastAsia="pt-BR"/>
+                      <w14:ligatures w14:val="none"/>
+                    </w:rPr>
+                    <w:t>,</w:t>
+                  </w:r>
+                  <w:r>
+                    <w:rPr>
+                      <w:rFonts w:ascii="Times New Roman" w:eastAsia="Times New Roman" w:hAnsi="Times New Roman" w:cs="Times New Roman"/>
+                      <w:kern w:val="0"/>
+                      <w:lang w:eastAsia="pt-BR"/>
+                      <w14:ligatures w14:val="none"/>
+                    </w:rPr>
+                    <w:t>0503</w:t>
+                  </w:r>
+                </w:p>
+              </w:tc>
+              <w:tc>
+                <w:tcPr>
+                  <w:tcW w:w="0" w:type="auto"/>
+                  <w:vAlign w:val="center"/>
+                  <w:hideMark/>
+                </w:tcPr>
+                <w:p>
+                  <w:pPr>
+                    <w:spacing w:after="0" w:line="240" w:lineRule="auto"/>
+                    <w:rPr>
+                      <w:rFonts w:ascii="Times New Roman" w:eastAsia="Times New Roman" w:hAnsi="Times New Roman" w:cs="Times New Roman"/>
+                      <w:kern w:val="0"/>
+                      <w:lang w:eastAsia="pt-BR"/>
+                      <w14:ligatures w14:val="none"/>
+                    </w:rPr>
+                  </w:pPr>
+                  <w:r>
+                    <w:rPr>
+                      <w:rFonts w:ascii="Times New Roman" w:eastAsia="Times New Roman" w:hAnsi="Times New Roman" w:cs="Times New Roman"/>
+                      <w:kern w:val="0"/>
+                      <w:lang w:eastAsia="pt-BR"/>
+                      <w14:ligatures w14:val="none"/>
+                    </w:rPr>
+                    <w:t xml:space="preserve">A taxa de separação </w:t>
+                  </w:r>
+                  <w:r>
+                    <w:rPr>
+                      <w:rFonts w:ascii="Times New Roman" w:eastAsia="Times New Roman" w:hAnsi="Times New Roman" w:cs="Times New Roman"/>
+                      <w:b/>
+                      <w:bCs/>
+                      <w:kern w:val="0"/>
+                      <w:lang w:eastAsia="pt-BR"/>
+                      <w14:ligatures w14:val="none"/>
+                    </w:rPr>
+                    <w:t>diminuiu</w:t>
+                  </w:r>
+                  <w:r>
+                    <w:rPr>
+                      <w:rFonts w:ascii="Times New Roman" w:eastAsia="Times New Roman" w:hAnsi="Times New Roman" w:cs="Times New Roman"/>
+                      <w:kern w:val="0"/>
+                      <w:lang w:eastAsia="pt-BR"/>
+                      <w14:ligatures w14:val="none"/>
+                    </w:rPr>
+                    <w:t xml:space="preserve"> no período pandêmico e se manteve baixa no pós-crise</w:t>
+                  </w:r>
+                </w:p>
+              </w:tc>
+            </w:tr>
+            <w:tr>
+              <w:trPr>
+                <w:tblCellSpacing w:w="15" w:type="dxa"/>
+              </w:trPr>
+              <w:tc>
+                <w:tcPr>
+                  <w:tcW w:w="0" w:type="auto"/>
+                  <w:tcBorders>
+                    <w:right w:val="single" w:sz="4" w:space="0" w:color="auto"/>
+                  </w:tcBorders>
+                  <w:vAlign w:val="center"/>
+                  <w:hideMark/>
+                </w:tcPr>
+                <w:p>
+                  <w:pPr>
+                    <w:spacing w:after="0" w:line="240" w:lineRule="auto"/>
+                    <w:rPr>
+                      <w:rFonts w:ascii="Times New Roman" w:eastAsia="Times New Roman" w:hAnsi="Times New Roman" w:cs="Times New Roman"/>
+                      <w:kern w:val="0"/>
+                      <w:lang w:eastAsia="pt-BR"/>
+                      <w14:ligatures w14:val="none"/>
+                    </w:rPr>
+                  </w:pPr>
+                  <w:r>
+                    <w:rPr>
+                      <w:rFonts w:ascii="Times New Roman" w:eastAsia="Times New Roman" w:hAnsi="Times New Roman" w:cs="Times New Roman"/>
+                      <w:b/>
+                      <w:bCs/>
+                      <w:kern w:val="0"/>
+                      <w:lang w:eastAsia="pt-BR"/>
+                      <w14:ligatures w14:val="none"/>
+                    </w:rPr>
+                    <w:t>θ</w:t>
+                  </w:r>
+                </w:p>
+              </w:tc>
+              <w:tc>
+                <w:tcPr>
+                  <w:tcW w:w="0" w:type="auto"/>
+                  <w:tcBorders>
+                    <w:right w:val="single" w:sz="4" w:space="0" w:color="auto"/>
+                  </w:tcBorders>
+                  <w:vAlign w:val="center"/>
+                  <w:hideMark/>
+                </w:tcPr>
+                <w:p>
+                  <w:pPr>
+                    <w:spacing w:after="0" w:line="240" w:lineRule="auto"/>
+                    <w:rPr>
+                      <w:rFonts w:ascii="Times New Roman" w:eastAsia="Times New Roman" w:hAnsi="Times New Roman" w:cs="Times New Roman"/>
+                      <w:kern w:val="0"/>
+                      <w:lang w:eastAsia="pt-BR"/>
+                      <w14:ligatures w14:val="none"/>
+                    </w:rPr>
+                  </w:pPr>
+                  <w:r>
+                    <w:rPr>
+                      <w:rFonts w:ascii="Times New Roman" w:eastAsia="Times New Roman" w:hAnsi="Times New Roman" w:cs="Times New Roman"/>
+                      <w:kern w:val="0"/>
+                      <w:lang w:eastAsia="pt-BR"/>
+                      <w14:ligatures w14:val="none"/>
+                    </w:rPr>
+                    <w:t>224,37</w:t>
+                  </w:r>
+                </w:p>
+              </w:tc>
+              <w:tc>
+                <w:tcPr>
+                  <w:tcW w:w="0" w:type="auto"/>
+                  <w:tcBorders>
+                    <w:right w:val="single" w:sz="4" w:space="0" w:color="auto"/>
+                  </w:tcBorders>
+                  <w:vAlign w:val="center"/>
+                  <w:hideMark/>
+                </w:tcPr>
+                <w:p>
+                  <w:pPr>
+                    <w:spacing w:after="0" w:line="240" w:lineRule="auto"/>
+                    <w:rPr>
+                      <w:rFonts w:ascii="Times New Roman" w:eastAsia="Times New Roman" w:hAnsi="Times New Roman" w:cs="Times New Roman"/>
+                      <w:kern w:val="0"/>
+                      <w:lang w:eastAsia="pt-BR"/>
+                      <w14:ligatures w14:val="none"/>
+                    </w:rPr>
+                  </w:pPr>
+                  <w:r>
+                    <w:rPr>
+                      <w:rFonts w:ascii="Times New Roman" w:eastAsia="Times New Roman" w:hAnsi="Times New Roman" w:cs="Times New Roman"/>
+                      <w:kern w:val="0"/>
+                      <w:lang w:eastAsia="pt-BR"/>
+                      <w14:ligatures w14:val="none"/>
+                    </w:rPr>
+                    <w:t>375,42</w:t>
+                  </w:r>
+                </w:p>
+              </w:tc>
+              <w:tc>
+                <w:tcPr>
+                  <w:tcW w:w="0" w:type="auto"/>
+                  <w:tcBorders>
+                    <w:right w:val="single" w:sz="4" w:space="0" w:color="auto"/>
+                  </w:tcBorders>
+                  <w:vAlign w:val="center"/>
+                  <w:hideMark/>
+                </w:tcPr>
+                <w:p>
+                  <w:pPr>
+                    <w:spacing w:after="0" w:line="240" w:lineRule="auto"/>
+                    <w:rPr>
+                      <w:rFonts w:ascii="Times New Roman" w:eastAsia="Times New Roman" w:hAnsi="Times New Roman" w:cs="Times New Roman"/>
+                      <w:kern w:val="0"/>
+                      <w:lang w:eastAsia="pt-BR"/>
+                      <w14:ligatures w14:val="none"/>
+                    </w:rPr>
+                  </w:pPr>
+                  <w:r>
+                    <w:rPr>
+                      <w:rFonts w:ascii="Times New Roman" w:eastAsia="Times New Roman" w:hAnsi="Times New Roman" w:cs="Times New Roman"/>
+                      <w:kern w:val="0"/>
+                      <w:lang w:eastAsia="pt-BR"/>
+                      <w14:ligatures w14:val="none"/>
+                    </w:rPr>
+                    <w:t>670,05</w:t>
+                  </w:r>
+                </w:p>
+              </w:tc>
+              <w:tc>
+                <w:tcPr>
+                  <w:tcW w:w="0" w:type="auto"/>
+                  <w:vAlign w:val="center"/>
+                  <w:hideMark/>
+                </w:tcPr>
+                <w:p>
+                  <w:pPr>
+                    <w:spacing w:after="0" w:line="240" w:lineRule="auto"/>
+                    <w:rPr>
+                      <w:rFonts w:ascii="Times New Roman" w:eastAsia="Times New Roman" w:hAnsi="Times New Roman" w:cs="Times New Roman"/>
+                      <w:kern w:val="0"/>
+                      <w:lang w:eastAsia="pt-BR"/>
+                      <w14:ligatures w14:val="none"/>
+                    </w:rPr>
+                  </w:pPr>
+                  <w:r>
+                    <w:rPr>
+                      <w:rFonts w:ascii="Times New Roman" w:eastAsia="Times New Roman" w:hAnsi="Times New Roman" w:cs="Times New Roman"/>
+                      <w:kern w:val="0"/>
+                      <w:lang w:eastAsia="pt-BR"/>
+                      <w14:ligatures w14:val="none"/>
+                    </w:rPr>
+                    <w:t xml:space="preserve">A </w:t>
+                  </w:r>
+                  <w:proofErr w:type="spellStart"/>
+                  <w:r>
+                    <w:rPr>
+                      <w:rFonts w:ascii="Times New Roman" w:eastAsia="Times New Roman" w:hAnsi="Times New Roman" w:cs="Times New Roman"/>
+                      <w:kern w:val="0"/>
+                      <w:lang w:eastAsia="pt-BR"/>
+                      <w14:ligatures w14:val="none"/>
+                    </w:rPr>
+                    <w:t>tightness</w:t>
+                  </w:r>
+                  <w:proofErr w:type="spellEnd"/>
+                  <w:r>
+                    <w:rPr>
+                      <w:rFonts w:ascii="Times New Roman" w:eastAsia="Times New Roman" w:hAnsi="Times New Roman" w:cs="Times New Roman"/>
+                      <w:kern w:val="0"/>
+                      <w:lang w:eastAsia="pt-BR"/>
+                      <w14:ligatures w14:val="none"/>
+                    </w:rPr>
+                    <w:t xml:space="preserve"> do mercado </w:t>
+                  </w:r>
+                  <w:r>
+                    <w:rPr>
+                      <w:rFonts w:ascii="Times New Roman" w:eastAsia="Times New Roman" w:hAnsi="Times New Roman" w:cs="Times New Roman"/>
+                      <w:b/>
+                      <w:bCs/>
+                      <w:kern w:val="0"/>
+                      <w:lang w:eastAsia="pt-BR"/>
+                      <w14:ligatures w14:val="none"/>
+                    </w:rPr>
+                    <w:t>aumentou continuamente</w:t>
+                  </w:r>
+                  <w:r>
+                    <w:rPr>
+                      <w:rFonts w:ascii="Times New Roman" w:eastAsia="Times New Roman" w:hAnsi="Times New Roman" w:cs="Times New Roman"/>
+                      <w:kern w:val="0"/>
+                      <w:lang w:eastAsia="pt-BR"/>
+                      <w14:ligatures w14:val="none"/>
+                    </w:rPr>
+                    <w:t>, indicando mais vagas por desempregado jovem</w:t>
                   </w:r>
                 </w:p>
               </w:tc>
@@ -25866,1551 +27760,6 @@
                       <w:lang w:eastAsia="pt-BR"/>
                       <w14:ligatures w14:val="none"/>
                     </w:rPr>
-                    <w:t>y</w:t>
-                  </w:r>
-                </w:p>
-              </w:tc>
-              <w:tc>
-                <w:tcPr>
-                  <w:tcW w:w="0" w:type="auto"/>
-                  <w:vAlign w:val="center"/>
-                  <w:hideMark/>
-                </w:tcPr>
-                <w:p>
-                  <w:pPr>
-                    <w:spacing w:after="0" w:line="240" w:lineRule="auto"/>
-                    <w:rPr>
-                      <w:rFonts w:ascii="Times New Roman" w:eastAsia="Times New Roman" w:hAnsi="Times New Roman" w:cs="Times New Roman"/>
-                      <w:kern w:val="0"/>
-                      <w:lang w:eastAsia="pt-BR"/>
-                      <w14:ligatures w14:val="none"/>
-                    </w:rPr>
-                  </w:pPr>
-                  <w:r>
-                    <w:rPr>
-                      <w:rFonts w:ascii="Times New Roman" w:eastAsia="Times New Roman" w:hAnsi="Times New Roman" w:cs="Times New Roman"/>
-                      <w:kern w:val="0"/>
-                      <w:lang w:eastAsia="pt-BR"/>
-                      <w14:ligatures w14:val="none"/>
-                    </w:rPr>
-                    <w:t>0</w:t>
-                  </w:r>
-                  <w:r>
-                    <w:rPr>
-                      <w:rFonts w:ascii="Times New Roman" w:eastAsia="Times New Roman" w:hAnsi="Times New Roman" w:cs="Times New Roman"/>
-                      <w:kern w:val="0"/>
-                      <w:lang w:eastAsia="pt-BR"/>
-                      <w14:ligatures w14:val="none"/>
-                    </w:rPr>
-                    <w:t>,</w:t>
-                  </w:r>
-                  <w:r>
-                    <w:rPr>
-                      <w:rFonts w:ascii="Times New Roman" w:eastAsia="Times New Roman" w:hAnsi="Times New Roman" w:cs="Times New Roman"/>
-                      <w:kern w:val="0"/>
-                      <w:lang w:eastAsia="pt-BR"/>
-                      <w14:ligatures w14:val="none"/>
-                    </w:rPr>
-                    <w:t>1</w:t>
-                  </w:r>
-                  <w:r>
-                    <w:rPr>
-                      <w:rFonts w:ascii="Times New Roman" w:eastAsia="Times New Roman" w:hAnsi="Times New Roman" w:cs="Times New Roman"/>
-                      <w:kern w:val="0"/>
-                      <w:lang w:eastAsia="pt-BR"/>
-                      <w14:ligatures w14:val="none"/>
-                    </w:rPr>
-                    <w:t>0</w:t>
-                  </w:r>
-                </w:p>
-              </w:tc>
-              <w:tc>
-                <w:tcPr>
-                  <w:tcW w:w="0" w:type="auto"/>
-                  <w:vAlign w:val="center"/>
-                  <w:hideMark/>
-                </w:tcPr>
-                <w:p>
-                  <w:pPr>
-                    <w:spacing w:after="0" w:line="240" w:lineRule="auto"/>
-                    <w:rPr>
-                      <w:rFonts w:ascii="Times New Roman" w:eastAsia="Times New Roman" w:hAnsi="Times New Roman" w:cs="Times New Roman"/>
-                      <w:kern w:val="0"/>
-                      <w:lang w:eastAsia="pt-BR"/>
-                      <w14:ligatures w14:val="none"/>
-                    </w:rPr>
-                  </w:pPr>
-                  <w:r>
-                    <w:rPr>
-                      <w:rFonts w:ascii="Times New Roman" w:eastAsia="Times New Roman" w:hAnsi="Times New Roman" w:cs="Times New Roman"/>
-                      <w:kern w:val="0"/>
-                      <w:lang w:eastAsia="pt-BR"/>
-                      <w14:ligatures w14:val="none"/>
-                    </w:rPr>
-                    <w:t>0</w:t>
-                  </w:r>
-                  <w:r>
-                    <w:rPr>
-                      <w:rFonts w:ascii="Times New Roman" w:eastAsia="Times New Roman" w:hAnsi="Times New Roman" w:cs="Times New Roman"/>
-                      <w:kern w:val="0"/>
-                      <w:lang w:eastAsia="pt-BR"/>
-                      <w14:ligatures w14:val="none"/>
-                    </w:rPr>
-                    <w:t>,</w:t>
-                  </w:r>
-                  <w:r>
-                    <w:rPr>
-                      <w:rFonts w:ascii="Times New Roman" w:eastAsia="Times New Roman" w:hAnsi="Times New Roman" w:cs="Times New Roman"/>
-                      <w:kern w:val="0"/>
-                      <w:lang w:eastAsia="pt-BR"/>
-                      <w14:ligatures w14:val="none"/>
-                    </w:rPr>
-                    <w:t>10</w:t>
-                  </w:r>
-                </w:p>
-              </w:tc>
-              <w:tc>
-                <w:tcPr>
-                  <w:tcW w:w="0" w:type="auto"/>
-                  <w:vAlign w:val="center"/>
-                  <w:hideMark/>
-                </w:tcPr>
-                <w:p>
-                  <w:pPr>
-                    <w:spacing w:after="0" w:line="240" w:lineRule="auto"/>
-                    <w:rPr>
-                      <w:rFonts w:ascii="Times New Roman" w:eastAsia="Times New Roman" w:hAnsi="Times New Roman" w:cs="Times New Roman"/>
-                      <w:kern w:val="0"/>
-                      <w:lang w:eastAsia="pt-BR"/>
-                      <w14:ligatures w14:val="none"/>
-                    </w:rPr>
-                  </w:pPr>
-                  <w:r>
-                    <w:rPr>
-                      <w:rFonts w:ascii="Times New Roman" w:eastAsia="Times New Roman" w:hAnsi="Times New Roman" w:cs="Times New Roman"/>
-                      <w:kern w:val="0"/>
-                      <w:lang w:eastAsia="pt-BR"/>
-                      <w14:ligatures w14:val="none"/>
-                    </w:rPr>
-                    <w:t>0</w:t>
-                  </w:r>
-                  <w:r>
-                    <w:rPr>
-                      <w:rFonts w:ascii="Times New Roman" w:eastAsia="Times New Roman" w:hAnsi="Times New Roman" w:cs="Times New Roman"/>
-                      <w:kern w:val="0"/>
-                      <w:lang w:eastAsia="pt-BR"/>
-                      <w14:ligatures w14:val="none"/>
-                    </w:rPr>
-                    <w:t>,</w:t>
-                  </w:r>
-                  <w:r>
-                    <w:rPr>
-                      <w:rFonts w:ascii="Times New Roman" w:eastAsia="Times New Roman" w:hAnsi="Times New Roman" w:cs="Times New Roman"/>
-                      <w:kern w:val="0"/>
-                      <w:lang w:eastAsia="pt-BR"/>
-                      <w14:ligatures w14:val="none"/>
-                    </w:rPr>
-                    <w:t>10</w:t>
-                  </w:r>
-                </w:p>
-              </w:tc>
-              <w:tc>
-                <w:tcPr>
-                  <w:tcW w:w="0" w:type="auto"/>
-                  <w:vAlign w:val="center"/>
-                  <w:hideMark/>
-                </w:tcPr>
-                <w:p>
-                  <w:pPr>
-                    <w:spacing w:after="0" w:line="240" w:lineRule="auto"/>
-                    <w:rPr>
-                      <w:rFonts w:ascii="Times New Roman" w:eastAsia="Times New Roman" w:hAnsi="Times New Roman" w:cs="Times New Roman"/>
-                      <w:kern w:val="0"/>
-                      <w:lang w:eastAsia="pt-BR"/>
-                      <w14:ligatures w14:val="none"/>
-                    </w:rPr>
-                  </w:pPr>
-                  <w:r>
-                    <w:rPr>
-                      <w:rFonts w:ascii="Times New Roman" w:eastAsia="Times New Roman" w:hAnsi="Times New Roman" w:cs="Times New Roman"/>
-                      <w:kern w:val="0"/>
-                      <w:lang w:eastAsia="pt-BR"/>
-                      <w14:ligatures w14:val="none"/>
-                    </w:rPr>
-                    <w:t xml:space="preserve">A produtividade estimada manteve-se constante, refletindo a calibração com </w:t>
-                  </w:r>
-                  <m:oMath>
-                    <m:r>
-                      <w:rPr>
-                        <w:rFonts w:ascii="Cambria Math" w:eastAsia="Times New Roman" w:hAnsi="Cambria Math" w:cs="Times New Roman"/>
-                        <w:kern w:val="0"/>
-                        <w:lang w:eastAsia="pt-BR"/>
-                        <w14:ligatures w14:val="none"/>
-                      </w:rPr>
-                      <m:t>z=0,4yz</m:t>
-                    </m:r>
-                  </m:oMath>
-                  <w:r>
-                    <w:rPr>
-                      <w:rFonts w:ascii="Times New Roman" w:eastAsia="Times New Roman" w:hAnsi="Times New Roman" w:cs="Times New Roman"/>
-                      <w:kern w:val="0"/>
-                      <w:lang w:eastAsia="pt-BR"/>
-                      <w14:ligatures w14:val="none"/>
-                    </w:rPr>
-                    <w:t xml:space="preserve"> </w:t>
-                  </w:r>
-                  <w:r>
-                    <w:rPr>
-                      <w:rFonts w:ascii="Times New Roman" w:eastAsia="Times New Roman" w:hAnsi="Times New Roman" w:cs="Times New Roman"/>
-                      <w:kern w:val="0"/>
-                      <w:lang w:eastAsia="pt-BR"/>
-                      <w14:ligatures w14:val="none"/>
-                    </w:rPr>
-                    <w:t>e salário estável</w:t>
-                  </w:r>
-                </w:p>
-              </w:tc>
-            </w:tr>
-            <w:tr>
-              <w:trPr>
-                <w:tblCellSpacing w:w="15" w:type="dxa"/>
-              </w:trPr>
-              <w:tc>
-                <w:tcPr>
-                  <w:tcW w:w="0" w:type="auto"/>
-                  <w:vAlign w:val="center"/>
-                  <w:hideMark/>
-                </w:tcPr>
-                <w:p>
-                  <w:pPr>
-                    <w:spacing w:after="0" w:line="240" w:lineRule="auto"/>
-                    <w:rPr>
-                      <w:rFonts w:ascii="Times New Roman" w:eastAsia="Times New Roman" w:hAnsi="Times New Roman" w:cs="Times New Roman"/>
-                      <w:kern w:val="0"/>
-                      <w:lang w:eastAsia="pt-BR"/>
-                      <w14:ligatures w14:val="none"/>
-                    </w:rPr>
-                  </w:pPr>
-                  <w:r>
-                    <w:rPr>
-                      <w:rFonts w:ascii="Times New Roman" w:eastAsia="Times New Roman" w:hAnsi="Times New Roman" w:cs="Times New Roman"/>
-                      <w:b/>
-                      <w:bCs/>
-                      <w:kern w:val="0"/>
-                      <w:lang w:eastAsia="pt-BR"/>
-                      <w14:ligatures w14:val="none"/>
-                    </w:rPr>
-                    <w:t>w</w:t>
-                  </w:r>
-                </w:p>
-              </w:tc>
-              <w:tc>
-                <w:tcPr>
-                  <w:tcW w:w="0" w:type="auto"/>
-                  <w:vAlign w:val="center"/>
-                  <w:hideMark/>
-                </w:tcPr>
-                <w:p>
-                  <w:pPr>
-                    <w:spacing w:after="0" w:line="240" w:lineRule="auto"/>
-                    <w:rPr>
-                      <w:rFonts w:ascii="Times New Roman" w:eastAsia="Times New Roman" w:hAnsi="Times New Roman" w:cs="Times New Roman"/>
-                      <w:kern w:val="0"/>
-                      <w:lang w:eastAsia="pt-BR"/>
-                      <w14:ligatures w14:val="none"/>
-                    </w:rPr>
-                  </w:pPr>
-                  <w:r>
-                    <w:rPr>
-                      <w:rFonts w:ascii="Times New Roman" w:eastAsia="Times New Roman" w:hAnsi="Times New Roman" w:cs="Times New Roman"/>
-                      <w:kern w:val="0"/>
-                      <w:lang w:eastAsia="pt-BR"/>
-                      <w14:ligatures w14:val="none"/>
-                    </w:rPr>
-                    <w:t>0</w:t>
-                  </w:r>
-                  <w:r>
-                    <w:rPr>
-                      <w:rFonts w:ascii="Times New Roman" w:eastAsia="Times New Roman" w:hAnsi="Times New Roman" w:cs="Times New Roman"/>
-                      <w:kern w:val="0"/>
-                      <w:lang w:eastAsia="pt-BR"/>
-                      <w14:ligatures w14:val="none"/>
-                    </w:rPr>
-                    <w:t>,</w:t>
-                  </w:r>
-                  <w:r>
-                    <w:rPr>
-                      <w:rFonts w:ascii="Times New Roman" w:eastAsia="Times New Roman" w:hAnsi="Times New Roman" w:cs="Times New Roman"/>
-                      <w:kern w:val="0"/>
-                      <w:lang w:eastAsia="pt-BR"/>
-                      <w14:ligatures w14:val="none"/>
-                    </w:rPr>
-                    <w:t>07</w:t>
-                  </w:r>
-                </w:p>
-              </w:tc>
-              <w:tc>
-                <w:tcPr>
-                  <w:tcW w:w="0" w:type="auto"/>
-                  <w:vAlign w:val="center"/>
-                  <w:hideMark/>
-                </w:tcPr>
-                <w:p>
-                  <w:pPr>
-                    <w:spacing w:after="0" w:line="240" w:lineRule="auto"/>
-                    <w:rPr>
-                      <w:rFonts w:ascii="Times New Roman" w:eastAsia="Times New Roman" w:hAnsi="Times New Roman" w:cs="Times New Roman"/>
-                      <w:kern w:val="0"/>
-                      <w:lang w:eastAsia="pt-BR"/>
-                      <w14:ligatures w14:val="none"/>
-                    </w:rPr>
-                  </w:pPr>
-                  <w:r>
-                    <w:rPr>
-                      <w:rFonts w:ascii="Times New Roman" w:eastAsia="Times New Roman" w:hAnsi="Times New Roman" w:cs="Times New Roman"/>
-                      <w:kern w:val="0"/>
-                      <w:lang w:eastAsia="pt-BR"/>
-                      <w14:ligatures w14:val="none"/>
-                    </w:rPr>
-                    <w:t>0</w:t>
-                  </w:r>
-                  <w:r>
-                    <w:rPr>
-                      <w:rFonts w:ascii="Times New Roman" w:eastAsia="Times New Roman" w:hAnsi="Times New Roman" w:cs="Times New Roman"/>
-                      <w:kern w:val="0"/>
-                      <w:lang w:eastAsia="pt-BR"/>
-                      <w14:ligatures w14:val="none"/>
-                    </w:rPr>
-                    <w:t>,</w:t>
-                  </w:r>
-                  <w:r>
-                    <w:rPr>
-                      <w:rFonts w:ascii="Times New Roman" w:eastAsia="Times New Roman" w:hAnsi="Times New Roman" w:cs="Times New Roman"/>
-                      <w:kern w:val="0"/>
-                      <w:lang w:eastAsia="pt-BR"/>
-                      <w14:ligatures w14:val="none"/>
-                    </w:rPr>
-                    <w:t>07</w:t>
-                  </w:r>
-                </w:p>
-              </w:tc>
-              <w:tc>
-                <w:tcPr>
-                  <w:tcW w:w="0" w:type="auto"/>
-                  <w:vAlign w:val="center"/>
-                  <w:hideMark/>
-                </w:tcPr>
-                <w:p>
-                  <w:pPr>
-                    <w:spacing w:after="0" w:line="240" w:lineRule="auto"/>
-                    <w:rPr>
-                      <w:rFonts w:ascii="Times New Roman" w:eastAsia="Times New Roman" w:hAnsi="Times New Roman" w:cs="Times New Roman"/>
-                      <w:kern w:val="0"/>
-                      <w:lang w:eastAsia="pt-BR"/>
-                      <w14:ligatures w14:val="none"/>
-                    </w:rPr>
-                  </w:pPr>
-                  <w:r>
-                    <w:rPr>
-                      <w:rFonts w:ascii="Times New Roman" w:eastAsia="Times New Roman" w:hAnsi="Times New Roman" w:cs="Times New Roman"/>
-                      <w:kern w:val="0"/>
-                      <w:lang w:eastAsia="pt-BR"/>
-                      <w14:ligatures w14:val="none"/>
-                    </w:rPr>
-                    <w:t>0</w:t>
-                  </w:r>
-                  <w:r>
-                    <w:rPr>
-                      <w:rFonts w:ascii="Times New Roman" w:eastAsia="Times New Roman" w:hAnsi="Times New Roman" w:cs="Times New Roman"/>
-                      <w:kern w:val="0"/>
-                      <w:lang w:eastAsia="pt-BR"/>
-                      <w14:ligatures w14:val="none"/>
-                    </w:rPr>
-                    <w:t>,</w:t>
-                  </w:r>
-                  <w:r>
-                    <w:rPr>
-                      <w:rFonts w:ascii="Times New Roman" w:eastAsia="Times New Roman" w:hAnsi="Times New Roman" w:cs="Times New Roman"/>
-                      <w:kern w:val="0"/>
-                      <w:lang w:eastAsia="pt-BR"/>
-                      <w14:ligatures w14:val="none"/>
-                    </w:rPr>
-                    <w:t>07</w:t>
-                  </w:r>
-                </w:p>
-              </w:tc>
-              <w:tc>
-                <w:tcPr>
-                  <w:tcW w:w="0" w:type="auto"/>
-                  <w:vAlign w:val="center"/>
-                  <w:hideMark/>
-                </w:tcPr>
-                <w:p>
-                  <w:pPr>
-                    <w:spacing w:after="0" w:line="240" w:lineRule="auto"/>
-                    <w:rPr>
-                      <w:rFonts w:ascii="Times New Roman" w:eastAsia="Times New Roman" w:hAnsi="Times New Roman" w:cs="Times New Roman"/>
-                      <w:kern w:val="0"/>
-                      <w:lang w:eastAsia="pt-BR"/>
-                      <w14:ligatures w14:val="none"/>
-                    </w:rPr>
-                  </w:pPr>
-                  <w:r>
-                    <w:rPr>
-                      <w:rFonts w:ascii="Times New Roman" w:eastAsia="Times New Roman" w:hAnsi="Times New Roman" w:cs="Times New Roman"/>
-                      <w:kern w:val="0"/>
-                      <w:lang w:eastAsia="pt-BR"/>
-                      <w14:ligatures w14:val="none"/>
-                    </w:rPr>
-                    <w:t>O salário de barganha também permaneceu fixo, por construção do modelo</w:t>
-                  </w:r>
-                </w:p>
-              </w:tc>
-            </w:tr>
-            <w:tr>
-              <w:trPr>
-                <w:tblCellSpacing w:w="15" w:type="dxa"/>
-              </w:trPr>
-              <w:tc>
-                <w:tcPr>
-                  <w:tcW w:w="0" w:type="auto"/>
-                  <w:vAlign w:val="center"/>
-                  <w:hideMark/>
-                </w:tcPr>
-                <w:p>
-                  <w:pPr>
-                    <w:spacing w:after="0" w:line="240" w:lineRule="auto"/>
-                    <w:rPr>
-                      <w:rFonts w:ascii="Times New Roman" w:eastAsia="Times New Roman" w:hAnsi="Times New Roman" w:cs="Times New Roman"/>
-                      <w:kern w:val="0"/>
-                      <w:lang w:eastAsia="pt-BR"/>
-                      <w14:ligatures w14:val="none"/>
-                    </w:rPr>
-                  </w:pPr>
-                  <w:r>
-                    <w:rPr>
-                      <w:rFonts w:ascii="Times New Roman" w:eastAsia="Times New Roman" w:hAnsi="Times New Roman" w:cs="Times New Roman"/>
-                      <w:b/>
-                      <w:bCs/>
-                      <w:kern w:val="0"/>
-                      <w:lang w:eastAsia="pt-BR"/>
-                      <w14:ligatures w14:val="none"/>
-                    </w:rPr>
-                    <w:t>c</w:t>
-                  </w:r>
-                </w:p>
-              </w:tc>
-              <w:tc>
-                <w:tcPr>
-                  <w:tcW w:w="0" w:type="auto"/>
-                  <w:vAlign w:val="center"/>
-                  <w:hideMark/>
-                </w:tcPr>
-                <w:p>
-                  <w:pPr>
-                    <w:spacing w:after="0" w:line="240" w:lineRule="auto"/>
-                    <w:rPr>
-                      <w:rFonts w:ascii="Times New Roman" w:eastAsia="Times New Roman" w:hAnsi="Times New Roman" w:cs="Times New Roman"/>
-                      <w:kern w:val="0"/>
-                      <w:lang w:eastAsia="pt-BR"/>
-                      <w14:ligatures w14:val="none"/>
-                    </w:rPr>
-                  </w:pPr>
-                  <w:r>
-                    <w:rPr>
-                      <w:rFonts w:ascii="Times New Roman" w:eastAsia="Times New Roman" w:hAnsi="Times New Roman" w:cs="Times New Roman"/>
-                      <w:kern w:val="0"/>
-                      <w:lang w:eastAsia="pt-BR"/>
-                      <w14:ligatures w14:val="none"/>
-                    </w:rPr>
-                    <w:t>0</w:t>
-                  </w:r>
-                  <w:r>
-                    <w:rPr>
-                      <w:rFonts w:ascii="Times New Roman" w:eastAsia="Times New Roman" w:hAnsi="Times New Roman" w:cs="Times New Roman"/>
-                      <w:kern w:val="0"/>
-                      <w:lang w:eastAsia="pt-BR"/>
-                      <w14:ligatures w14:val="none"/>
-                    </w:rPr>
-                    <w:t>,</w:t>
-                  </w:r>
-                  <w:r>
-                    <w:rPr>
-                      <w:rFonts w:ascii="Times New Roman" w:eastAsia="Times New Roman" w:hAnsi="Times New Roman" w:cs="Times New Roman"/>
-                      <w:kern w:val="0"/>
-                      <w:lang w:eastAsia="pt-BR"/>
-                      <w14:ligatures w14:val="none"/>
-                    </w:rPr>
-                    <w:t>00</w:t>
-                  </w:r>
-                  <w:r>
-                    <w:rPr>
-                      <w:rFonts w:ascii="Times New Roman" w:eastAsia="Times New Roman" w:hAnsi="Times New Roman" w:cs="Times New Roman"/>
-                      <w:kern w:val="0"/>
-                      <w:lang w:eastAsia="pt-BR"/>
-                      <w14:ligatures w14:val="none"/>
-                    </w:rPr>
-                    <w:t>1</w:t>
-                  </w:r>
-                </w:p>
-              </w:tc>
-              <w:tc>
-                <w:tcPr>
-                  <w:tcW w:w="0" w:type="auto"/>
-                  <w:vAlign w:val="center"/>
-                  <w:hideMark/>
-                </w:tcPr>
-                <w:p>
-                  <w:pPr>
-                    <w:spacing w:after="0" w:line="240" w:lineRule="auto"/>
-                    <w:rPr>
-                      <w:rFonts w:ascii="Times New Roman" w:eastAsia="Times New Roman" w:hAnsi="Times New Roman" w:cs="Times New Roman"/>
-                      <w:kern w:val="0"/>
-                      <w:lang w:eastAsia="pt-BR"/>
-                      <w14:ligatures w14:val="none"/>
-                    </w:rPr>
-                  </w:pPr>
-                  <w:r>
-                    <w:rPr>
-                      <w:rFonts w:ascii="Times New Roman" w:eastAsia="Times New Roman" w:hAnsi="Times New Roman" w:cs="Times New Roman"/>
-                      <w:kern w:val="0"/>
-                      <w:lang w:eastAsia="pt-BR"/>
-                      <w14:ligatures w14:val="none"/>
-                    </w:rPr>
-                    <w:t>0</w:t>
-                  </w:r>
-                  <w:r>
-                    <w:rPr>
-                      <w:rFonts w:ascii="Times New Roman" w:eastAsia="Times New Roman" w:hAnsi="Times New Roman" w:cs="Times New Roman"/>
-                      <w:kern w:val="0"/>
-                      <w:lang w:eastAsia="pt-BR"/>
-                      <w14:ligatures w14:val="none"/>
-                    </w:rPr>
-                    <w:t>,</w:t>
-                  </w:r>
-                  <w:r>
-                    <w:rPr>
-                      <w:rFonts w:ascii="Times New Roman" w:eastAsia="Times New Roman" w:hAnsi="Times New Roman" w:cs="Times New Roman"/>
-                      <w:kern w:val="0"/>
-                      <w:lang w:eastAsia="pt-BR"/>
-                      <w14:ligatures w14:val="none"/>
-                    </w:rPr>
-                    <w:t>000</w:t>
-                  </w:r>
-                  <w:r>
-                    <w:rPr>
-                      <w:rFonts w:ascii="Times New Roman" w:eastAsia="Times New Roman" w:hAnsi="Times New Roman" w:cs="Times New Roman"/>
-                      <w:kern w:val="0"/>
-                      <w:lang w:eastAsia="pt-BR"/>
-                      <w14:ligatures w14:val="none"/>
-                    </w:rPr>
-                    <w:t>3</w:t>
-                  </w:r>
-                </w:p>
-              </w:tc>
-              <w:tc>
-                <w:tcPr>
-                  <w:tcW w:w="0" w:type="auto"/>
-                  <w:vAlign w:val="center"/>
-                  <w:hideMark/>
-                </w:tcPr>
-                <w:p>
-                  <w:pPr>
-                    <w:spacing w:after="0" w:line="240" w:lineRule="auto"/>
-                    <w:rPr>
-                      <w:rFonts w:ascii="Times New Roman" w:eastAsia="Times New Roman" w:hAnsi="Times New Roman" w:cs="Times New Roman"/>
-                      <w:kern w:val="0"/>
-                      <w:lang w:eastAsia="pt-BR"/>
-                      <w14:ligatures w14:val="none"/>
-                    </w:rPr>
-                  </w:pPr>
-                  <w:r>
-                    <w:rPr>
-                      <w:rFonts w:ascii="Times New Roman" w:eastAsia="Times New Roman" w:hAnsi="Times New Roman" w:cs="Times New Roman"/>
-                      <w:kern w:val="0"/>
-                      <w:lang w:eastAsia="pt-BR"/>
-                      <w14:ligatures w14:val="none"/>
-                    </w:rPr>
-                    <w:t>0</w:t>
-                  </w:r>
-                  <w:r>
-                    <w:rPr>
-                      <w:rFonts w:ascii="Times New Roman" w:eastAsia="Times New Roman" w:hAnsi="Times New Roman" w:cs="Times New Roman"/>
-                      <w:kern w:val="0"/>
-                      <w:lang w:eastAsia="pt-BR"/>
-                      <w14:ligatures w14:val="none"/>
-                    </w:rPr>
-                    <w:t>,</w:t>
-                  </w:r>
-                  <w:r>
-                    <w:rPr>
-                      <w:rFonts w:ascii="Times New Roman" w:eastAsia="Times New Roman" w:hAnsi="Times New Roman" w:cs="Times New Roman"/>
-                      <w:kern w:val="0"/>
-                      <w:lang w:eastAsia="pt-BR"/>
-                      <w14:ligatures w14:val="none"/>
-                    </w:rPr>
-                    <w:t>0003</w:t>
-                  </w:r>
-                </w:p>
-              </w:tc>
-              <w:tc>
-                <w:tcPr>
-                  <w:tcW w:w="0" w:type="auto"/>
-                  <w:vAlign w:val="center"/>
-                  <w:hideMark/>
-                </w:tcPr>
-                <w:p>
-                  <w:pPr>
-                    <w:spacing w:after="0" w:line="240" w:lineRule="auto"/>
-                    <w:rPr>
-                      <w:rFonts w:ascii="Times New Roman" w:eastAsia="Times New Roman" w:hAnsi="Times New Roman" w:cs="Times New Roman"/>
-                      <w:kern w:val="0"/>
-                      <w:lang w:eastAsia="pt-BR"/>
-                      <w14:ligatures w14:val="none"/>
-                    </w:rPr>
-                  </w:pPr>
-                  <w:r>
-                    <w:rPr>
-                      <w:rFonts w:ascii="Times New Roman" w:eastAsia="Times New Roman" w:hAnsi="Times New Roman" w:cs="Times New Roman"/>
-                      <w:kern w:val="0"/>
-                      <w:lang w:eastAsia="pt-BR"/>
-                      <w14:ligatures w14:val="none"/>
-                    </w:rPr>
-                    <w:t xml:space="preserve">O custo de manter uma vaga </w:t>
-                  </w:r>
-                  <w:r>
-                    <w:rPr>
-                      <w:rFonts w:ascii="Times New Roman" w:eastAsia="Times New Roman" w:hAnsi="Times New Roman" w:cs="Times New Roman"/>
-                      <w:b/>
-                      <w:bCs/>
-                      <w:kern w:val="0"/>
-                      <w:lang w:eastAsia="pt-BR"/>
-                      <w14:ligatures w14:val="none"/>
-                    </w:rPr>
-                    <w:t>diminuiu na pandemia</w:t>
-                  </w:r>
-                  <w:r>
-                    <w:rPr>
-                      <w:rFonts w:ascii="Times New Roman" w:eastAsia="Times New Roman" w:hAnsi="Times New Roman" w:cs="Times New Roman"/>
-                      <w:kern w:val="0"/>
-                      <w:lang w:eastAsia="pt-BR"/>
-                      <w14:ligatures w14:val="none"/>
-                    </w:rPr>
-                    <w:t>, possivelmente por menor competição por vagas, mas subiu ligeiramente depois</w:t>
-                  </w:r>
-                </w:p>
-              </w:tc>
-            </w:tr>
-            <w:tr>
-              <w:trPr>
-                <w:tblCellSpacing w:w="15" w:type="dxa"/>
-              </w:trPr>
-              <w:tc>
-                <w:tcPr>
-                  <w:tcW w:w="0" w:type="auto"/>
-                  <w:vAlign w:val="center"/>
-                  <w:hideMark/>
-                </w:tcPr>
-                <w:p>
-                  <w:pPr>
-                    <w:spacing w:after="0" w:line="240" w:lineRule="auto"/>
-                    <w:rPr>
-                      <w:rFonts w:ascii="Times New Roman" w:eastAsia="Times New Roman" w:hAnsi="Times New Roman" w:cs="Times New Roman"/>
-                      <w:kern w:val="0"/>
-                      <w:lang w:eastAsia="pt-BR"/>
-                      <w14:ligatures w14:val="none"/>
-                    </w:rPr>
-                  </w:pPr>
-                  <w:r>
-                    <w:rPr>
-                      <w:rFonts w:ascii="Times New Roman" w:eastAsia="Times New Roman" w:hAnsi="Times New Roman" w:cs="Times New Roman"/>
-                      <w:b/>
-                      <w:bCs/>
-                      <w:kern w:val="0"/>
-                      <w:lang w:eastAsia="pt-BR"/>
-                      <w14:ligatures w14:val="none"/>
-                    </w:rPr>
-                    <w:t>u</w:t>
-                  </w:r>
-                </w:p>
-              </w:tc>
-              <w:tc>
-                <w:tcPr>
-                  <w:tcW w:w="0" w:type="auto"/>
-                  <w:vAlign w:val="center"/>
-                  <w:hideMark/>
-                </w:tcPr>
-                <w:p>
-                  <w:pPr>
-                    <w:spacing w:after="0" w:line="240" w:lineRule="auto"/>
-                    <w:rPr>
-                      <w:rFonts w:ascii="Times New Roman" w:eastAsia="Times New Roman" w:hAnsi="Times New Roman" w:cs="Times New Roman"/>
-                      <w:kern w:val="0"/>
-                      <w:lang w:eastAsia="pt-BR"/>
-                      <w14:ligatures w14:val="none"/>
-                    </w:rPr>
-                  </w:pPr>
-                  <w:r>
-                    <w:rPr>
-                      <w:rFonts w:ascii="Times New Roman" w:eastAsia="Times New Roman" w:hAnsi="Times New Roman" w:cs="Times New Roman"/>
-                      <w:kern w:val="0"/>
-                      <w:lang w:eastAsia="pt-BR"/>
-                      <w14:ligatures w14:val="none"/>
-                    </w:rPr>
-                    <w:t>0</w:t>
-                  </w:r>
-                  <w:r>
-                    <w:rPr>
-                      <w:rFonts w:ascii="Times New Roman" w:eastAsia="Times New Roman" w:hAnsi="Times New Roman" w:cs="Times New Roman"/>
-                      <w:kern w:val="0"/>
-                      <w:lang w:eastAsia="pt-BR"/>
-                      <w14:ligatures w14:val="none"/>
-                    </w:rPr>
-                    <w:t>,</w:t>
-                  </w:r>
-                  <w:r>
-                    <w:rPr>
-                      <w:rFonts w:ascii="Times New Roman" w:eastAsia="Times New Roman" w:hAnsi="Times New Roman" w:cs="Times New Roman"/>
-                      <w:kern w:val="0"/>
-                      <w:lang w:eastAsia="pt-BR"/>
-                      <w14:ligatures w14:val="none"/>
-                    </w:rPr>
-                    <w:t>1726</w:t>
-                  </w:r>
-                </w:p>
-              </w:tc>
-              <w:tc>
-                <w:tcPr>
-                  <w:tcW w:w="0" w:type="auto"/>
-                  <w:vAlign w:val="center"/>
-                  <w:hideMark/>
-                </w:tcPr>
-                <w:p>
-                  <w:pPr>
-                    <w:spacing w:after="0" w:line="240" w:lineRule="auto"/>
-                    <w:rPr>
-                      <w:rFonts w:ascii="Times New Roman" w:eastAsia="Times New Roman" w:hAnsi="Times New Roman" w:cs="Times New Roman"/>
-                      <w:kern w:val="0"/>
-                      <w:lang w:eastAsia="pt-BR"/>
-                      <w14:ligatures w14:val="none"/>
-                    </w:rPr>
-                  </w:pPr>
-                  <w:r>
-                    <w:rPr>
-                      <w:rFonts w:ascii="Times New Roman" w:eastAsia="Times New Roman" w:hAnsi="Times New Roman" w:cs="Times New Roman"/>
-                      <w:kern w:val="0"/>
-                      <w:lang w:eastAsia="pt-BR"/>
-                      <w14:ligatures w14:val="none"/>
-                    </w:rPr>
-                    <w:t>0</w:t>
-                  </w:r>
-                  <w:r>
-                    <w:rPr>
-                      <w:rFonts w:ascii="Times New Roman" w:eastAsia="Times New Roman" w:hAnsi="Times New Roman" w:cs="Times New Roman"/>
-                      <w:kern w:val="0"/>
-                      <w:lang w:eastAsia="pt-BR"/>
-                      <w14:ligatures w14:val="none"/>
-                    </w:rPr>
-                    <w:t>,</w:t>
-                  </w:r>
-                  <w:r>
-                    <w:rPr>
-                      <w:rFonts w:ascii="Times New Roman" w:eastAsia="Times New Roman" w:hAnsi="Times New Roman" w:cs="Times New Roman"/>
-                      <w:kern w:val="0"/>
-                      <w:lang w:eastAsia="pt-BR"/>
-                      <w14:ligatures w14:val="none"/>
-                    </w:rPr>
-                    <w:t>2099</w:t>
-                  </w:r>
-                </w:p>
-              </w:tc>
-              <w:tc>
-                <w:tcPr>
-                  <w:tcW w:w="0" w:type="auto"/>
-                  <w:vAlign w:val="center"/>
-                  <w:hideMark/>
-                </w:tcPr>
-                <w:p>
-                  <w:pPr>
-                    <w:spacing w:after="0" w:line="240" w:lineRule="auto"/>
-                    <w:rPr>
-                      <w:rFonts w:ascii="Times New Roman" w:eastAsia="Times New Roman" w:hAnsi="Times New Roman" w:cs="Times New Roman"/>
-                      <w:kern w:val="0"/>
-                      <w:lang w:eastAsia="pt-BR"/>
-                      <w14:ligatures w14:val="none"/>
-                    </w:rPr>
-                  </w:pPr>
-                  <w:r>
-                    <w:rPr>
-                      <w:rFonts w:ascii="Times New Roman" w:eastAsia="Times New Roman" w:hAnsi="Times New Roman" w:cs="Times New Roman"/>
-                      <w:kern w:val="0"/>
-                      <w:lang w:eastAsia="pt-BR"/>
-                      <w14:ligatures w14:val="none"/>
-                    </w:rPr>
-                    <w:t>0</w:t>
-                  </w:r>
-                  <w:r>
-                    <w:rPr>
-                      <w:rFonts w:ascii="Times New Roman" w:eastAsia="Times New Roman" w:hAnsi="Times New Roman" w:cs="Times New Roman"/>
-                      <w:kern w:val="0"/>
-                      <w:lang w:eastAsia="pt-BR"/>
-                      <w14:ligatures w14:val="none"/>
-                    </w:rPr>
-                    <w:t>,</w:t>
-                  </w:r>
-                  <w:r>
-                    <w:rPr>
-                      <w:rFonts w:ascii="Times New Roman" w:eastAsia="Times New Roman" w:hAnsi="Times New Roman" w:cs="Times New Roman"/>
-                      <w:kern w:val="0"/>
-                      <w:lang w:eastAsia="pt-BR"/>
-                      <w14:ligatures w14:val="none"/>
-                    </w:rPr>
-                    <w:t>1179</w:t>
-                  </w:r>
-                </w:p>
-              </w:tc>
-              <w:tc>
-                <w:tcPr>
-                  <w:tcW w:w="0" w:type="auto"/>
-                  <w:vAlign w:val="center"/>
-                  <w:hideMark/>
-                </w:tcPr>
-                <w:p>
-                  <w:pPr>
-                    <w:spacing w:after="0" w:line="240" w:lineRule="auto"/>
-                    <w:rPr>
-                      <w:rFonts w:ascii="Times New Roman" w:eastAsia="Times New Roman" w:hAnsi="Times New Roman" w:cs="Times New Roman"/>
-                      <w:kern w:val="0"/>
-                      <w:lang w:eastAsia="pt-BR"/>
-                      <w14:ligatures w14:val="none"/>
-                    </w:rPr>
-                  </w:pPr>
-                  <w:r>
-                    <w:rPr>
-                      <w:rFonts w:ascii="Times New Roman" w:eastAsia="Times New Roman" w:hAnsi="Times New Roman" w:cs="Times New Roman"/>
-                      <w:kern w:val="0"/>
-                      <w:lang w:eastAsia="pt-BR"/>
-                      <w14:ligatures w14:val="none"/>
-                    </w:rPr>
-                    <w:t xml:space="preserve">A taxa de desemprego </w:t>
-                  </w:r>
-                  <w:r>
-                    <w:rPr>
-                      <w:rFonts w:ascii="Times New Roman" w:eastAsia="Times New Roman" w:hAnsi="Times New Roman" w:cs="Times New Roman"/>
-                      <w:b/>
-                      <w:bCs/>
-                      <w:kern w:val="0"/>
-                      <w:lang w:eastAsia="pt-BR"/>
-                      <w14:ligatures w14:val="none"/>
-                    </w:rPr>
-                    <w:t>aumentou na pandemia</w:t>
-                  </w:r>
-                  <w:r>
-                    <w:rPr>
-                      <w:rFonts w:ascii="Times New Roman" w:eastAsia="Times New Roman" w:hAnsi="Times New Roman" w:cs="Times New Roman"/>
-                      <w:kern w:val="0"/>
-                      <w:lang w:eastAsia="pt-BR"/>
-                      <w14:ligatures w14:val="none"/>
-                    </w:rPr>
-                    <w:t xml:space="preserve"> e depois caiu para </w:t>
-                  </w:r>
-                  <w:r>
-                    <w:rPr>
-                      <w:rFonts w:ascii="Times New Roman" w:eastAsia="Times New Roman" w:hAnsi="Times New Roman" w:cs="Times New Roman"/>
-                      <w:b/>
-                      <w:bCs/>
-                      <w:kern w:val="0"/>
-                      <w:lang w:eastAsia="pt-BR"/>
-                      <w14:ligatures w14:val="none"/>
-                    </w:rPr>
-                    <w:t>nível inferior ao pré-crise</w:t>
-                  </w:r>
-                </w:p>
-              </w:tc>
-            </w:tr>
-            <w:tr>
-              <w:trPr>
-                <w:tblCellSpacing w:w="15" w:type="dxa"/>
-              </w:trPr>
-              <w:tc>
-                <w:tcPr>
-                  <w:tcW w:w="0" w:type="auto"/>
-                  <w:vAlign w:val="center"/>
-                  <w:hideMark/>
-                </w:tcPr>
-                <w:p>
-                  <w:pPr>
-                    <w:spacing w:after="0" w:line="240" w:lineRule="auto"/>
-                    <w:rPr>
-                      <w:rFonts w:ascii="Times New Roman" w:eastAsia="Times New Roman" w:hAnsi="Times New Roman" w:cs="Times New Roman"/>
-                      <w:kern w:val="0"/>
-                      <w:lang w:eastAsia="pt-BR"/>
-                      <w14:ligatures w14:val="none"/>
-                    </w:rPr>
-                  </w:pPr>
-                  <w:r>
-                    <w:rPr>
-                      <w:rFonts w:ascii="Times New Roman" w:eastAsia="Times New Roman" w:hAnsi="Times New Roman" w:cs="Times New Roman"/>
-                      <w:b/>
-                      <w:bCs/>
-                      <w:kern w:val="0"/>
-                      <w:lang w:eastAsia="pt-BR"/>
-                      <w14:ligatures w14:val="none"/>
-                    </w:rPr>
-                    <w:t>f</w:t>
-                  </w:r>
-                </w:p>
-              </w:tc>
-              <w:tc>
-                <w:tcPr>
-                  <w:tcW w:w="0" w:type="auto"/>
-                  <w:vAlign w:val="center"/>
-                  <w:hideMark/>
-                </w:tcPr>
-                <w:p>
-                  <w:pPr>
-                    <w:spacing w:after="0" w:line="240" w:lineRule="auto"/>
-                    <w:rPr>
-                      <w:rFonts w:ascii="Times New Roman" w:eastAsia="Times New Roman" w:hAnsi="Times New Roman" w:cs="Times New Roman"/>
-                      <w:kern w:val="0"/>
-                      <w:lang w:eastAsia="pt-BR"/>
-                      <w14:ligatures w14:val="none"/>
-                    </w:rPr>
-                  </w:pPr>
-                  <w:r>
-                    <w:rPr>
-                      <w:rFonts w:ascii="Times New Roman" w:eastAsia="Times New Roman" w:hAnsi="Times New Roman" w:cs="Times New Roman"/>
-                      <w:kern w:val="0"/>
-                      <w:lang w:eastAsia="pt-BR"/>
-                      <w14:ligatures w14:val="none"/>
-                    </w:rPr>
-                    <w:t>0</w:t>
-                  </w:r>
-                  <w:r>
-                    <w:rPr>
-                      <w:rFonts w:ascii="Times New Roman" w:eastAsia="Times New Roman" w:hAnsi="Times New Roman" w:cs="Times New Roman"/>
-                      <w:kern w:val="0"/>
-                      <w:lang w:eastAsia="pt-BR"/>
-                      <w14:ligatures w14:val="none"/>
-                    </w:rPr>
-                    <w:t>,</w:t>
-                  </w:r>
-                  <w:r>
-                    <w:rPr>
-                      <w:rFonts w:ascii="Times New Roman" w:eastAsia="Times New Roman" w:hAnsi="Times New Roman" w:cs="Times New Roman"/>
-                      <w:kern w:val="0"/>
-                      <w:lang w:eastAsia="pt-BR"/>
-                      <w14:ligatures w14:val="none"/>
-                    </w:rPr>
-                    <w:t>3801</w:t>
-                  </w:r>
-                </w:p>
-              </w:tc>
-              <w:tc>
-                <w:tcPr>
-                  <w:tcW w:w="0" w:type="auto"/>
-                  <w:vAlign w:val="center"/>
-                  <w:hideMark/>
-                </w:tcPr>
-                <w:p>
-                  <w:pPr>
-                    <w:spacing w:after="0" w:line="240" w:lineRule="auto"/>
-                    <w:rPr>
-                      <w:rFonts w:ascii="Times New Roman" w:eastAsia="Times New Roman" w:hAnsi="Times New Roman" w:cs="Times New Roman"/>
-                      <w:kern w:val="0"/>
-                      <w:lang w:eastAsia="pt-BR"/>
-                      <w14:ligatures w14:val="none"/>
-                    </w:rPr>
-                  </w:pPr>
-                  <w:r>
-                    <w:rPr>
-                      <w:rFonts w:ascii="Times New Roman" w:eastAsia="Times New Roman" w:hAnsi="Times New Roman" w:cs="Times New Roman"/>
-                      <w:kern w:val="0"/>
-                      <w:lang w:eastAsia="pt-BR"/>
-                      <w14:ligatures w14:val="none"/>
-                    </w:rPr>
-                    <w:t>0</w:t>
-                  </w:r>
-                  <w:r>
-                    <w:rPr>
-                      <w:rFonts w:ascii="Times New Roman" w:eastAsia="Times New Roman" w:hAnsi="Times New Roman" w:cs="Times New Roman"/>
-                      <w:kern w:val="0"/>
-                      <w:lang w:eastAsia="pt-BR"/>
-                      <w14:ligatures w14:val="none"/>
-                    </w:rPr>
-                    <w:t>,</w:t>
-                  </w:r>
-                  <w:r>
-                    <w:rPr>
-                      <w:rFonts w:ascii="Times New Roman" w:eastAsia="Times New Roman" w:hAnsi="Times New Roman" w:cs="Times New Roman"/>
-                      <w:kern w:val="0"/>
-                      <w:lang w:eastAsia="pt-BR"/>
-                      <w14:ligatures w14:val="none"/>
-                    </w:rPr>
-                    <w:t>2125</w:t>
-                  </w:r>
-                </w:p>
-              </w:tc>
-              <w:tc>
-                <w:tcPr>
-                  <w:tcW w:w="0" w:type="auto"/>
-                  <w:vAlign w:val="center"/>
-                  <w:hideMark/>
-                </w:tcPr>
-                <w:p>
-                  <w:pPr>
-                    <w:spacing w:after="0" w:line="240" w:lineRule="auto"/>
-                    <w:rPr>
-                      <w:rFonts w:ascii="Times New Roman" w:eastAsia="Times New Roman" w:hAnsi="Times New Roman" w:cs="Times New Roman"/>
-                      <w:kern w:val="0"/>
-                      <w:lang w:eastAsia="pt-BR"/>
-                      <w14:ligatures w14:val="none"/>
-                    </w:rPr>
-                  </w:pPr>
-                  <w:r>
-                    <w:rPr>
-                      <w:rFonts w:ascii="Times New Roman" w:eastAsia="Times New Roman" w:hAnsi="Times New Roman" w:cs="Times New Roman"/>
-                      <w:kern w:val="0"/>
-                      <w:lang w:eastAsia="pt-BR"/>
-                      <w14:ligatures w14:val="none"/>
-                    </w:rPr>
-                    <w:t>0</w:t>
-                  </w:r>
-                  <w:r>
-                    <w:rPr>
-                      <w:rFonts w:ascii="Times New Roman" w:eastAsia="Times New Roman" w:hAnsi="Times New Roman" w:cs="Times New Roman"/>
-                      <w:kern w:val="0"/>
-                      <w:lang w:eastAsia="pt-BR"/>
-                      <w14:ligatures w14:val="none"/>
-                    </w:rPr>
-                    <w:t>,</w:t>
-                  </w:r>
-                  <w:r>
-                    <w:rPr>
-                      <w:rFonts w:ascii="Times New Roman" w:eastAsia="Times New Roman" w:hAnsi="Times New Roman" w:cs="Times New Roman"/>
-                      <w:kern w:val="0"/>
-                      <w:lang w:eastAsia="pt-BR"/>
-                      <w14:ligatures w14:val="none"/>
-                    </w:rPr>
-                    <w:t>4585</w:t>
-                  </w:r>
-                </w:p>
-              </w:tc>
-              <w:tc>
-                <w:tcPr>
-                  <w:tcW w:w="0" w:type="auto"/>
-                  <w:vAlign w:val="center"/>
-                  <w:hideMark/>
-                </w:tcPr>
-                <w:p>
-                  <w:pPr>
-                    <w:spacing w:after="0" w:line="240" w:lineRule="auto"/>
-                    <w:rPr>
-                      <w:rFonts w:ascii="Times New Roman" w:eastAsia="Times New Roman" w:hAnsi="Times New Roman" w:cs="Times New Roman"/>
-                      <w:kern w:val="0"/>
-                      <w:lang w:eastAsia="pt-BR"/>
-                      <w14:ligatures w14:val="none"/>
-                    </w:rPr>
-                  </w:pPr>
-                  <w:r>
-                    <w:rPr>
-                      <w:rFonts w:ascii="Times New Roman" w:eastAsia="Times New Roman" w:hAnsi="Times New Roman" w:cs="Times New Roman"/>
-                      <w:kern w:val="0"/>
-                      <w:lang w:eastAsia="pt-BR"/>
-                      <w14:ligatures w14:val="none"/>
-                    </w:rPr>
-                    <w:t xml:space="preserve">A eficiência de </w:t>
-                  </w:r>
-                  <w:proofErr w:type="spellStart"/>
-                  <w:r>
-                    <w:rPr>
-                      <w:rFonts w:ascii="Times New Roman" w:eastAsia="Times New Roman" w:hAnsi="Times New Roman" w:cs="Times New Roman"/>
-                      <w:kern w:val="0"/>
-                      <w:lang w:eastAsia="pt-BR"/>
-                      <w14:ligatures w14:val="none"/>
-                    </w:rPr>
-                    <w:t>matching</w:t>
-                  </w:r>
-                  <w:proofErr w:type="spellEnd"/>
-                  <w:r>
-                    <w:rPr>
-                      <w:rFonts w:ascii="Times New Roman" w:eastAsia="Times New Roman" w:hAnsi="Times New Roman" w:cs="Times New Roman"/>
-                      <w:kern w:val="0"/>
-                      <w:lang w:eastAsia="pt-BR"/>
-                      <w14:ligatures w14:val="none"/>
-                    </w:rPr>
-                    <w:t xml:space="preserve"> </w:t>
-                  </w:r>
-                  <w:r>
-                    <w:rPr>
-                      <w:rFonts w:ascii="Times New Roman" w:eastAsia="Times New Roman" w:hAnsi="Times New Roman" w:cs="Times New Roman"/>
-                      <w:b/>
-                      <w:bCs/>
-                      <w:kern w:val="0"/>
-                      <w:lang w:eastAsia="pt-BR"/>
-                      <w14:ligatures w14:val="none"/>
-                    </w:rPr>
-                    <w:t>caiu durante a pandemia</w:t>
-                  </w:r>
-                  <w:r>
-                    <w:rPr>
-                      <w:rFonts w:ascii="Times New Roman" w:eastAsia="Times New Roman" w:hAnsi="Times New Roman" w:cs="Times New Roman"/>
-                      <w:kern w:val="0"/>
-                      <w:lang w:eastAsia="pt-BR"/>
-                      <w14:ligatures w14:val="none"/>
-                    </w:rPr>
-                    <w:t xml:space="preserve">, mas </w:t>
-                  </w:r>
-                  <w:r>
-                    <w:rPr>
-                      <w:rFonts w:ascii="Times New Roman" w:eastAsia="Times New Roman" w:hAnsi="Times New Roman" w:cs="Times New Roman"/>
-                      <w:b/>
-                      <w:bCs/>
-                      <w:kern w:val="0"/>
-                      <w:lang w:eastAsia="pt-BR"/>
-                      <w14:ligatures w14:val="none"/>
-                    </w:rPr>
-                    <w:t>superou o nível anterior</w:t>
-                  </w:r>
-                  <w:r>
-                    <w:rPr>
-                      <w:rFonts w:ascii="Times New Roman" w:eastAsia="Times New Roman" w:hAnsi="Times New Roman" w:cs="Times New Roman"/>
-                      <w:kern w:val="0"/>
-                      <w:lang w:eastAsia="pt-BR"/>
-                      <w14:ligatures w14:val="none"/>
-                    </w:rPr>
-                    <w:t xml:space="preserve"> após 2022</w:t>
-                  </w:r>
-                </w:p>
-              </w:tc>
-            </w:tr>
-            <w:tr>
-              <w:trPr>
-                <w:tblCellSpacing w:w="15" w:type="dxa"/>
-              </w:trPr>
-              <w:tc>
-                <w:tcPr>
-                  <w:tcW w:w="0" w:type="auto"/>
-                  <w:vAlign w:val="center"/>
-                  <w:hideMark/>
-                </w:tcPr>
-                <w:p>
-                  <w:pPr>
-                    <w:spacing w:after="0" w:line="240" w:lineRule="auto"/>
-                    <w:rPr>
-                      <w:rFonts w:ascii="Times New Roman" w:eastAsia="Times New Roman" w:hAnsi="Times New Roman" w:cs="Times New Roman"/>
-                      <w:kern w:val="0"/>
-                      <w:lang w:eastAsia="pt-BR"/>
-                      <w14:ligatures w14:val="none"/>
-                    </w:rPr>
-                  </w:pPr>
-                  <w:r>
-                    <w:rPr>
-                      <w:rFonts w:ascii="Times New Roman" w:eastAsia="Times New Roman" w:hAnsi="Times New Roman" w:cs="Times New Roman"/>
-                      <w:b/>
-                      <w:bCs/>
-                      <w:kern w:val="0"/>
-                      <w:lang w:eastAsia="pt-BR"/>
-                      <w14:ligatures w14:val="none"/>
-                    </w:rPr>
-                    <w:t>s</w:t>
-                  </w:r>
-                </w:p>
-              </w:tc>
-              <w:tc>
-                <w:tcPr>
-                  <w:tcW w:w="0" w:type="auto"/>
-                  <w:vAlign w:val="center"/>
-                  <w:hideMark/>
-                </w:tcPr>
-                <w:p>
-                  <w:pPr>
-                    <w:spacing w:after="0" w:line="240" w:lineRule="auto"/>
-                    <w:rPr>
-                      <w:rFonts w:ascii="Times New Roman" w:eastAsia="Times New Roman" w:hAnsi="Times New Roman" w:cs="Times New Roman"/>
-                      <w:kern w:val="0"/>
-                      <w:lang w:eastAsia="pt-BR"/>
-                      <w14:ligatures w14:val="none"/>
-                    </w:rPr>
-                  </w:pPr>
-                  <w:r>
-                    <w:rPr>
-                      <w:rFonts w:ascii="Times New Roman" w:eastAsia="Times New Roman" w:hAnsi="Times New Roman" w:cs="Times New Roman"/>
-                      <w:kern w:val="0"/>
-                      <w:lang w:eastAsia="pt-BR"/>
-                      <w14:ligatures w14:val="none"/>
-                    </w:rPr>
-                    <w:t>0</w:t>
-                  </w:r>
-                  <w:r>
-                    <w:rPr>
-                      <w:rFonts w:ascii="Times New Roman" w:eastAsia="Times New Roman" w:hAnsi="Times New Roman" w:cs="Times New Roman"/>
-                      <w:kern w:val="0"/>
-                      <w:lang w:eastAsia="pt-BR"/>
-                      <w14:ligatures w14:val="none"/>
-                    </w:rPr>
-                    <w:t>,</w:t>
-                  </w:r>
-                  <w:r>
-                    <w:rPr>
-                      <w:rFonts w:ascii="Times New Roman" w:eastAsia="Times New Roman" w:hAnsi="Times New Roman" w:cs="Times New Roman"/>
-                      <w:kern w:val="0"/>
-                      <w:lang w:eastAsia="pt-BR"/>
-                      <w14:ligatures w14:val="none"/>
-                    </w:rPr>
-                    <w:t>0706</w:t>
-                  </w:r>
-                </w:p>
-              </w:tc>
-              <w:tc>
-                <w:tcPr>
-                  <w:tcW w:w="0" w:type="auto"/>
-                  <w:vAlign w:val="center"/>
-                  <w:hideMark/>
-                </w:tcPr>
-                <w:p>
-                  <w:pPr>
-                    <w:spacing w:after="0" w:line="240" w:lineRule="auto"/>
-                    <w:rPr>
-                      <w:rFonts w:ascii="Times New Roman" w:eastAsia="Times New Roman" w:hAnsi="Times New Roman" w:cs="Times New Roman"/>
-                      <w:kern w:val="0"/>
-                      <w:lang w:eastAsia="pt-BR"/>
-                      <w14:ligatures w14:val="none"/>
-                    </w:rPr>
-                  </w:pPr>
-                  <w:r>
-                    <w:rPr>
-                      <w:rFonts w:ascii="Times New Roman" w:eastAsia="Times New Roman" w:hAnsi="Times New Roman" w:cs="Times New Roman"/>
-                      <w:kern w:val="0"/>
-                      <w:lang w:eastAsia="pt-BR"/>
-                      <w14:ligatures w14:val="none"/>
-                    </w:rPr>
-                    <w:t>0</w:t>
-                  </w:r>
-                  <w:r>
-                    <w:rPr>
-                      <w:rFonts w:ascii="Times New Roman" w:eastAsia="Times New Roman" w:hAnsi="Times New Roman" w:cs="Times New Roman"/>
-                      <w:kern w:val="0"/>
-                      <w:lang w:eastAsia="pt-BR"/>
-                      <w14:ligatures w14:val="none"/>
-                    </w:rPr>
-                    <w:t>,</w:t>
-                  </w:r>
-                  <w:r>
-                    <w:rPr>
-                      <w:rFonts w:ascii="Times New Roman" w:eastAsia="Times New Roman" w:hAnsi="Times New Roman" w:cs="Times New Roman"/>
-                      <w:kern w:val="0"/>
-                      <w:lang w:eastAsia="pt-BR"/>
-                      <w14:ligatures w14:val="none"/>
-                    </w:rPr>
-                    <w:t>0482</w:t>
-                  </w:r>
-                </w:p>
-              </w:tc>
-              <w:tc>
-                <w:tcPr>
-                  <w:tcW w:w="0" w:type="auto"/>
-                  <w:vAlign w:val="center"/>
-                  <w:hideMark/>
-                </w:tcPr>
-                <w:p>
-                  <w:pPr>
-                    <w:spacing w:after="0" w:line="240" w:lineRule="auto"/>
-                    <w:rPr>
-                      <w:rFonts w:ascii="Times New Roman" w:eastAsia="Times New Roman" w:hAnsi="Times New Roman" w:cs="Times New Roman"/>
-                      <w:kern w:val="0"/>
-                      <w:lang w:eastAsia="pt-BR"/>
-                      <w14:ligatures w14:val="none"/>
-                    </w:rPr>
-                  </w:pPr>
-                  <w:r>
-                    <w:rPr>
-                      <w:rFonts w:ascii="Times New Roman" w:eastAsia="Times New Roman" w:hAnsi="Times New Roman" w:cs="Times New Roman"/>
-                      <w:kern w:val="0"/>
-                      <w:lang w:eastAsia="pt-BR"/>
-                      <w14:ligatures w14:val="none"/>
-                    </w:rPr>
-                    <w:t>0</w:t>
-                  </w:r>
-                  <w:r>
-                    <w:rPr>
-                      <w:rFonts w:ascii="Times New Roman" w:eastAsia="Times New Roman" w:hAnsi="Times New Roman" w:cs="Times New Roman"/>
-                      <w:kern w:val="0"/>
-                      <w:lang w:eastAsia="pt-BR"/>
-                      <w14:ligatures w14:val="none"/>
-                    </w:rPr>
-                    <w:t>,</w:t>
-                  </w:r>
-                  <w:r>
-                    <w:rPr>
-                      <w:rFonts w:ascii="Times New Roman" w:eastAsia="Times New Roman" w:hAnsi="Times New Roman" w:cs="Times New Roman"/>
-                      <w:kern w:val="0"/>
-                      <w:lang w:eastAsia="pt-BR"/>
-                      <w14:ligatures w14:val="none"/>
-                    </w:rPr>
-                    <w:t>0503</w:t>
-                  </w:r>
-                </w:p>
-              </w:tc>
-              <w:tc>
-                <w:tcPr>
-                  <w:tcW w:w="0" w:type="auto"/>
-                  <w:vAlign w:val="center"/>
-                  <w:hideMark/>
-                </w:tcPr>
-                <w:p>
-                  <w:pPr>
-                    <w:spacing w:after="0" w:line="240" w:lineRule="auto"/>
-                    <w:rPr>
-                      <w:rFonts w:ascii="Times New Roman" w:eastAsia="Times New Roman" w:hAnsi="Times New Roman" w:cs="Times New Roman"/>
-                      <w:kern w:val="0"/>
-                      <w:lang w:eastAsia="pt-BR"/>
-                      <w14:ligatures w14:val="none"/>
-                    </w:rPr>
-                  </w:pPr>
-                  <w:r>
-                    <w:rPr>
-                      <w:rFonts w:ascii="Times New Roman" w:eastAsia="Times New Roman" w:hAnsi="Times New Roman" w:cs="Times New Roman"/>
-                      <w:kern w:val="0"/>
-                      <w:lang w:eastAsia="pt-BR"/>
-                      <w14:ligatures w14:val="none"/>
-                    </w:rPr>
-                    <w:t xml:space="preserve">A taxa de separação </w:t>
-                  </w:r>
-                  <w:r>
-                    <w:rPr>
-                      <w:rFonts w:ascii="Times New Roman" w:eastAsia="Times New Roman" w:hAnsi="Times New Roman" w:cs="Times New Roman"/>
-                      <w:b/>
-                      <w:bCs/>
-                      <w:kern w:val="0"/>
-                      <w:lang w:eastAsia="pt-BR"/>
-                      <w14:ligatures w14:val="none"/>
-                    </w:rPr>
-                    <w:t>diminuiu</w:t>
-                  </w:r>
-                  <w:r>
-                    <w:rPr>
-                      <w:rFonts w:ascii="Times New Roman" w:eastAsia="Times New Roman" w:hAnsi="Times New Roman" w:cs="Times New Roman"/>
-                      <w:kern w:val="0"/>
-                      <w:lang w:eastAsia="pt-BR"/>
-                      <w14:ligatures w14:val="none"/>
-                    </w:rPr>
-                    <w:t xml:space="preserve"> no período pandêmico e se manteve baixa no pós-crise</w:t>
-                  </w:r>
-                </w:p>
-              </w:tc>
-            </w:tr>
-            <w:tr>
-              <w:trPr>
-                <w:tblCellSpacing w:w="15" w:type="dxa"/>
-              </w:trPr>
-              <w:tc>
-                <w:tcPr>
-                  <w:tcW w:w="0" w:type="auto"/>
-                  <w:vAlign w:val="center"/>
-                  <w:hideMark/>
-                </w:tcPr>
-                <w:p>
-                  <w:pPr>
-                    <w:spacing w:after="0" w:line="240" w:lineRule="auto"/>
-                    <w:rPr>
-                      <w:rFonts w:ascii="Times New Roman" w:eastAsia="Times New Roman" w:hAnsi="Times New Roman" w:cs="Times New Roman"/>
-                      <w:kern w:val="0"/>
-                      <w:lang w:eastAsia="pt-BR"/>
-                      <w14:ligatures w14:val="none"/>
-                    </w:rPr>
-                  </w:pPr>
-                  <w:r>
-                    <w:rPr>
-                      <w:rFonts w:ascii="Times New Roman" w:eastAsia="Times New Roman" w:hAnsi="Times New Roman" w:cs="Times New Roman"/>
-                      <w:b/>
-                      <w:bCs/>
-                      <w:kern w:val="0"/>
-                      <w:lang w:eastAsia="pt-BR"/>
-                      <w14:ligatures w14:val="none"/>
-                    </w:rPr>
-                    <w:t>θ</w:t>
-                  </w:r>
-                </w:p>
-              </w:tc>
-              <w:tc>
-                <w:tcPr>
-                  <w:tcW w:w="0" w:type="auto"/>
-                  <w:vAlign w:val="center"/>
-                  <w:hideMark/>
-                </w:tcPr>
-                <w:p>
-                  <w:pPr>
-                    <w:spacing w:after="0" w:line="240" w:lineRule="auto"/>
-                    <w:rPr>
-                      <w:rFonts w:ascii="Times New Roman" w:eastAsia="Times New Roman" w:hAnsi="Times New Roman" w:cs="Times New Roman"/>
-                      <w:kern w:val="0"/>
-                      <w:lang w:eastAsia="pt-BR"/>
-                      <w14:ligatures w14:val="none"/>
-                    </w:rPr>
-                  </w:pPr>
-                  <w:r>
-                    <w:rPr>
-                      <w:rFonts w:ascii="Times New Roman" w:eastAsia="Times New Roman" w:hAnsi="Times New Roman" w:cs="Times New Roman"/>
-                      <w:kern w:val="0"/>
-                      <w:lang w:eastAsia="pt-BR"/>
-                      <w14:ligatures w14:val="none"/>
-                    </w:rPr>
-                    <w:t>224,37</w:t>
-                  </w:r>
-                </w:p>
-              </w:tc>
-              <w:tc>
-                <w:tcPr>
-                  <w:tcW w:w="0" w:type="auto"/>
-                  <w:vAlign w:val="center"/>
-                  <w:hideMark/>
-                </w:tcPr>
-                <w:p>
-                  <w:pPr>
-                    <w:spacing w:after="0" w:line="240" w:lineRule="auto"/>
-                    <w:rPr>
-                      <w:rFonts w:ascii="Times New Roman" w:eastAsia="Times New Roman" w:hAnsi="Times New Roman" w:cs="Times New Roman"/>
-                      <w:kern w:val="0"/>
-                      <w:lang w:eastAsia="pt-BR"/>
-                      <w14:ligatures w14:val="none"/>
-                    </w:rPr>
-                  </w:pPr>
-                  <w:r>
-                    <w:rPr>
-                      <w:rFonts w:ascii="Times New Roman" w:eastAsia="Times New Roman" w:hAnsi="Times New Roman" w:cs="Times New Roman"/>
-                      <w:kern w:val="0"/>
-                      <w:lang w:eastAsia="pt-BR"/>
-                      <w14:ligatures w14:val="none"/>
-                    </w:rPr>
-                    <w:t>375,42</w:t>
-                  </w:r>
-                </w:p>
-              </w:tc>
-              <w:tc>
-                <w:tcPr>
-                  <w:tcW w:w="0" w:type="auto"/>
-                  <w:vAlign w:val="center"/>
-                  <w:hideMark/>
-                </w:tcPr>
-                <w:p>
-                  <w:pPr>
-                    <w:spacing w:after="0" w:line="240" w:lineRule="auto"/>
-                    <w:rPr>
-                      <w:rFonts w:ascii="Times New Roman" w:eastAsia="Times New Roman" w:hAnsi="Times New Roman" w:cs="Times New Roman"/>
-                      <w:kern w:val="0"/>
-                      <w:lang w:eastAsia="pt-BR"/>
-                      <w14:ligatures w14:val="none"/>
-                    </w:rPr>
-                  </w:pPr>
-                  <w:r>
-                    <w:rPr>
-                      <w:rFonts w:ascii="Times New Roman" w:eastAsia="Times New Roman" w:hAnsi="Times New Roman" w:cs="Times New Roman"/>
-                      <w:kern w:val="0"/>
-                      <w:lang w:eastAsia="pt-BR"/>
-                      <w14:ligatures w14:val="none"/>
-                    </w:rPr>
-                    <w:t>670,05</w:t>
-                  </w:r>
-                </w:p>
-              </w:tc>
-              <w:tc>
-                <w:tcPr>
-                  <w:tcW w:w="0" w:type="auto"/>
-                  <w:vAlign w:val="center"/>
-                  <w:hideMark/>
-                </w:tcPr>
-                <w:p>
-                  <w:pPr>
-                    <w:spacing w:after="0" w:line="240" w:lineRule="auto"/>
-                    <w:rPr>
-                      <w:rFonts w:ascii="Times New Roman" w:eastAsia="Times New Roman" w:hAnsi="Times New Roman" w:cs="Times New Roman"/>
-                      <w:kern w:val="0"/>
-                      <w:lang w:eastAsia="pt-BR"/>
-                      <w14:ligatures w14:val="none"/>
-                    </w:rPr>
-                  </w:pPr>
-                  <w:r>
-                    <w:rPr>
-                      <w:rFonts w:ascii="Times New Roman" w:eastAsia="Times New Roman" w:hAnsi="Times New Roman" w:cs="Times New Roman"/>
-                      <w:kern w:val="0"/>
-                      <w:lang w:eastAsia="pt-BR"/>
-                      <w14:ligatures w14:val="none"/>
-                    </w:rPr>
-                    <w:t xml:space="preserve">A </w:t>
-                  </w:r>
-                  <w:proofErr w:type="spellStart"/>
-                  <w:r>
-                    <w:rPr>
-                      <w:rFonts w:ascii="Times New Roman" w:eastAsia="Times New Roman" w:hAnsi="Times New Roman" w:cs="Times New Roman"/>
-                      <w:kern w:val="0"/>
-                      <w:lang w:eastAsia="pt-BR"/>
-                      <w14:ligatures w14:val="none"/>
-                    </w:rPr>
-                    <w:t>tightness</w:t>
-                  </w:r>
-                  <w:proofErr w:type="spellEnd"/>
-                  <w:r>
-                    <w:rPr>
-                      <w:rFonts w:ascii="Times New Roman" w:eastAsia="Times New Roman" w:hAnsi="Times New Roman" w:cs="Times New Roman"/>
-                      <w:kern w:val="0"/>
-                      <w:lang w:eastAsia="pt-BR"/>
-                      <w14:ligatures w14:val="none"/>
-                    </w:rPr>
-                    <w:t xml:space="preserve"> do mercado </w:t>
-                  </w:r>
-                  <w:r>
-                    <w:rPr>
-                      <w:rFonts w:ascii="Times New Roman" w:eastAsia="Times New Roman" w:hAnsi="Times New Roman" w:cs="Times New Roman"/>
-                      <w:b/>
-                      <w:bCs/>
-                      <w:kern w:val="0"/>
-                      <w:lang w:eastAsia="pt-BR"/>
-                      <w14:ligatures w14:val="none"/>
-                    </w:rPr>
-                    <w:t>aumentou continuamente</w:t>
-                  </w:r>
-                  <w:r>
-                    <w:rPr>
-                      <w:rFonts w:ascii="Times New Roman" w:eastAsia="Times New Roman" w:hAnsi="Times New Roman" w:cs="Times New Roman"/>
-                      <w:kern w:val="0"/>
-                      <w:lang w:eastAsia="pt-BR"/>
-                      <w14:ligatures w14:val="none"/>
-                    </w:rPr>
-                    <w:t>, indicando mais vagas por desempregado jovem</w:t>
-                  </w:r>
-                </w:p>
-              </w:tc>
-            </w:tr>
-            <w:tr>
-              <w:trPr>
-                <w:tblCellSpacing w:w="15" w:type="dxa"/>
-              </w:trPr>
-              <w:tc>
-                <w:tcPr>
-                  <w:tcW w:w="0" w:type="auto"/>
-                  <w:vAlign w:val="center"/>
-                  <w:hideMark/>
-                </w:tcPr>
-                <w:p>
-                  <w:pPr>
-                    <w:spacing w:after="0" w:line="240" w:lineRule="auto"/>
-                    <w:rPr>
-                      <w:rFonts w:ascii="Times New Roman" w:eastAsia="Times New Roman" w:hAnsi="Times New Roman" w:cs="Times New Roman"/>
-                      <w:kern w:val="0"/>
-                      <w:lang w:eastAsia="pt-BR"/>
-                      <w14:ligatures w14:val="none"/>
-                    </w:rPr>
-                  </w:pPr>
-                  <w:r>
-                    <w:rPr>
-                      <w:rFonts w:ascii="Times New Roman" w:eastAsia="Times New Roman" w:hAnsi="Times New Roman" w:cs="Times New Roman"/>
-                      <w:b/>
-                      <w:bCs/>
-                      <w:kern w:val="0"/>
-                      <w:lang w:eastAsia="pt-BR"/>
-                      <w14:ligatures w14:val="none"/>
-                    </w:rPr>
                     <w:t>α,</w:t>
                   </w:r>
                   <w:r>
@@ -27581,6 +27930,7 @@
         <w:rPr>
           <w:rFonts w:ascii="Times New Roman" w:eastAsiaTheme="minorEastAsia" w:hAnsi="Times New Roman" w:cs="Times New Roman"/>
         </w:rPr>
+        <w:lastRenderedPageBreak/>
         <w:t xml:space="preserve">Apesar da constância dos parâmetros de produtividade, </w:t>
       </w:r>
       <w:r>
@@ -27675,7 +28025,6 @@
         <w:rPr>
           <w:rFonts w:ascii="Times New Roman" w:eastAsiaTheme="minorEastAsia" w:hAnsi="Times New Roman" w:cs="Times New Roman"/>
         </w:rPr>
-        <w:lastRenderedPageBreak/>
         <w:t xml:space="preserve">A eficiência de </w:t>
       </w:r>
       <w:proofErr w:type="spellStart"/>
@@ -27983,6 +28332,7 @@
         <w:rPr>
           <w:rFonts w:ascii="Times New Roman" w:eastAsiaTheme="minorEastAsia" w:hAnsi="Times New Roman" w:cs="Times New Roman"/>
         </w:rPr>
+        <w:lastRenderedPageBreak/>
         <w:tab/>
         <w:t xml:space="preserve">Ademais, uma análise por </w:t>
       </w:r>
@@ -28036,14 +28386,7 @@
         <w:rPr>
           <w:rFonts w:ascii="Times New Roman" w:eastAsiaTheme="minorEastAsia" w:hAnsi="Times New Roman" w:cs="Times New Roman"/>
         </w:rPr>
-        <w:t>em termos de espaço no mercado, no pós-</w:t>
-      </w:r>
-      <w:r>
-        <w:rPr>
-          <w:rFonts w:ascii="Times New Roman" w:eastAsiaTheme="minorEastAsia" w:hAnsi="Times New Roman" w:cs="Times New Roman"/>
-        </w:rPr>
-        <w:lastRenderedPageBreak/>
-        <w:t xml:space="preserve">pandemia. Ainda, novamente </w:t>
+        <w:t xml:space="preserve">em termos de espaço no mercado, no pós-pandemia. Ainda, novamente </w:t>
       </w:r>
       <w:r>
         <w:rPr>
